--- a/40_AWS/05_改修資料/KSM_AWS_MOD_006_改修指示書_RDSコスト削減_ja_vi.docx
+++ b/40_AWS/05_改修資料/KSM_AWS_MOD_006_改修指示書_RDSコスト削減_ja_vi.docx
@@ -80,7 +80,7 @@
           <w:sz w:val="24"/>
           <w:szCs w:val="24"/>
         </w:rPr>
-        <w:t xml:space="preserve">■ ① 文書情報</w:t>
+        <w:t xml:space="preserve">■ 文書情報</w:t>
       </w:r>
       <w:r>
         <w:br/>
@@ -1436,48 +1436,6 @@
           <w:sz w:val="18"/>
           <w:szCs w:val="18"/>
         </w:rPr>
-        <w:t xml:space="preserve">\-\-\-\-\-\-\-\--</w:t>
-      </w:r>
-    </w:p>
-    <w:p>
-      <w:pPr>
-        <w:spacing w:before="100" w:after="100"/>
-      </w:pPr>
-      <w:r>
-        <w:rPr>
-          <w:rFonts w:ascii="BIZ UDPGothic" w:cs="BIZ UDPGothic" w:eastAsia="BIZ UDPGothic" w:hAnsi="BIZ UDPGothic"/>
-          <w:color w:val="404040"/>
-          <w:sz w:val="18"/>
-          <w:szCs w:val="18"/>
-        </w:rPr>
-        <w:t xml:space="preserve">\-\-\-\-\-\-\-\-\-\-\-\-\-\-\-\-\-\-\-\-\-\-\-\-\-\-\-\-\-\-\-\-\-\-\-\-\-\-\-\-\-\-\-\-\-\-\-\-\-\-\-\-\-\-\-\-\-\-\-\-\-\-\-\-\-\-\-\-\-\-\-\-\-\-\-\-\-\-\-\-\-\-\-\-\-\-\-\-\-\-\-\-\-\--</w:t>
-      </w:r>
-    </w:p>
-    <w:p>
-      <w:pPr>
-        <w:spacing w:before="100" w:after="100"/>
-      </w:pPr>
-      <w:r>
-        <w:rPr>
-          <w:rFonts w:ascii="BIZ UDPGothic" w:cs="BIZ UDPGothic" w:eastAsia="BIZ UDPGothic" w:hAnsi="BIZ UDPGothic"/>
-          <w:color w:val="404040"/>
-          <w:sz w:val="18"/>
-          <w:szCs w:val="18"/>
-        </w:rPr>
-        <w:t xml:space="preserve">\-\-\-\-\-\-\-\-\-\-\-\-\-\-\-\-\-\-\-\-\-\-\-\-\-\-\--</w:t>
-      </w:r>
-    </w:p>
-    <w:p>
-      <w:pPr>
-        <w:spacing w:before="100" w:after="100"/>
-      </w:pPr>
-      <w:r>
-        <w:rPr>
-          <w:rFonts w:ascii="BIZ UDPGothic" w:cs="BIZ UDPGothic" w:eastAsia="BIZ UDPGothic" w:hAnsi="BIZ UDPGothic"/>
-          <w:color w:val="404040"/>
-          <w:sz w:val="18"/>
-          <w:szCs w:val="18"/>
-        </w:rPr>
         <w:t xml:space="preserve">No. 確認事項 確認結果</w:t>
       </w:r>
     </w:p>
@@ -1591,48 +1549,6 @@
           <w:szCs w:val="18"/>
         </w:rPr>
         <w:t xml:space="preserve">CPU≒1.69%）に基づくダウンサイズであることを理解し、本改修の実施を承認する</w:t>
-      </w:r>
-    </w:p>
-    <w:p>
-      <w:pPr>
-        <w:spacing w:before="100" w:after="100"/>
-      </w:pPr>
-      <w:r>
-        <w:rPr>
-          <w:rFonts w:ascii="BIZ UDPGothic" w:cs="BIZ UDPGothic" w:eastAsia="BIZ UDPGothic" w:hAnsi="BIZ UDPGothic"/>
-          <w:color w:val="404040"/>
-          <w:sz w:val="18"/>
-          <w:szCs w:val="18"/>
-        </w:rPr>
-        <w:t xml:space="preserve">\-\-\-\-\-\-\-\--</w:t>
-      </w:r>
-    </w:p>
-    <w:p>
-      <w:pPr>
-        <w:spacing w:before="100" w:after="100"/>
-      </w:pPr>
-      <w:r>
-        <w:rPr>
-          <w:rFonts w:ascii="BIZ UDPGothic" w:cs="BIZ UDPGothic" w:eastAsia="BIZ UDPGothic" w:hAnsi="BIZ UDPGothic"/>
-          <w:color w:val="404040"/>
-          <w:sz w:val="18"/>
-          <w:szCs w:val="18"/>
-        </w:rPr>
-        <w:t xml:space="preserve">\-\-\-\-\-\-\-\-\-\-\-\-\-\-\-\-\-\-\-\-\-\-\-\-\-\-\-\-\-\-\-\-\-\-\-\-\-\-\-\-\-\-\-\-\-\-\-\-\-\-\-\-\-\-\-\-\-\-\-\-\-\-\-\-\-\-\-\-\-\-\-\-\-\-\-\-\-\-\-\-\-\-\-\-\-\-\-\-\-\-\-\-\-\--</w:t>
-      </w:r>
-    </w:p>
-    <w:p>
-      <w:pPr>
-        <w:spacing w:before="100" w:after="100"/>
-      </w:pPr>
-      <w:r>
-        <w:rPr>
-          <w:rFonts w:ascii="BIZ UDPGothic" w:cs="BIZ UDPGothic" w:eastAsia="BIZ UDPGothic" w:hAnsi="BIZ UDPGothic"/>
-          <w:color w:val="404040"/>
-          <w:sz w:val="18"/>
-          <w:szCs w:val="18"/>
-        </w:rPr>
-        <w:t xml:space="preserve">\-\-\-\-\-\-\-\-\-\-\-\-\-\-\-\-\-\-\-\-\-\-\-\-\-\-\--</w:t>
       </w:r>
     </w:p>
     <w:p>
@@ -1693,7 +1609,7 @@
           <w:sz w:val="24"/>
           <w:szCs w:val="24"/>
         </w:rPr>
-        <w:t xml:space="preserve">■ ② 改修概要</w:t>
+        <w:t xml:space="preserve">■ 改修概要</w:t>
       </w:r>
       <w:r>
         <w:br/>
@@ -1768,6 +1684,39 @@
     </w:p>
     <w:p>
       <w:pPr>
+        <w:pBdr>
+          <w:left w:val="thick" w:color="C8102E" w:sz="20" w:space="6"/>
+        </w:pBdr>
+        <w:spacing w:before="280" w:after="100"/>
+      </w:pPr>
+      <w:r>
+        <w:rPr>
+          <w:rFonts w:ascii="BIZ UDPGothic" w:cs="BIZ UDPGothic" w:eastAsia="BIZ UDPGothic" w:hAnsi="BIZ UDPGothic"/>
+          <w:b/>
+          <w:bCs/>
+          <w:color w:val="C8102E"/>
+          <w:sz w:val="24"/>
+          <w:szCs w:val="24"/>
+        </w:rPr>
+        <w:t xml:space="preserve">■ 改修内容</w:t>
+      </w:r>
+      <w:r>
+        <w:br/>
+      </w:r>
+      <w:r>
+        <w:rPr>
+          <w:rFonts w:ascii="BIZ UDPGothic" w:cs="BIZ UDPGothic" w:eastAsia="BIZ UDPGothic" w:hAnsi="BIZ UDPGothic"/>
+          <w:i/>
+          <w:iCs/>
+          <w:color w:val="AA3344"/>
+          <w:sz w:val="17"/>
+          <w:szCs w:val="17"/>
+        </w:rPr>
+        <w:t xml:space="preserve">　Nội Dung Sửa Đổi</w:t>
+      </w:r>
+    </w:p>
+    <w:p>
+      <w:pPr>
         <w:spacing w:before="100" w:after="100"/>
       </w:pPr>
       <w:r>
@@ -1779,6 +1728,506 @@
           <w:sz w:val="20"/>
           <w:szCs w:val="20"/>
         </w:rPr>
+        <w:t xml:space="preserve">■ 削減効果と注意事項</w:t>
+      </w:r>
+    </w:p>
+    <w:p>
+      <w:pPr>
+        <w:spacing w:before="100" w:after="100"/>
+      </w:pPr>
+      <w:r>
+        <w:rPr>
+          <w:rFonts w:ascii="BIZ UDPGothic" w:cs="BIZ UDPGothic" w:eastAsia="BIZ UDPGothic" w:hAnsi="BIZ UDPGothic"/>
+          <w:color w:val="404040"/>
+          <w:sz w:val="18"/>
+          <w:szCs w:val="18"/>
+        </w:rPr>
+        <w:t xml:space="preserve">月額削減効果 \$1,004 / 月（約158,500円/月、約1,900,000円/年）</w:t>
+      </w:r>
+    </w:p>
+    <w:p>
+      <w:pPr>
+        <w:spacing w:before="100" w:after="100"/>
+      </w:pPr>
+      <w:r>
+        <w:rPr>
+          <w:rFonts w:ascii="BIZ UDPGothic" w:cs="BIZ UDPGothic" w:eastAsia="BIZ UDPGothic" w:hAnsi="BIZ UDPGothic"/>
+          <w:color w:val="404040"/>
+          <w:sz w:val="18"/>
+          <w:szCs w:val="18"/>
+        </w:rPr>
+        <w:t xml:space="preserve">変更内容 db.r5.2xlarge（8vCPU / 64GB）→ db.r5.xlarge（4vCPU / 32GB）×</w:t>
+      </w:r>
+    </w:p>
+    <w:p>
+      <w:pPr>
+        <w:spacing w:before="100" w:after="100"/>
+      </w:pPr>
+      <w:r>
+        <w:rPr>
+          <w:rFonts w:ascii="BIZ UDPGothic" w:cs="BIZ UDPGothic" w:eastAsia="BIZ UDPGothic" w:hAnsi="BIZ UDPGothic"/>
+          <w:color w:val="404040"/>
+          <w:sz w:val="18"/>
+          <w:szCs w:val="18"/>
+        </w:rPr>
+        <w:t xml:space="preserve">Writer・Reader 各1台</w:t>
+      </w:r>
+    </w:p>
+    <w:p>
+      <w:pPr>
+        <w:spacing w:before="100" w:after="100"/>
+      </w:pPr>
+      <w:r>
+        <w:rPr>
+          <w:rFonts w:ascii="BIZ UDPGothic" w:cs="BIZ UDPGothic" w:eastAsia="BIZ UDPGothic" w:hAnsi="BIZ UDPGothic"/>
+          <w:color w:val="404040"/>
+          <w:sz w:val="18"/>
+          <w:szCs w:val="18"/>
+        </w:rPr>
+        <w:t xml:space="preserve">根拠 CloudWatch 7日間実測：Writer CPU≒0%（最大0.015%）、Reader</w:t>
+      </w:r>
+    </w:p>
+    <w:p>
+      <w:pPr>
+        <w:spacing w:before="100" w:after="100"/>
+      </w:pPr>
+      <w:r>
+        <w:rPr>
+          <w:rFonts w:ascii="BIZ UDPGothic" w:cs="BIZ UDPGothic" w:eastAsia="BIZ UDPGothic" w:hAnsi="BIZ UDPGothic"/>
+          <w:color w:val="404040"/>
+          <w:sz w:val="18"/>
+          <w:szCs w:val="18"/>
+        </w:rPr>
+        <w:t xml:space="preserve">CPU≒1.69%（最大2.12%）</w:t>
+      </w:r>
+    </w:p>
+    <w:p>
+      <w:pPr>
+        <w:spacing w:before="100" w:after="100"/>
+      </w:pPr>
+      <w:r>
+        <w:rPr>
+          <w:rFonts w:ascii="BIZ UDPGothic" w:cs="BIZ UDPGothic" w:eastAsia="BIZ UDPGothic" w:hAnsi="BIZ UDPGothic"/>
+          <w:color w:val="404040"/>
+          <w:sz w:val="18"/>
+          <w:szCs w:val="18"/>
+        </w:rPr>
+        <w:t xml:space="preserve">実施時の一時停止</w:t>
+      </w:r>
+    </w:p>
+    <w:p>
+      <w:pPr>
+        <w:spacing w:before="100" w:after="100"/>
+      </w:pPr>
+      <w:r>
+        <w:rPr>
+          <w:rFonts w:ascii="BIZ UDPGothic" w:cs="BIZ UDPGothic" w:eastAsia="BIZ UDPGothic" w:hAnsi="BIZ UDPGothic"/>
+          <w:color w:val="404040"/>
+          <w:sz w:val="18"/>
+          <w:szCs w:val="18"/>
+        </w:rPr>
+        <w:t xml:space="preserve">インスタンスクラス変更時に各インスタンスで数分間の再起動が発生します。Writerはフェイルオーバー（約30秒〜1分）が発生します。</w:t>
+      </w:r>
+    </w:p>
+    <w:p>
+      <w:pPr>
+        <w:spacing w:before="100" w:after="100"/>
+      </w:pPr>
+      <w:r>
+        <w:rPr>
+          <w:rFonts w:ascii="BIZ UDPGothic" w:cs="BIZ UDPGothic" w:eastAsia="BIZ UDPGothic" w:hAnsi="BIZ UDPGothic"/>
+          <w:color w:val="404040"/>
+          <w:sz w:val="18"/>
+          <w:szCs w:val="18"/>
+        </w:rPr>
+        <w:t xml:space="preserve">推奨実施日時 メンテナンスウィンドウ（JST 土曜</w:t>
+      </w:r>
+    </w:p>
+    <w:p>
+      <w:pPr>
+        <w:spacing w:before="100" w:after="100"/>
+      </w:pPr>
+      <w:r>
+        <w:rPr>
+          <w:rFonts w:ascii="BIZ UDPGothic" w:cs="BIZ UDPGothic" w:eastAsia="BIZ UDPGothic" w:hAnsi="BIZ UDPGothic"/>
+          <w:color w:val="404040"/>
+          <w:sz w:val="18"/>
+          <w:szCs w:val="18"/>
+        </w:rPr>
+        <w:t xml:space="preserve">00:30〜01:00）または業務影響が最小となる時間帯</w:t>
+      </w:r>
+    </w:p>
+    <w:p>
+      <w:pPr>
+        <w:spacing w:before="100" w:after="100"/>
+      </w:pPr>
+      <w:r>
+        <w:rPr>
+          <w:rFonts w:ascii="BIZ UDPGothic" w:cs="BIZ UDPGothic" w:eastAsia="BIZ UDPGothic" w:hAnsi="BIZ UDPGothic"/>
+          <w:color w:val="404040"/>
+          <w:sz w:val="18"/>
+          <w:szCs w:val="18"/>
+        </w:rPr>
+        <w:t xml:space="preserve">切り戻し可否</w:t>
+      </w:r>
+    </w:p>
+    <w:p>
+      <w:pPr>
+        <w:spacing w:before="100" w:after="100"/>
+      </w:pPr>
+      <w:r>
+        <w:rPr>
+          <w:rFonts w:ascii="BIZ UDPGothic" w:cs="BIZ UDPGothic" w:eastAsia="BIZ UDPGothic" w:hAnsi="BIZ UDPGothic"/>
+          <w:color w:val="404040"/>
+          <w:sz w:val="18"/>
+          <w:szCs w:val="18"/>
+        </w:rPr>
+        <w:t xml:space="preserve">可能。変更前のクラス（db.r5.2xlarge）に再度変更することで即時切り戻し可能</w:t>
+      </w:r>
+    </w:p>
+    <w:p>
+      <w:pPr>
+        <w:spacing w:before="100" w:after="100"/>
+      </w:pPr>
+      <w:r>
+        <w:rPr>
+          <w:rFonts w:ascii="BIZ UDPGothic" w:cs="BIZ UDPGothic" w:eastAsia="BIZ UDPGothic" w:hAnsi="BIZ UDPGothic"/>
+          <w:b/>
+          <w:bCs/>
+          <w:color w:val="C8102E"/>
+          <w:sz w:val="20"/>
+          <w:szCs w:val="20"/>
+        </w:rPr>
+        <w:t xml:space="preserve">■ 改修一覧</w:t>
+      </w:r>
+    </w:p>
+    <w:p>
+      <w:pPr>
+        <w:spacing w:before="100" w:after="100"/>
+      </w:pPr>
+      <w:r>
+        <w:rPr>
+          <w:rFonts w:ascii="BIZ UDPGothic" w:cs="BIZ UDPGothic" w:eastAsia="BIZ UDPGothic" w:hAnsi="BIZ UDPGothic"/>
+          <w:color w:val="404040"/>
+          <w:sz w:val="18"/>
+          <w:szCs w:val="18"/>
+        </w:rPr>
+        <w:t xml:space="preserve">No. 改修タイトル 概要 工数 リスク</w:t>
+      </w:r>
+    </w:p>
+    <w:p>
+      <w:pPr>
+        <w:spacing w:before="100" w:after="100"/>
+      </w:pPr>
+      <w:r>
+        <w:rPr>
+          <w:rFonts w:ascii="BIZ UDPGothic" w:cs="BIZ UDPGothic" w:eastAsia="BIZ UDPGothic" w:hAnsi="BIZ UDPGothic"/>
+          <w:color w:val="404040"/>
+          <w:sz w:val="18"/>
+          <w:szCs w:val="18"/>
+        </w:rPr>
+        <w:t xml:space="preserve">1 instance-2（Reader）ダウンサイズ db.r5.2xlarge →</w:t>
+      </w:r>
+    </w:p>
+    <w:p>
+      <w:pPr>
+        <w:spacing w:before="100" w:after="100"/>
+      </w:pPr>
+      <w:r>
+        <w:rPr>
+          <w:rFonts w:ascii="BIZ UDPGothic" w:cs="BIZ UDPGothic" w:eastAsia="BIZ UDPGothic" w:hAnsi="BIZ UDPGothic"/>
+          <w:color w:val="404040"/>
+          <w:sz w:val="18"/>
+          <w:szCs w:val="18"/>
+        </w:rPr>
+        <w:t xml:space="preserve">db.r5.xlarge（Readerから先に変更・低リスク） 0.5d 低</w:t>
+      </w:r>
+    </w:p>
+    <w:p>
+      <w:pPr>
+        <w:spacing w:before="100" w:after="100"/>
+      </w:pPr>
+      <w:r>
+        <w:rPr>
+          <w:rFonts w:ascii="BIZ UDPGothic" w:cs="BIZ UDPGothic" w:eastAsia="BIZ UDPGothic" w:hAnsi="BIZ UDPGothic"/>
+          <w:color w:val="404040"/>
+          <w:sz w:val="18"/>
+          <w:szCs w:val="18"/>
+        </w:rPr>
+        <w:t xml:space="preserve">2 instance-1（Writer）ダウンサイズ db.r5.2xlarge →</w:t>
+      </w:r>
+    </w:p>
+    <w:p>
+      <w:pPr>
+        <w:spacing w:before="100" w:after="100"/>
+      </w:pPr>
+      <w:r>
+        <w:rPr>
+          <w:rFonts w:ascii="BIZ UDPGothic" w:cs="BIZ UDPGothic" w:eastAsia="BIZ UDPGothic" w:hAnsi="BIZ UDPGothic"/>
+          <w:color w:val="404040"/>
+          <w:sz w:val="18"/>
+          <w:szCs w:val="18"/>
+        </w:rPr>
+        <w:t xml:space="preserve">db.r5.xlarge（Reader確認後に実施） 0.5d 中</w:t>
+      </w:r>
+    </w:p>
+    <w:p>
+      <w:pPr>
+        <w:spacing w:before="100" w:after="100"/>
+      </w:pPr>
+      <w:r>
+        <w:rPr>
+          <w:rFonts w:ascii="BIZ UDPGothic" w:cs="BIZ UDPGothic" w:eastAsia="BIZ UDPGothic" w:hAnsi="BIZ UDPGothic"/>
+          <w:color w:val="404040"/>
+          <w:sz w:val="18"/>
+          <w:szCs w:val="18"/>
+        </w:rPr>
+        <w:t xml:space="preserve">3 動作確認・コスト検証</w:t>
+      </w:r>
+    </w:p>
+    <w:p>
+      <w:pPr>
+        <w:spacing w:before="100" w:after="100"/>
+      </w:pPr>
+      <w:r>
+        <w:rPr>
+          <w:rFonts w:ascii="BIZ UDPGothic" w:cs="BIZ UDPGothic" w:eastAsia="BIZ UDPGothic" w:hAnsi="BIZ UDPGothic"/>
+          <w:color w:val="404040"/>
+          <w:sz w:val="18"/>
+          <w:szCs w:val="18"/>
+        </w:rPr>
+        <w:t xml:space="preserve">Lambda接続・バッチ処理の正常稼働確認。翌月コストで削減確認 0.5d 低</w:t>
+      </w:r>
+    </w:p>
+    <w:p>
+      <w:pPr>
+        <w:spacing w:before="100" w:after="100"/>
+      </w:pPr>
+      <w:r>
+        <w:rPr>
+          <w:rFonts w:ascii="BIZ UDPGothic" w:cs="BIZ UDPGothic" w:eastAsia="BIZ UDPGothic" w:hAnsi="BIZ UDPGothic"/>
+          <w:b/>
+          <w:bCs/>
+          <w:color w:val="C8102E"/>
+          <w:sz w:val="20"/>
+          <w:szCs w:val="20"/>
+        </w:rPr>
+        <w:t xml:space="preserve">■ 2. 現状構成・実測値</w:t>
+      </w:r>
+    </w:p>
+    <w:p>
+      <w:pPr>
+        <w:spacing w:before="100" w:after="100"/>
+      </w:pPr>
+      <w:r>
+        <w:rPr>
+          <w:rFonts w:ascii="BIZ UDPGothic" w:cs="BIZ UDPGothic" w:eastAsia="BIZ UDPGothic" w:hAnsi="BIZ UDPGothic"/>
+          <w:b/>
+          <w:bCs/>
+          <w:color w:val="C8102E"/>
+          <w:sz w:val="20"/>
+          <w:szCs w:val="20"/>
+        </w:rPr>
+        <w:t xml:space="preserve">■ 現状インスタンス構成</w:t>
+      </w:r>
+    </w:p>
+    <w:p>
+      <w:pPr>
+        <w:spacing w:before="100" w:after="100"/>
+      </w:pPr>
+      <w:r>
+        <w:rPr>
+          <w:rFonts w:ascii="BIZ UDPGothic" w:cs="BIZ UDPGothic" w:eastAsia="BIZ UDPGothic" w:hAnsi="BIZ UDPGothic"/>
+          <w:color w:val="404040"/>
+          <w:sz w:val="18"/>
+          <w:szCs w:val="18"/>
+        </w:rPr>
+        <w:t xml:space="preserve">インスタンスID クラス vCPU RAM 役割</w:t>
+      </w:r>
+    </w:p>
+    <w:p>
+      <w:pPr>
+        <w:spacing w:before="100" w:after="100"/>
+      </w:pPr>
+      <w:r>
+        <w:rPr>
+          <w:rFonts w:ascii="BIZ UDPGothic" w:cs="BIZ UDPGothic" w:eastAsia="BIZ UDPGothic" w:hAnsi="BIZ UDPGothic"/>
+          <w:color w:val="404040"/>
+          <w:sz w:val="18"/>
+          <w:szCs w:val="18"/>
+        </w:rPr>
+        <w:t xml:space="preserve">ksm-posprd-db-instance-1 db.r5.2xlarge 8 64 GB Writer（プライマリ）</w:t>
+      </w:r>
+    </w:p>
+    <w:p>
+      <w:pPr>
+        <w:spacing w:before="100" w:after="100"/>
+      </w:pPr>
+      <w:r>
+        <w:rPr>
+          <w:rFonts w:ascii="BIZ UDPGothic" w:cs="BIZ UDPGothic" w:eastAsia="BIZ UDPGothic" w:hAnsi="BIZ UDPGothic"/>
+          <w:color w:val="404040"/>
+          <w:sz w:val="18"/>
+          <w:szCs w:val="18"/>
+        </w:rPr>
+        <w:t xml:space="preserve">ksm-posprd-db-instance-2 db.r5.2xlarge 8 64 GB Reader</w:t>
+      </w:r>
+    </w:p>
+    <w:p>
+      <w:pPr>
+        <w:spacing w:before="100" w:after="100"/>
+      </w:pPr>
+      <w:r>
+        <w:rPr>
+          <w:rFonts w:ascii="BIZ UDPGothic" w:cs="BIZ UDPGothic" w:eastAsia="BIZ UDPGothic" w:hAnsi="BIZ UDPGothic"/>
+          <w:color w:val="404040"/>
+          <w:sz w:val="18"/>
+          <w:szCs w:val="18"/>
+        </w:rPr>
+        <w:t xml:space="preserve">ksm-posprd-db-instance-1-replica db.t3.medium 2 4 GB</w:t>
+      </w:r>
+    </w:p>
+    <w:p>
+      <w:pPr>
+        <w:spacing w:before="100" w:after="100"/>
+      </w:pPr>
+      <w:r>
+        <w:rPr>
+          <w:rFonts w:ascii="BIZ UDPGothic" w:cs="BIZ UDPGothic" w:eastAsia="BIZ UDPGothic" w:hAnsi="BIZ UDPGothic"/>
+          <w:color w:val="404040"/>
+          <w:sz w:val="18"/>
+          <w:szCs w:val="18"/>
+        </w:rPr>
+        <w:t xml:space="preserve">Reader（レプリカ系）</w:t>
+      </w:r>
+    </w:p>
+    <w:p>
+      <w:pPr>
+        <w:spacing w:before="100" w:after="100"/>
+      </w:pPr>
+      <w:r>
+        <w:rPr>
+          <w:rFonts w:ascii="BIZ UDPGothic" w:cs="BIZ UDPGothic" w:eastAsia="BIZ UDPGothic" w:hAnsi="BIZ UDPGothic"/>
+          <w:color w:val="404040"/>
+          <w:sz w:val="18"/>
+          <w:szCs w:val="18"/>
+        </w:rPr>
+        <w:t xml:space="preserve">ksm-posprd-db-instance-2-replica db.t3.medium 2 4 GB</w:t>
+      </w:r>
+    </w:p>
+    <w:p>
+      <w:pPr>
+        <w:spacing w:before="100" w:after="100"/>
+      </w:pPr>
+      <w:r>
+        <w:rPr>
+          <w:rFonts w:ascii="BIZ UDPGothic" w:cs="BIZ UDPGothic" w:eastAsia="BIZ UDPGothic" w:hAnsi="BIZ UDPGothic"/>
+          <w:color w:val="404040"/>
+          <w:sz w:val="18"/>
+          <w:szCs w:val="18"/>
+        </w:rPr>
+        <w:t xml:space="preserve">Reader（レプリカ系）</w:t>
+      </w:r>
+    </w:p>
+    <w:p>
+      <w:pPr>
+        <w:spacing w:before="100" w:after="100"/>
+      </w:pPr>
+      <w:r>
+        <w:rPr>
+          <w:rFonts w:ascii="BIZ UDPGothic" w:cs="BIZ UDPGothic" w:eastAsia="BIZ UDPGothic" w:hAnsi="BIZ UDPGothic"/>
+          <w:b/>
+          <w:bCs/>
+          <w:color w:val="C8102E"/>
+          <w:sz w:val="20"/>
+          <w:szCs w:val="20"/>
+        </w:rPr>
+        <w:t xml:space="preserve">■ CloudWatch 実測値（過去7日間）</w:t>
+      </w:r>
+    </w:p>
+    <w:p>
+      <w:pPr>
+        <w:spacing w:before="100" w:after="100"/>
+      </w:pPr>
+      <w:r>
+        <w:rPr>
+          <w:rFonts w:ascii="BIZ UDPGothic" w:cs="BIZ UDPGothic" w:eastAsia="BIZ UDPGothic" w:hAnsi="BIZ UDPGothic"/>
+          <w:color w:val="404040"/>
+          <w:sz w:val="18"/>
+          <w:szCs w:val="18"/>
+        </w:rPr>
+        <w:t xml:space="preserve">ngày</w:t>
+      </w:r>
+    </w:p>
+    <w:p>
+      <w:pPr>
+        <w:spacing w:before="100" w:after="100"/>
+      </w:pPr>
+      <w:r>
+        <w:rPr>
+          <w:rFonts w:ascii="BIZ UDPGothic" w:cs="BIZ UDPGothic" w:eastAsia="BIZ UDPGothic" w:hAnsi="BIZ UDPGothic"/>
+          <w:color w:val="404040"/>
+          <w:sz w:val="18"/>
+          <w:szCs w:val="18"/>
+        </w:rPr>
+        <w:t xml:space="preserve">qua)\*</w:t>
+      </w:r>
+    </w:p>
+    <w:p>
+      <w:pPr>
+        <w:spacing w:before="100" w:after="100"/>
+      </w:pPr>
+      <w:r>
+        <w:rPr>
+          <w:rFonts w:ascii="BIZ UDPGothic" w:cs="BIZ UDPGothic" w:eastAsia="BIZ UDPGothic" w:hAnsi="BIZ UDPGothic"/>
+          <w:color w:val="404040"/>
+          <w:sz w:val="18"/>
+          <w:szCs w:val="18"/>
+        </w:rPr>
+        <w:t xml:space="preserve">インスタンス 平均CPU 最大CPU 評価</w:t>
+      </w:r>
+    </w:p>
+    <w:p>
+      <w:pPr>
+        <w:spacing w:before="100" w:after="100"/>
+      </w:pPr>
+      <w:r>
+        <w:rPr>
+          <w:rFonts w:ascii="BIZ UDPGothic" w:cs="BIZ UDPGothic" w:eastAsia="BIZ UDPGothic" w:hAnsi="BIZ UDPGothic"/>
+          <w:color w:val="404040"/>
+          <w:sz w:val="18"/>
+          <w:szCs w:val="18"/>
+        </w:rPr>
+        <w:t xml:space="preserve">instance-1（Writer） ≒ 0% 0.015% ほぼゼロ。バッチ時のみ最大 62 IOPS</w:t>
+      </w:r>
+    </w:p>
+    <w:p>
+      <w:pPr>
+        <w:spacing w:before="100" w:after="100"/>
+      </w:pPr>
+      <w:r>
+        <w:rPr>
+          <w:rFonts w:ascii="BIZ UDPGothic" w:cs="BIZ UDPGothic" w:eastAsia="BIZ UDPGothic" w:hAnsi="BIZ UDPGothic"/>
+          <w:color w:val="404040"/>
+          <w:sz w:val="18"/>
+          <w:szCs w:val="18"/>
+        </w:rPr>
+        <w:t xml:space="preserve">instance-2（Reader） 1.69% 2.12% Auroraレプリカ同期・内部処理のみ</w:t>
+      </w:r>
+    </w:p>
+    <w:p>
+      <w:pPr>
+        <w:spacing w:before="100" w:after="100"/>
+      </w:pPr>
+      <w:r>
+        <w:rPr>
+          <w:rFonts w:ascii="BIZ UDPGothic" w:cs="BIZ UDPGothic" w:eastAsia="BIZ UDPGothic" w:hAnsi="BIZ UDPGothic"/>
+          <w:b/>
+          <w:bCs/>
+          <w:color w:val="C8102E"/>
+          <w:sz w:val="20"/>
+          <w:szCs w:val="20"/>
+        </w:rPr>
         <w:t xml:space="preserve">■ 3. コスト実績・削減試算</w:t>
       </w:r>
     </w:p>
@@ -1835,48 +2284,6 @@
           <w:sz w:val="18"/>
           <w:szCs w:val="18"/>
         </w:rPr>
-        <w:t xml:space="preserve">\-\-\-\-\-\-\-\-\-\-\-\--</w:t>
-      </w:r>
-    </w:p>
-    <w:p>
-      <w:pPr>
-        <w:spacing w:before="100" w:after="100"/>
-      </w:pPr>
-      <w:r>
-        <w:rPr>
-          <w:rFonts w:ascii="BIZ UDPGothic" w:cs="BIZ UDPGothic" w:eastAsia="BIZ UDPGothic" w:hAnsi="BIZ UDPGothic"/>
-          <w:color w:val="404040"/>
-          <w:sz w:val="18"/>
-          <w:szCs w:val="18"/>
-        </w:rPr>
-        <w:t xml:space="preserve">\-\-\-\-\-\-\-\-\-\-\-\-\-\-\-\-\-\-\-\-\-\-\-\-- \-\-\-\-\-\-\-\-\--</w:t>
-      </w:r>
-    </w:p>
-    <w:p>
-      <w:pPr>
-        <w:spacing w:before="100" w:after="100"/>
-      </w:pPr>
-      <w:r>
-        <w:rPr>
-          <w:rFonts w:ascii="BIZ UDPGothic" w:cs="BIZ UDPGothic" w:eastAsia="BIZ UDPGothic" w:hAnsi="BIZ UDPGothic"/>
-          <w:color w:val="404040"/>
-          <w:sz w:val="18"/>
-          <w:szCs w:val="18"/>
-        </w:rPr>
-        <w:t xml:space="preserve">\-\-\-\-\-\-\-\-\-\-\-\-\-- \-\-\-\-\-\-\-\-\-\-\-\-\-\-\--</w:t>
-      </w:r>
-    </w:p>
-    <w:p>
-      <w:pPr>
-        <w:spacing w:before="100" w:after="100"/>
-      </w:pPr>
-      <w:r>
-        <w:rPr>
-          <w:rFonts w:ascii="BIZ UDPGothic" w:cs="BIZ UDPGothic" w:eastAsia="BIZ UDPGothic" w:hAnsi="BIZ UDPGothic"/>
-          <w:color w:val="404040"/>
-          <w:sz w:val="18"/>
-          <w:szCs w:val="18"/>
-        </w:rPr>
         <w:t xml:space="preserve">案 変更内容 月額 月削減額 年間削減額</w:t>
       </w:r>
     </w:p>
@@ -1947,48 +2354,6 @@
           <w:sz w:val="18"/>
           <w:szCs w:val="18"/>
         </w:rPr>
-        <w:t xml:space="preserve">\-\-\-\-\-\-\-\-\-\-\-\--</w:t>
-      </w:r>
-    </w:p>
-    <w:p>
-      <w:pPr>
-        <w:spacing w:before="100" w:after="100"/>
-      </w:pPr>
-      <w:r>
-        <w:rPr>
-          <w:rFonts w:ascii="BIZ UDPGothic" w:cs="BIZ UDPGothic" w:eastAsia="BIZ UDPGothic" w:hAnsi="BIZ UDPGothic"/>
-          <w:color w:val="404040"/>
-          <w:sz w:val="18"/>
-          <w:szCs w:val="18"/>
-        </w:rPr>
-        <w:t xml:space="preserve">\-\-\-\-\-\-\-\-\-\-\-\-\-\-\-\-\-\-\-\-\-\-\-\-- \-\-\-\-\-\-\-\-\--</w:t>
-      </w:r>
-    </w:p>
-    <w:p>
-      <w:pPr>
-        <w:spacing w:before="100" w:after="100"/>
-      </w:pPr>
-      <w:r>
-        <w:rPr>
-          <w:rFonts w:ascii="BIZ UDPGothic" w:cs="BIZ UDPGothic" w:eastAsia="BIZ UDPGothic" w:hAnsi="BIZ UDPGothic"/>
-          <w:color w:val="404040"/>
-          <w:sz w:val="18"/>
-          <w:szCs w:val="18"/>
-        </w:rPr>
-        <w:t xml:space="preserve">\-\-\-\-\-\-\-\-\-\-\-\-\-- \-\-\-\-\-\-\-\-\-\-\-\-\-\-\--</w:t>
-      </w:r>
-    </w:p>
-    <w:p>
-      <w:pPr>
-        <w:spacing w:before="100" w:after="100"/>
-      </w:pPr>
-      <w:r>
-        <w:rPr>
-          <w:rFonts w:ascii="BIZ UDPGothic" w:cs="BIZ UDPGothic" w:eastAsia="BIZ UDPGothic" w:hAnsi="BIZ UDPGothic"/>
-          <w:color w:val="404040"/>
-          <w:sz w:val="18"/>
-          <w:szCs w:val="18"/>
-        </w:rPr>
         <w:t xml:space="preserve">※ 今回実施するのは案A（r5.2xlarge → r5.xlarge）。 \*※ Lần này thực hiện</w:t>
       </w:r>
     </w:p>
@@ -2004,6 +2369,328 @@
           <w:szCs w:val="18"/>
         </w:rPr>
         <w:t xml:space="preserve">phương án A (r5.2xlarge → r5.xlarge).\*</w:t>
+      </w:r>
+    </w:p>
+    <w:p>
+      <w:pPr>
+        <w:spacing w:before="100" w:after="100"/>
+      </w:pPr>
+      <w:r>
+        <w:rPr>
+          <w:rFonts w:ascii="BIZ UDPGothic" w:cs="BIZ UDPGothic" w:eastAsia="BIZ UDPGothic" w:hAnsi="BIZ UDPGothic"/>
+          <w:b/>
+          <w:bCs/>
+          <w:color w:val="C8102E"/>
+          <w:sz w:val="20"/>
+          <w:szCs w:val="20"/>
+        </w:rPr>
+        <w:t xml:space="preserve">■ 4. 修正内容</w:t>
+      </w:r>
+    </w:p>
+    <w:p>
+      <w:pPr>
+        <w:spacing w:before="100" w:after="100"/>
+      </w:pPr>
+      <w:r>
+        <w:rPr>
+          <w:rFonts w:ascii="BIZ UDPGothic" w:cs="BIZ UDPGothic" w:eastAsia="BIZ UDPGothic" w:hAnsi="BIZ UDPGothic"/>
+          <w:b/>
+          <w:bCs/>
+          <w:color w:val="C8102E"/>
+          <w:sz w:val="20"/>
+          <w:szCs w:val="20"/>
+        </w:rPr>
+        <w:t xml:space="preserve">■ No.1 instance-2（Reader）ダウンサイズ</w:t>
+      </w:r>
+    </w:p>
+    <w:p>
+      <w:pPr>
+        <w:spacing w:before="100" w:after="100"/>
+      </w:pPr>
+      <w:r>
+        <w:rPr>
+          <w:rFonts w:ascii="BIZ UDPGothic" w:cs="BIZ UDPGothic" w:eastAsia="BIZ UDPGothic" w:hAnsi="BIZ UDPGothic"/>
+          <w:color w:val="404040"/>
+          <w:sz w:val="18"/>
+          <w:szCs w:val="18"/>
+        </w:rPr>
+        <w:t xml:space="preserve">instance-2</w:t>
+      </w:r>
+    </w:p>
+    <w:p>
+      <w:pPr>
+        <w:spacing w:before="100" w:after="100"/>
+      </w:pPr>
+      <w:r>
+        <w:rPr>
+          <w:rFonts w:ascii="BIZ UDPGothic" w:cs="BIZ UDPGothic" w:eastAsia="BIZ UDPGothic" w:hAnsi="BIZ UDPGothic"/>
+          <w:color w:val="404040"/>
+          <w:sz w:val="18"/>
+          <w:szCs w:val="18"/>
+        </w:rPr>
+        <w:t xml:space="preserve">*　No.1 instance-2（Reader）ダウンサイズ\*\* \*■ No.1 Downsize</w:t>
+      </w:r>
+    </w:p>
+    <w:p>
+      <w:pPr>
+        <w:spacing w:before="100" w:after="100"/>
+      </w:pPr>
+      <w:r>
+        <w:rPr>
+          <w:rFonts w:ascii="BIZ UDPGothic" w:cs="BIZ UDPGothic" w:eastAsia="BIZ UDPGothic" w:hAnsi="BIZ UDPGothic"/>
+          <w:color w:val="404040"/>
+          <w:sz w:val="18"/>
+          <w:szCs w:val="18"/>
+        </w:rPr>
+        <w:t xml:space="preserve">instance-2*</w:t>
+      </w:r>
+    </w:p>
+    <w:p>
+      <w:pPr>
+        <w:spacing w:before="100" w:after="100"/>
+      </w:pPr>
+      <w:r>
+        <w:rPr>
+          <w:rFonts w:ascii="BIZ UDPGothic" w:cs="BIZ UDPGothic" w:eastAsia="BIZ UDPGothic" w:hAnsi="BIZ UDPGothic"/>
+          <w:color w:val="404040"/>
+          <w:sz w:val="18"/>
+          <w:szCs w:val="18"/>
+        </w:rPr>
+        <w:t xml:space="preserve">(Reader)\*</w:t>
+      </w:r>
+    </w:p>
+    <w:p>
+      <w:pPr>
+        <w:spacing w:before="100" w:after="100"/>
+      </w:pPr>
+      <w:r>
+        <w:rPr>
+          <w:rFonts w:ascii="BIZ UDPGothic" w:cs="BIZ UDPGothic" w:eastAsia="BIZ UDPGothic" w:hAnsi="BIZ UDPGothic"/>
+          <w:color w:val="404040"/>
+          <w:sz w:val="18"/>
+          <w:szCs w:val="18"/>
+        </w:rPr>
+        <w:t xml:space="preserve">インスタンス:                       インスタンス:</w:t>
+      </w:r>
+    </w:p>
+    <w:p>
+      <w:pPr>
+        <w:spacing w:before="100" w:after="100"/>
+      </w:pPr>
+      <w:r>
+        <w:rPr>
+          <w:rFonts w:ascii="BIZ UDPGothic" w:cs="BIZ UDPGothic" w:eastAsia="BIZ UDPGothic" w:hAnsi="BIZ UDPGothic"/>
+          <w:color w:val="404040"/>
+          <w:sz w:val="18"/>
+          <w:szCs w:val="18"/>
+        </w:rPr>
+        <w:t xml:space="preserve">ksm-posprd-db-instance-2 クラス:    ksm-posprd-db-instance-2 クラス:</w:t>
+      </w:r>
+    </w:p>
+    <w:p>
+      <w:pPr>
+        <w:spacing w:before="100" w:after="100"/>
+      </w:pPr>
+      <w:r>
+        <w:rPr>
+          <w:rFonts w:ascii="BIZ UDPGothic" w:cs="BIZ UDPGothic" w:eastAsia="BIZ UDPGothic" w:hAnsi="BIZ UDPGothic"/>
+          <w:color w:val="404040"/>
+          <w:sz w:val="18"/>
+          <w:szCs w:val="18"/>
+        </w:rPr>
+        <w:t xml:space="preserve">db.r5.2xlarge vCPU: 8 / RAM: 64 GB  db.r5.xlarge vCPU: 4 / RAM: 32 GB</w:t>
+      </w:r>
+    </w:p>
+    <w:p>
+      <w:pPr>
+        <w:spacing w:before="100" w:after="100"/>
+      </w:pPr>
+      <w:r>
+        <w:rPr>
+          <w:rFonts w:ascii="BIZ UDPGothic" w:cs="BIZ UDPGothic" w:eastAsia="BIZ UDPGothic" w:hAnsi="BIZ UDPGothic"/>
+          <w:color w:val="404040"/>
+          <w:sz w:val="18"/>
+          <w:szCs w:val="18"/>
+        </w:rPr>
+        <w:t xml:space="preserve">月額: \~\$1,014/台              月額: \~\$507/台</w:t>
+      </w:r>
+    </w:p>
+    <w:p>
+      <w:pPr>
+        <w:spacing w:before="100" w:after="100"/>
+      </w:pPr>
+      <w:r>
+        <w:rPr>
+          <w:rFonts w:ascii="BIZ UDPGothic" w:cs="BIZ UDPGothic" w:eastAsia="BIZ UDPGothic" w:hAnsi="BIZ UDPGothic"/>
+          <w:b/>
+          <w:bCs/>
+          <w:color w:val="C8102E"/>
+          <w:sz w:val="20"/>
+          <w:szCs w:val="20"/>
+        </w:rPr>
+        <w:t xml:space="preserve">■ No.1 実行コマンド</w:t>
+      </w:r>
+    </w:p>
+    <w:p>
+      <w:pPr>
+        <w:spacing w:before="100" w:after="100"/>
+      </w:pPr>
+      <w:r>
+        <w:rPr>
+          <w:rFonts w:ascii="BIZ UDPGothic" w:cs="BIZ UDPGothic" w:eastAsia="BIZ UDPGothic" w:hAnsi="BIZ UDPGothic"/>
+          <w:b/>
+          <w:bCs/>
+          <w:color w:val="C8102E"/>
+          <w:sz w:val="20"/>
+          <w:szCs w:val="20"/>
+        </w:rPr>
+        <w:t xml:space="preserve">■ No.2 instance-1（Writer）ダウンサイズ</w:t>
+      </w:r>
+    </w:p>
+    <w:p>
+      <w:pPr>
+        <w:spacing w:before="100" w:after="100"/>
+      </w:pPr>
+      <w:r>
+        <w:rPr>
+          <w:rFonts w:ascii="BIZ UDPGothic" w:cs="BIZ UDPGothic" w:eastAsia="BIZ UDPGothic" w:hAnsi="BIZ UDPGothic"/>
+          <w:color w:val="404040"/>
+          <w:sz w:val="18"/>
+          <w:szCs w:val="18"/>
+        </w:rPr>
+        <w:t xml:space="preserve">instance-1</w:t>
+      </w:r>
+    </w:p>
+    <w:p>
+      <w:pPr>
+        <w:spacing w:before="100" w:after="100"/>
+      </w:pPr>
+      <w:r>
+        <w:rPr>
+          <w:rFonts w:ascii="BIZ UDPGothic" w:cs="BIZ UDPGothic" w:eastAsia="BIZ UDPGothic" w:hAnsi="BIZ UDPGothic"/>
+          <w:color w:val="404040"/>
+          <w:sz w:val="18"/>
+          <w:szCs w:val="18"/>
+        </w:rPr>
+        <w:t xml:space="preserve">*　No.2 instance-1（Writer）ダウンサイズ\*\* \*■ No.2 Downsize</w:t>
+      </w:r>
+    </w:p>
+    <w:p>
+      <w:pPr>
+        <w:spacing w:before="100" w:after="100"/>
+      </w:pPr>
+      <w:r>
+        <w:rPr>
+          <w:rFonts w:ascii="BIZ UDPGothic" w:cs="BIZ UDPGothic" w:eastAsia="BIZ UDPGothic" w:hAnsi="BIZ UDPGothic"/>
+          <w:color w:val="404040"/>
+          <w:sz w:val="18"/>
+          <w:szCs w:val="18"/>
+        </w:rPr>
+        <w:t xml:space="preserve">instance-1*</w:t>
+      </w:r>
+    </w:p>
+    <w:p>
+      <w:pPr>
+        <w:spacing w:before="100" w:after="100"/>
+      </w:pPr>
+      <w:r>
+        <w:rPr>
+          <w:rFonts w:ascii="BIZ UDPGothic" w:cs="BIZ UDPGothic" w:eastAsia="BIZ UDPGothic" w:hAnsi="BIZ UDPGothic"/>
+          <w:color w:val="404040"/>
+          <w:sz w:val="18"/>
+          <w:szCs w:val="18"/>
+        </w:rPr>
+        <w:t xml:space="preserve">(Writer)\*</w:t>
+      </w:r>
+    </w:p>
+    <w:p>
+      <w:pPr>
+        <w:spacing w:before="100" w:after="100"/>
+      </w:pPr>
+      <w:r>
+        <w:rPr>
+          <w:rFonts w:ascii="BIZ UDPGothic" w:cs="BIZ UDPGothic" w:eastAsia="BIZ UDPGothic" w:hAnsi="BIZ UDPGothic"/>
+          <w:color w:val="404040"/>
+          <w:sz w:val="18"/>
+          <w:szCs w:val="18"/>
+        </w:rPr>
+        <w:t xml:space="preserve">インスタンス:                       インスタンス:</w:t>
+      </w:r>
+    </w:p>
+    <w:p>
+      <w:pPr>
+        <w:spacing w:before="100" w:after="100"/>
+      </w:pPr>
+      <w:r>
+        <w:rPr>
+          <w:rFonts w:ascii="BIZ UDPGothic" w:cs="BIZ UDPGothic" w:eastAsia="BIZ UDPGothic" w:hAnsi="BIZ UDPGothic"/>
+          <w:color w:val="404040"/>
+          <w:sz w:val="18"/>
+          <w:szCs w:val="18"/>
+        </w:rPr>
+        <w:t xml:space="preserve">ksm-posprd-db-instance-1 クラス:    ksm-posprd-db-instance-1 クラス:</w:t>
+      </w:r>
+    </w:p>
+    <w:p>
+      <w:pPr>
+        <w:spacing w:before="100" w:after="100"/>
+      </w:pPr>
+      <w:r>
+        <w:rPr>
+          <w:rFonts w:ascii="BIZ UDPGothic" w:cs="BIZ UDPGothic" w:eastAsia="BIZ UDPGothic" w:hAnsi="BIZ UDPGothic"/>
+          <w:color w:val="404040"/>
+          <w:sz w:val="18"/>
+          <w:szCs w:val="18"/>
+        </w:rPr>
+        <w:t xml:space="preserve">db.r5.2xlarge vCPU: 8 / RAM: 64 GB  db.r5.xlarge vCPU: 4 / RAM: 32 GB</w:t>
+      </w:r>
+    </w:p>
+    <w:p>
+      <w:pPr>
+        <w:spacing w:before="100" w:after="100"/>
+      </w:pPr>
+      <w:r>
+        <w:rPr>
+          <w:rFonts w:ascii="BIZ UDPGothic" w:cs="BIZ UDPGothic" w:eastAsia="BIZ UDPGothic" w:hAnsi="BIZ UDPGothic"/>
+          <w:b/>
+          <w:bCs/>
+          <w:color w:val="C8102E"/>
+          <w:sz w:val="20"/>
+          <w:szCs w:val="20"/>
+        </w:rPr>
+        <w:t xml:space="preserve">■ No.2 実行コマンド</w:t>
+      </w:r>
+    </w:p>
+    <w:p>
+      <w:pPr>
+        <w:spacing w:before="100" w:after="100"/>
+      </w:pPr>
+      <w:r>
+        <w:rPr>
+          <w:rFonts w:ascii="BIZ UDPGothic" w:cs="BIZ UDPGothic" w:eastAsia="BIZ UDPGothic" w:hAnsi="BIZ UDPGothic"/>
+          <w:b/>
+          <w:bCs/>
+          <w:color w:val="C8102E"/>
+          <w:sz w:val="20"/>
+          <w:szCs w:val="20"/>
+        </w:rPr>
+        <w:t xml:space="preserve">■ 6. 切り戻し手順</w:t>
+      </w:r>
+    </w:p>
+    <w:p>
+      <w:pPr>
+        <w:spacing w:before="100" w:after="100"/>
+      </w:pPr>
+      <w:r>
+        <w:rPr>
+          <w:rFonts w:ascii="BIZ UDPGothic" w:cs="BIZ UDPGothic" w:eastAsia="BIZ UDPGothic" w:hAnsi="BIZ UDPGothic"/>
+          <w:b/>
+          <w:bCs/>
+          <w:color w:val="C8102E"/>
+          <w:sz w:val="20"/>
+          <w:szCs w:val="20"/>
+        </w:rPr>
+        <w:t xml:space="preserve">■ コマンド（CloudShell）</w:t>
       </w:r>
     </w:p>
     <w:p>
@@ -2022,1198 +2709,7 @@
           <w:sz w:val="24"/>
           <w:szCs w:val="24"/>
         </w:rPr>
-        <w:t xml:space="preserve">■ ④ 改修内容</w:t>
-      </w:r>
-      <w:r>
-        <w:br/>
-      </w:r>
-      <w:r>
-        <w:rPr>
-          <w:rFonts w:ascii="BIZ UDPGothic" w:cs="BIZ UDPGothic" w:eastAsia="BIZ UDPGothic" w:hAnsi="BIZ UDPGothic"/>
-          <w:i/>
-          <w:iCs/>
-          <w:color w:val="AA3344"/>
-          <w:sz w:val="17"/>
-          <w:szCs w:val="17"/>
-        </w:rPr>
-        <w:t xml:space="preserve">　Nội Dung Sửa Đổi</w:t>
-      </w:r>
-    </w:p>
-    <w:p>
-      <w:pPr>
-        <w:spacing w:before="100" w:after="100"/>
-      </w:pPr>
-      <w:r>
-        <w:rPr>
-          <w:rFonts w:ascii="BIZ UDPGothic" w:cs="BIZ UDPGothic" w:eastAsia="BIZ UDPGothic" w:hAnsi="BIZ UDPGothic"/>
-          <w:b/>
-          <w:bCs/>
-          <w:color w:val="C8102E"/>
-          <w:sz w:val="20"/>
-          <w:szCs w:val="20"/>
-        </w:rPr>
-        <w:t xml:space="preserve">■ 削減効果と注意事項</w:t>
-      </w:r>
-    </w:p>
-    <w:p>
-      <w:pPr>
-        <w:spacing w:before="100" w:after="100"/>
-      </w:pPr>
-      <w:r>
-        <w:rPr>
-          <w:rFonts w:ascii="BIZ UDPGothic" w:cs="BIZ UDPGothic" w:eastAsia="BIZ UDPGothic" w:hAnsi="BIZ UDPGothic"/>
-          <w:color w:val="404040"/>
-          <w:sz w:val="18"/>
-          <w:szCs w:val="18"/>
-        </w:rPr>
-        <w:t xml:space="preserve">\-\-\-\-\-\-\-\-\-\-\-\-\-\-\-\-\-\-\--</w:t>
-      </w:r>
-    </w:p>
-    <w:p>
-      <w:pPr>
-        <w:spacing w:before="100" w:after="100"/>
-      </w:pPr>
-      <w:r>
-        <w:rPr>
-          <w:rFonts w:ascii="BIZ UDPGothic" w:cs="BIZ UDPGothic" w:eastAsia="BIZ UDPGothic" w:hAnsi="BIZ UDPGothic"/>
-          <w:color w:val="404040"/>
-          <w:sz w:val="18"/>
-          <w:szCs w:val="18"/>
-        </w:rPr>
-        <w:t xml:space="preserve">\-\-\-\-\-\-\-\-\-\-\-\-\-\-\-\-\-\-\-\-\-\-\-\-\-\-\-\-\-\-\-\-\-\-\-\-\-\-\-\-\-\-\-\-\-\-\-\-\-\-\-\-\-\-\-\-\-\-\-\-\-\-\-\-\-\-\-\-\-\-\-\-\-\-\-\-\-\-\-\-\-\-\-\-\-\-\-\-\-\-\-\-\-\-\-\-\-\-\-\-\-\-\-\-\-\-\-\-\-\-\-\-\-\-\-\-\-\-\-\-\-\-\-\--</w:t>
-      </w:r>
-    </w:p>
-    <w:p>
-      <w:pPr>
-        <w:spacing w:before="100" w:after="100"/>
-      </w:pPr>
-      <w:r>
-        <w:rPr>
-          <w:rFonts w:ascii="BIZ UDPGothic" w:cs="BIZ UDPGothic" w:eastAsia="BIZ UDPGothic" w:hAnsi="BIZ UDPGothic"/>
-          <w:color w:val="404040"/>
-          <w:sz w:val="18"/>
-          <w:szCs w:val="18"/>
-        </w:rPr>
-        <w:t xml:space="preserve">月額削減効果 \$1,004 / 月（約158,500円/月、約1,900,000円/年）</w:t>
-      </w:r>
-    </w:p>
-    <w:p>
-      <w:pPr>
-        <w:spacing w:before="100" w:after="100"/>
-      </w:pPr>
-      <w:r>
-        <w:rPr>
-          <w:rFonts w:ascii="BIZ UDPGothic" w:cs="BIZ UDPGothic" w:eastAsia="BIZ UDPGothic" w:hAnsi="BIZ UDPGothic"/>
-          <w:color w:val="404040"/>
-          <w:sz w:val="18"/>
-          <w:szCs w:val="18"/>
-        </w:rPr>
-        <w:t xml:space="preserve">変更内容 db.r5.2xlarge（8vCPU / 64GB）→ db.r5.xlarge（4vCPU / 32GB）×</w:t>
-      </w:r>
-    </w:p>
-    <w:p>
-      <w:pPr>
-        <w:spacing w:before="100" w:after="100"/>
-      </w:pPr>
-      <w:r>
-        <w:rPr>
-          <w:rFonts w:ascii="BIZ UDPGothic" w:cs="BIZ UDPGothic" w:eastAsia="BIZ UDPGothic" w:hAnsi="BIZ UDPGothic"/>
-          <w:color w:val="404040"/>
-          <w:sz w:val="18"/>
-          <w:szCs w:val="18"/>
-        </w:rPr>
-        <w:t xml:space="preserve">Writer・Reader 各1台</w:t>
-      </w:r>
-    </w:p>
-    <w:p>
-      <w:pPr>
-        <w:spacing w:before="100" w:after="100"/>
-      </w:pPr>
-      <w:r>
-        <w:rPr>
-          <w:rFonts w:ascii="BIZ UDPGothic" w:cs="BIZ UDPGothic" w:eastAsia="BIZ UDPGothic" w:hAnsi="BIZ UDPGothic"/>
-          <w:color w:val="404040"/>
-          <w:sz w:val="18"/>
-          <w:szCs w:val="18"/>
-        </w:rPr>
-        <w:t xml:space="preserve">根拠 CloudWatch 7日間実測：Writer CPU≒0%（最大0.015%）、Reader</w:t>
-      </w:r>
-    </w:p>
-    <w:p>
-      <w:pPr>
-        <w:spacing w:before="100" w:after="100"/>
-      </w:pPr>
-      <w:r>
-        <w:rPr>
-          <w:rFonts w:ascii="BIZ UDPGothic" w:cs="BIZ UDPGothic" w:eastAsia="BIZ UDPGothic" w:hAnsi="BIZ UDPGothic"/>
-          <w:color w:val="404040"/>
-          <w:sz w:val="18"/>
-          <w:szCs w:val="18"/>
-        </w:rPr>
-        <w:t xml:space="preserve">CPU≒1.69%（最大2.12%）</w:t>
-      </w:r>
-    </w:p>
-    <w:p>
-      <w:pPr>
-        <w:spacing w:before="100" w:after="100"/>
-      </w:pPr>
-      <w:r>
-        <w:rPr>
-          <w:rFonts w:ascii="BIZ UDPGothic" w:cs="BIZ UDPGothic" w:eastAsia="BIZ UDPGothic" w:hAnsi="BIZ UDPGothic"/>
-          <w:color w:val="404040"/>
-          <w:sz w:val="18"/>
-          <w:szCs w:val="18"/>
-        </w:rPr>
-        <w:t xml:space="preserve">実施時の一時停止</w:t>
-      </w:r>
-    </w:p>
-    <w:p>
-      <w:pPr>
-        <w:spacing w:before="100" w:after="100"/>
-      </w:pPr>
-      <w:r>
-        <w:rPr>
-          <w:rFonts w:ascii="BIZ UDPGothic" w:cs="BIZ UDPGothic" w:eastAsia="BIZ UDPGothic" w:hAnsi="BIZ UDPGothic"/>
-          <w:color w:val="404040"/>
-          <w:sz w:val="18"/>
-          <w:szCs w:val="18"/>
-        </w:rPr>
-        <w:t xml:space="preserve">インスタンスクラス変更時に各インスタンスで数分間の再起動が発生します。Writerはフェイルオーバー（約30秒〜1分）が発生します。</w:t>
-      </w:r>
-    </w:p>
-    <w:p>
-      <w:pPr>
-        <w:spacing w:before="100" w:after="100"/>
-      </w:pPr>
-      <w:r>
-        <w:rPr>
-          <w:rFonts w:ascii="BIZ UDPGothic" w:cs="BIZ UDPGothic" w:eastAsia="BIZ UDPGothic" w:hAnsi="BIZ UDPGothic"/>
-          <w:color w:val="404040"/>
-          <w:sz w:val="18"/>
-          <w:szCs w:val="18"/>
-        </w:rPr>
-        <w:t xml:space="preserve">推奨実施日時 メンテナンスウィンドウ（JST 土曜</w:t>
-      </w:r>
-    </w:p>
-    <w:p>
-      <w:pPr>
-        <w:spacing w:before="100" w:after="100"/>
-      </w:pPr>
-      <w:r>
-        <w:rPr>
-          <w:rFonts w:ascii="BIZ UDPGothic" w:cs="BIZ UDPGothic" w:eastAsia="BIZ UDPGothic" w:hAnsi="BIZ UDPGothic"/>
-          <w:color w:val="404040"/>
-          <w:sz w:val="18"/>
-          <w:szCs w:val="18"/>
-        </w:rPr>
-        <w:t xml:space="preserve">00:30〜01:00）または業務影響が最小となる時間帯</w:t>
-      </w:r>
-    </w:p>
-    <w:p>
-      <w:pPr>
-        <w:spacing w:before="100" w:after="100"/>
-      </w:pPr>
-      <w:r>
-        <w:rPr>
-          <w:rFonts w:ascii="BIZ UDPGothic" w:cs="BIZ UDPGothic" w:eastAsia="BIZ UDPGothic" w:hAnsi="BIZ UDPGothic"/>
-          <w:color w:val="404040"/>
-          <w:sz w:val="18"/>
-          <w:szCs w:val="18"/>
-        </w:rPr>
-        <w:t xml:space="preserve">切り戻し可否</w:t>
-      </w:r>
-    </w:p>
-    <w:p>
-      <w:pPr>
-        <w:spacing w:before="100" w:after="100"/>
-      </w:pPr>
-      <w:r>
-        <w:rPr>
-          <w:rFonts w:ascii="BIZ UDPGothic" w:cs="BIZ UDPGothic" w:eastAsia="BIZ UDPGothic" w:hAnsi="BIZ UDPGothic"/>
-          <w:color w:val="404040"/>
-          <w:sz w:val="18"/>
-          <w:szCs w:val="18"/>
-        </w:rPr>
-        <w:t xml:space="preserve">可能。変更前のクラス（db.r5.2xlarge）に再度変更することで即時切り戻し可能</w:t>
-      </w:r>
-    </w:p>
-    <w:p>
-      <w:pPr>
-        <w:spacing w:before="100" w:after="100"/>
-      </w:pPr>
-      <w:r>
-        <w:rPr>
-          <w:rFonts w:ascii="BIZ UDPGothic" w:cs="BIZ UDPGothic" w:eastAsia="BIZ UDPGothic" w:hAnsi="BIZ UDPGothic"/>
-          <w:color w:val="404040"/>
-          <w:sz w:val="18"/>
-          <w:szCs w:val="18"/>
-        </w:rPr>
-        <w:t xml:space="preserve">\-\-\-\-\-\-\-\-\-\-\-\-\-\-\-\-\-\-\--</w:t>
-      </w:r>
-    </w:p>
-    <w:p>
-      <w:pPr>
-        <w:spacing w:before="100" w:after="100"/>
-      </w:pPr>
-      <w:r>
-        <w:rPr>
-          <w:rFonts w:ascii="BIZ UDPGothic" w:cs="BIZ UDPGothic" w:eastAsia="BIZ UDPGothic" w:hAnsi="BIZ UDPGothic"/>
-          <w:color w:val="404040"/>
-          <w:sz w:val="18"/>
-          <w:szCs w:val="18"/>
-        </w:rPr>
-        <w:t xml:space="preserve">\-\-\-\-\-\-\-\-\-\-\-\-\-\-\-\-\-\-\-\-\-\-\-\-\-\-\-\-\-\-\-\-\-\-\-\-\-\-\-\-\-\-\-\-\-\-\-\-\-\-\-\-\-\-\-\-\-\-\-\-\-\-\-\-\-\-\-\-\-\-\-\-\-\-\-\-\-\-\-\-\-\-\-\-\-\-\-\-\-\-\-\-\-\-\-\-\-\-\-\-\-\-\-\-\-\-\-\-\-\-\-\-\-\-\-\-\-\-\-\-\-\-\-\--</w:t>
-      </w:r>
-    </w:p>
-    <w:p>
-      <w:pPr>
-        <w:spacing w:before="100" w:after="100"/>
-      </w:pPr>
-      <w:r>
-        <w:rPr>
-          <w:rFonts w:ascii="BIZ UDPGothic" w:cs="BIZ UDPGothic" w:eastAsia="BIZ UDPGothic" w:hAnsi="BIZ UDPGothic"/>
-          <w:b/>
-          <w:bCs/>
-          <w:color w:val="C8102E"/>
-          <w:sz w:val="20"/>
-          <w:szCs w:val="20"/>
-        </w:rPr>
-        <w:t xml:space="preserve">■ 改修一覧</w:t>
-      </w:r>
-    </w:p>
-    <w:p>
-      <w:pPr>
-        <w:spacing w:before="100" w:after="100"/>
-      </w:pPr>
-      <w:r>
-        <w:rPr>
-          <w:rFonts w:ascii="BIZ UDPGothic" w:cs="BIZ UDPGothic" w:eastAsia="BIZ UDPGothic" w:hAnsi="BIZ UDPGothic"/>
-          <w:color w:val="404040"/>
-          <w:sz w:val="18"/>
-          <w:szCs w:val="18"/>
-        </w:rPr>
-        <w:t xml:space="preserve">\-\-\-\-\-\-\-\--</w:t>
-      </w:r>
-    </w:p>
-    <w:p>
-      <w:pPr>
-        <w:spacing w:before="100" w:after="100"/>
-      </w:pPr>
-      <w:r>
-        <w:rPr>
-          <w:rFonts w:ascii="BIZ UDPGothic" w:cs="BIZ UDPGothic" w:eastAsia="BIZ UDPGothic" w:hAnsi="BIZ UDPGothic"/>
-          <w:color w:val="404040"/>
-          <w:sz w:val="18"/>
-          <w:szCs w:val="18"/>
-        </w:rPr>
-        <w:t xml:space="preserve">\-\-\-\-\-\-\-\-\-\-\-\-\-\-\-\-\-\-\-\-\-\-\-\-\-\-\-\-\-\-\-\-\--</w:t>
-      </w:r>
-    </w:p>
-    <w:p>
-      <w:pPr>
-        <w:spacing w:before="100" w:after="100"/>
-      </w:pPr>
-      <w:r>
-        <w:rPr>
-          <w:rFonts w:ascii="BIZ UDPGothic" w:cs="BIZ UDPGothic" w:eastAsia="BIZ UDPGothic" w:hAnsi="BIZ UDPGothic"/>
-          <w:color w:val="404040"/>
-          <w:sz w:val="18"/>
-          <w:szCs w:val="18"/>
-        </w:rPr>
-        <w:t xml:space="preserve">\-\-\-\-\-\-\-\-\-\-\-\-\-\-\-\-\-\-\-\-\-\-\-\-\-\-\-\-\-\-\-\-\-\-\-\-\-\-\-\-\-\-\-\-\-\-\-\-\-\-\-\-\-\-\-\-\-\-\--</w:t>
-      </w:r>
-    </w:p>
-    <w:p>
-      <w:pPr>
-        <w:spacing w:before="100" w:after="100"/>
-      </w:pPr>
-      <w:r>
-        <w:rPr>
-          <w:rFonts w:ascii="BIZ UDPGothic" w:cs="BIZ UDPGothic" w:eastAsia="BIZ UDPGothic" w:hAnsi="BIZ UDPGothic"/>
-          <w:color w:val="404040"/>
-          <w:sz w:val="18"/>
-          <w:szCs w:val="18"/>
-        </w:rPr>
-        <w:t xml:space="preserve">\-\-\-\-\-\-\-\-\-- \-\-\-\-\-\-\-\-\-\-\--</w:t>
-      </w:r>
-    </w:p>
-    <w:p>
-      <w:pPr>
-        <w:spacing w:before="100" w:after="100"/>
-      </w:pPr>
-      <w:r>
-        <w:rPr>
-          <w:rFonts w:ascii="BIZ UDPGothic" w:cs="BIZ UDPGothic" w:eastAsia="BIZ UDPGothic" w:hAnsi="BIZ UDPGothic"/>
-          <w:color w:val="404040"/>
-          <w:sz w:val="18"/>
-          <w:szCs w:val="18"/>
-        </w:rPr>
-        <w:t xml:space="preserve">No. 改修タイトル 概要 工数 リスク</w:t>
-      </w:r>
-    </w:p>
-    <w:p>
-      <w:pPr>
-        <w:spacing w:before="100" w:after="100"/>
-      </w:pPr>
-      <w:r>
-        <w:rPr>
-          <w:rFonts w:ascii="BIZ UDPGothic" w:cs="BIZ UDPGothic" w:eastAsia="BIZ UDPGothic" w:hAnsi="BIZ UDPGothic"/>
-          <w:color w:val="404040"/>
-          <w:sz w:val="18"/>
-          <w:szCs w:val="18"/>
-        </w:rPr>
-        <w:t xml:space="preserve">1 instance-2（Reader）ダウンサイズ db.r5.2xlarge →</w:t>
-      </w:r>
-    </w:p>
-    <w:p>
-      <w:pPr>
-        <w:spacing w:before="100" w:after="100"/>
-      </w:pPr>
-      <w:r>
-        <w:rPr>
-          <w:rFonts w:ascii="BIZ UDPGothic" w:cs="BIZ UDPGothic" w:eastAsia="BIZ UDPGothic" w:hAnsi="BIZ UDPGothic"/>
-          <w:color w:val="404040"/>
-          <w:sz w:val="18"/>
-          <w:szCs w:val="18"/>
-        </w:rPr>
-        <w:t xml:space="preserve">db.r5.xlarge（Readerから先に変更・低リスク） 0.5d 低</w:t>
-      </w:r>
-    </w:p>
-    <w:p>
-      <w:pPr>
-        <w:spacing w:before="100" w:after="100"/>
-      </w:pPr>
-      <w:r>
-        <w:rPr>
-          <w:rFonts w:ascii="BIZ UDPGothic" w:cs="BIZ UDPGothic" w:eastAsia="BIZ UDPGothic" w:hAnsi="BIZ UDPGothic"/>
-          <w:color w:val="404040"/>
-          <w:sz w:val="18"/>
-          <w:szCs w:val="18"/>
-        </w:rPr>
-        <w:t xml:space="preserve">2 instance-1（Writer）ダウンサイズ db.r5.2xlarge →</w:t>
-      </w:r>
-    </w:p>
-    <w:p>
-      <w:pPr>
-        <w:spacing w:before="100" w:after="100"/>
-      </w:pPr>
-      <w:r>
-        <w:rPr>
-          <w:rFonts w:ascii="BIZ UDPGothic" w:cs="BIZ UDPGothic" w:eastAsia="BIZ UDPGothic" w:hAnsi="BIZ UDPGothic"/>
-          <w:color w:val="404040"/>
-          <w:sz w:val="18"/>
-          <w:szCs w:val="18"/>
-        </w:rPr>
-        <w:t xml:space="preserve">db.r5.xlarge（Reader確認後に実施） 0.5d 中</w:t>
-      </w:r>
-    </w:p>
-    <w:p>
-      <w:pPr>
-        <w:spacing w:before="100" w:after="100"/>
-      </w:pPr>
-      <w:r>
-        <w:rPr>
-          <w:rFonts w:ascii="BIZ UDPGothic" w:cs="BIZ UDPGothic" w:eastAsia="BIZ UDPGothic" w:hAnsi="BIZ UDPGothic"/>
-          <w:color w:val="404040"/>
-          <w:sz w:val="18"/>
-          <w:szCs w:val="18"/>
-        </w:rPr>
-        <w:t xml:space="preserve">3 動作確認・コスト検証</w:t>
-      </w:r>
-    </w:p>
-    <w:p>
-      <w:pPr>
-        <w:spacing w:before="100" w:after="100"/>
-      </w:pPr>
-      <w:r>
-        <w:rPr>
-          <w:rFonts w:ascii="BIZ UDPGothic" w:cs="BIZ UDPGothic" w:eastAsia="BIZ UDPGothic" w:hAnsi="BIZ UDPGothic"/>
-          <w:color w:val="404040"/>
-          <w:sz w:val="18"/>
-          <w:szCs w:val="18"/>
-        </w:rPr>
-        <w:t xml:space="preserve">Lambda接続・バッチ処理の正常稼働確認。翌月コストで削減確認 0.5d 低</w:t>
-      </w:r>
-    </w:p>
-    <w:p>
-      <w:pPr>
-        <w:spacing w:before="100" w:after="100"/>
-      </w:pPr>
-      <w:r>
-        <w:rPr>
-          <w:rFonts w:ascii="BIZ UDPGothic" w:cs="BIZ UDPGothic" w:eastAsia="BIZ UDPGothic" w:hAnsi="BIZ UDPGothic"/>
-          <w:color w:val="404040"/>
-          <w:sz w:val="18"/>
-          <w:szCs w:val="18"/>
-        </w:rPr>
-        <w:t xml:space="preserve">\-\-\-\-\-\-\-\--</w:t>
-      </w:r>
-    </w:p>
-    <w:p>
-      <w:pPr>
-        <w:spacing w:before="100" w:after="100"/>
-      </w:pPr>
-      <w:r>
-        <w:rPr>
-          <w:rFonts w:ascii="BIZ UDPGothic" w:cs="BIZ UDPGothic" w:eastAsia="BIZ UDPGothic" w:hAnsi="BIZ UDPGothic"/>
-          <w:color w:val="404040"/>
-          <w:sz w:val="18"/>
-          <w:szCs w:val="18"/>
-        </w:rPr>
-        <w:t xml:space="preserve">\-\-\-\-\-\-\-\-\-\-\-\-\-\-\-\-\-\-\-\-\-\-\-\-\-\-\-\-\-\-\-\-\--</w:t>
-      </w:r>
-    </w:p>
-    <w:p>
-      <w:pPr>
-        <w:spacing w:before="100" w:after="100"/>
-      </w:pPr>
-      <w:r>
-        <w:rPr>
-          <w:rFonts w:ascii="BIZ UDPGothic" w:cs="BIZ UDPGothic" w:eastAsia="BIZ UDPGothic" w:hAnsi="BIZ UDPGothic"/>
-          <w:color w:val="404040"/>
-          <w:sz w:val="18"/>
-          <w:szCs w:val="18"/>
-        </w:rPr>
-        <w:t xml:space="preserve">\-\-\-\-\-\-\-\-\-\-\-\-\-\-\-\-\-\-\-\-\-\-\-\-\-\-\-\-\-\-\-\-\-\-\-\-\-\-\-\-\-\-\-\-\-\-\-\-\-\-\-\-\-\-\-\-\-\-\--</w:t>
-      </w:r>
-    </w:p>
-    <w:p>
-      <w:pPr>
-        <w:spacing w:before="100" w:after="100"/>
-      </w:pPr>
-      <w:r>
-        <w:rPr>
-          <w:rFonts w:ascii="BIZ UDPGothic" w:cs="BIZ UDPGothic" w:eastAsia="BIZ UDPGothic" w:hAnsi="BIZ UDPGothic"/>
-          <w:color w:val="404040"/>
-          <w:sz w:val="18"/>
-          <w:szCs w:val="18"/>
-        </w:rPr>
-        <w:t xml:space="preserve">\-\-\-\-\-\-\-\-\-- \-\-\-\-\-\-\-\-\-\-\--</w:t>
-      </w:r>
-    </w:p>
-    <w:p>
-      <w:pPr>
-        <w:spacing w:before="100" w:after="100"/>
-      </w:pPr>
-      <w:r>
-        <w:rPr>
-          <w:rFonts w:ascii="BIZ UDPGothic" w:cs="BIZ UDPGothic" w:eastAsia="BIZ UDPGothic" w:hAnsi="BIZ UDPGothic"/>
-          <w:b/>
-          <w:bCs/>
-          <w:color w:val="C8102E"/>
-          <w:sz w:val="20"/>
-          <w:szCs w:val="20"/>
-        </w:rPr>
-        <w:t xml:space="preserve">■ 2. 現状構成・実測値</w:t>
-      </w:r>
-    </w:p>
-    <w:p>
-      <w:pPr>
-        <w:spacing w:before="100" w:after="100"/>
-      </w:pPr>
-      <w:r>
-        <w:rPr>
-          <w:rFonts w:ascii="BIZ UDPGothic" w:cs="BIZ UDPGothic" w:eastAsia="BIZ UDPGothic" w:hAnsi="BIZ UDPGothic"/>
-          <w:b/>
-          <w:bCs/>
-          <w:color w:val="C8102E"/>
-          <w:sz w:val="20"/>
-          <w:szCs w:val="20"/>
-        </w:rPr>
-        <w:t xml:space="preserve">■ 現状インスタンス構成</w:t>
-      </w:r>
-    </w:p>
-    <w:p>
-      <w:pPr>
-        <w:spacing w:before="100" w:after="100"/>
-      </w:pPr>
-      <w:r>
-        <w:rPr>
-          <w:rFonts w:ascii="BIZ UDPGothic" w:cs="BIZ UDPGothic" w:eastAsia="BIZ UDPGothic" w:hAnsi="BIZ UDPGothic"/>
-          <w:color w:val="404040"/>
-          <w:sz w:val="18"/>
-          <w:szCs w:val="18"/>
-        </w:rPr>
-        <w:t xml:space="preserve">\-\-\-\-\-\-\-\-\-\-\-\-\-\-\-\-\-\-\-\-\-\-\-\-\-\-\-\-\-\-\-\-\--</w:t>
-      </w:r>
-    </w:p>
-    <w:p>
-      <w:pPr>
-        <w:spacing w:before="100" w:after="100"/>
-      </w:pPr>
-      <w:r>
-        <w:rPr>
-          <w:rFonts w:ascii="BIZ UDPGothic" w:cs="BIZ UDPGothic" w:eastAsia="BIZ UDPGothic" w:hAnsi="BIZ UDPGothic"/>
-          <w:color w:val="404040"/>
-          <w:sz w:val="18"/>
-          <w:szCs w:val="18"/>
-        </w:rPr>
-        <w:t xml:space="preserve">\-\-\-\-\-\-\-\-\-\-\-\-\-\-- \-\-\-\-\-\-\-\-\-- \-\-\-\-\-\-\-\--</w:t>
-      </w:r>
-    </w:p>
-    <w:p>
-      <w:pPr>
-        <w:spacing w:before="100" w:after="100"/>
-      </w:pPr>
-      <w:r>
-        <w:rPr>
-          <w:rFonts w:ascii="BIZ UDPGothic" w:cs="BIZ UDPGothic" w:eastAsia="BIZ UDPGothic" w:hAnsi="BIZ UDPGothic"/>
-          <w:color w:val="404040"/>
-          <w:sz w:val="18"/>
-          <w:szCs w:val="18"/>
-        </w:rPr>
-        <w:t xml:space="preserve">\-\-\-\-\-\-\-\-\-\-\-\-\-\-\-\-\-\-\-\-\--</w:t>
-      </w:r>
-    </w:p>
-    <w:p>
-      <w:pPr>
-        <w:spacing w:before="100" w:after="100"/>
-      </w:pPr>
-      <w:r>
-        <w:rPr>
-          <w:rFonts w:ascii="BIZ UDPGothic" w:cs="BIZ UDPGothic" w:eastAsia="BIZ UDPGothic" w:hAnsi="BIZ UDPGothic"/>
-          <w:color w:val="404040"/>
-          <w:sz w:val="18"/>
-          <w:szCs w:val="18"/>
-        </w:rPr>
-        <w:t xml:space="preserve">インスタンスID クラス vCPU RAM 役割</w:t>
-      </w:r>
-    </w:p>
-    <w:p>
-      <w:pPr>
-        <w:spacing w:before="100" w:after="100"/>
-      </w:pPr>
-      <w:r>
-        <w:rPr>
-          <w:rFonts w:ascii="BIZ UDPGothic" w:cs="BIZ UDPGothic" w:eastAsia="BIZ UDPGothic" w:hAnsi="BIZ UDPGothic"/>
-          <w:color w:val="404040"/>
-          <w:sz w:val="18"/>
-          <w:szCs w:val="18"/>
-        </w:rPr>
-        <w:t xml:space="preserve">ksm-posprd-db-instance-1 db.r5.2xlarge 8 64 GB Writer（プライマリ）</w:t>
-      </w:r>
-    </w:p>
-    <w:p>
-      <w:pPr>
-        <w:spacing w:before="100" w:after="100"/>
-      </w:pPr>
-      <w:r>
-        <w:rPr>
-          <w:rFonts w:ascii="BIZ UDPGothic" w:cs="BIZ UDPGothic" w:eastAsia="BIZ UDPGothic" w:hAnsi="BIZ UDPGothic"/>
-          <w:color w:val="404040"/>
-          <w:sz w:val="18"/>
-          <w:szCs w:val="18"/>
-        </w:rPr>
-        <w:t xml:space="preserve">ksm-posprd-db-instance-2 db.r5.2xlarge 8 64 GB Reader</w:t>
-      </w:r>
-    </w:p>
-    <w:p>
-      <w:pPr>
-        <w:spacing w:before="100" w:after="100"/>
-      </w:pPr>
-      <w:r>
-        <w:rPr>
-          <w:rFonts w:ascii="BIZ UDPGothic" w:cs="BIZ UDPGothic" w:eastAsia="BIZ UDPGothic" w:hAnsi="BIZ UDPGothic"/>
-          <w:color w:val="404040"/>
-          <w:sz w:val="18"/>
-          <w:szCs w:val="18"/>
-        </w:rPr>
-        <w:t xml:space="preserve">ksm-posprd-db-instance-1-replica db.t3.medium 2 4 GB</w:t>
-      </w:r>
-    </w:p>
-    <w:p>
-      <w:pPr>
-        <w:spacing w:before="100" w:after="100"/>
-      </w:pPr>
-      <w:r>
-        <w:rPr>
-          <w:rFonts w:ascii="BIZ UDPGothic" w:cs="BIZ UDPGothic" w:eastAsia="BIZ UDPGothic" w:hAnsi="BIZ UDPGothic"/>
-          <w:color w:val="404040"/>
-          <w:sz w:val="18"/>
-          <w:szCs w:val="18"/>
-        </w:rPr>
-        <w:t xml:space="preserve">Reader（レプリカ系）</w:t>
-      </w:r>
-    </w:p>
-    <w:p>
-      <w:pPr>
-        <w:spacing w:before="100" w:after="100"/>
-      </w:pPr>
-      <w:r>
-        <w:rPr>
-          <w:rFonts w:ascii="BIZ UDPGothic" w:cs="BIZ UDPGothic" w:eastAsia="BIZ UDPGothic" w:hAnsi="BIZ UDPGothic"/>
-          <w:color w:val="404040"/>
-          <w:sz w:val="18"/>
-          <w:szCs w:val="18"/>
-        </w:rPr>
-        <w:t xml:space="preserve">ksm-posprd-db-instance-2-replica db.t3.medium 2 4 GB</w:t>
-      </w:r>
-    </w:p>
-    <w:p>
-      <w:pPr>
-        <w:spacing w:before="100" w:after="100"/>
-      </w:pPr>
-      <w:r>
-        <w:rPr>
-          <w:rFonts w:ascii="BIZ UDPGothic" w:cs="BIZ UDPGothic" w:eastAsia="BIZ UDPGothic" w:hAnsi="BIZ UDPGothic"/>
-          <w:color w:val="404040"/>
-          <w:sz w:val="18"/>
-          <w:szCs w:val="18"/>
-        </w:rPr>
-        <w:t xml:space="preserve">Reader（レプリカ系）</w:t>
-      </w:r>
-    </w:p>
-    <w:p>
-      <w:pPr>
-        <w:spacing w:before="100" w:after="100"/>
-      </w:pPr>
-      <w:r>
-        <w:rPr>
-          <w:rFonts w:ascii="BIZ UDPGothic" w:cs="BIZ UDPGothic" w:eastAsia="BIZ UDPGothic" w:hAnsi="BIZ UDPGothic"/>
-          <w:color w:val="404040"/>
-          <w:sz w:val="18"/>
-          <w:szCs w:val="18"/>
-        </w:rPr>
-        <w:t xml:space="preserve">\-\-\-\-\-\-\-\-\-\-\-\-\-\-\-\-\-\-\-\-\-\-\-\-\-\-\-\-\-\-\-\-\--</w:t>
-      </w:r>
-    </w:p>
-    <w:p>
-      <w:pPr>
-        <w:spacing w:before="100" w:after="100"/>
-      </w:pPr>
-      <w:r>
-        <w:rPr>
-          <w:rFonts w:ascii="BIZ UDPGothic" w:cs="BIZ UDPGothic" w:eastAsia="BIZ UDPGothic" w:hAnsi="BIZ UDPGothic"/>
-          <w:color w:val="404040"/>
-          <w:sz w:val="18"/>
-          <w:szCs w:val="18"/>
-        </w:rPr>
-        <w:t xml:space="preserve">\-\-\-\-\-\-\-\-\-\-\-\-\-\-- \-\-\-\-\-\-\-\-\-- \-\-\-\-\-\-\-\--</w:t>
-      </w:r>
-    </w:p>
-    <w:p>
-      <w:pPr>
-        <w:spacing w:before="100" w:after="100"/>
-      </w:pPr>
-      <w:r>
-        <w:rPr>
-          <w:rFonts w:ascii="BIZ UDPGothic" w:cs="BIZ UDPGothic" w:eastAsia="BIZ UDPGothic" w:hAnsi="BIZ UDPGothic"/>
-          <w:color w:val="404040"/>
-          <w:sz w:val="18"/>
-          <w:szCs w:val="18"/>
-        </w:rPr>
-        <w:t xml:space="preserve">\-\-\-\-\-\-\-\-\-\-\-\-\-\-\-\-\-\-\-\-\--</w:t>
-      </w:r>
-    </w:p>
-    <w:p>
-      <w:pPr>
-        <w:spacing w:before="100" w:after="100"/>
-      </w:pPr>
-      <w:r>
-        <w:rPr>
-          <w:rFonts w:ascii="BIZ UDPGothic" w:cs="BIZ UDPGothic" w:eastAsia="BIZ UDPGothic" w:hAnsi="BIZ UDPGothic"/>
-          <w:b/>
-          <w:bCs/>
-          <w:color w:val="C8102E"/>
-          <w:sz w:val="20"/>
-          <w:szCs w:val="20"/>
-        </w:rPr>
-        <w:t xml:space="preserve">■ CloudWatch 実測値（過去7日間）</w:t>
-      </w:r>
-    </w:p>
-    <w:p>
-      <w:pPr>
-        <w:spacing w:before="100" w:after="100"/>
-      </w:pPr>
-      <w:r>
-        <w:rPr>
-          <w:rFonts w:ascii="BIZ UDPGothic" w:cs="BIZ UDPGothic" w:eastAsia="BIZ UDPGothic" w:hAnsi="BIZ UDPGothic"/>
-          <w:color w:val="404040"/>
-          <w:sz w:val="18"/>
-          <w:szCs w:val="18"/>
-        </w:rPr>
-        <w:t xml:space="preserve">ngày</w:t>
-      </w:r>
-    </w:p>
-    <w:p>
-      <w:pPr>
-        <w:spacing w:before="100" w:after="100"/>
-      </w:pPr>
-      <w:r>
-        <w:rPr>
-          <w:rFonts w:ascii="BIZ UDPGothic" w:cs="BIZ UDPGothic" w:eastAsia="BIZ UDPGothic" w:hAnsi="BIZ UDPGothic"/>
-          <w:color w:val="404040"/>
-          <w:sz w:val="18"/>
-          <w:szCs w:val="18"/>
-        </w:rPr>
-        <w:t xml:space="preserve">qua)\*</w:t>
-      </w:r>
-    </w:p>
-    <w:p>
-      <w:pPr>
-        <w:spacing w:before="100" w:after="100"/>
-      </w:pPr>
-      <w:r>
-        <w:rPr>
-          <w:rFonts w:ascii="BIZ UDPGothic" w:cs="BIZ UDPGothic" w:eastAsia="BIZ UDPGothic" w:hAnsi="BIZ UDPGothic"/>
-          <w:color w:val="404040"/>
-          <w:sz w:val="18"/>
-          <w:szCs w:val="18"/>
-        </w:rPr>
-        <w:t xml:space="preserve">\-\-\-\-\-\-\-\-\-\-\-\-\-\-\-\-\-\-\-\-\-- \-\-\-\-\-\-\-\-\-\-\-\--</w:t>
-      </w:r>
-    </w:p>
-    <w:p>
-      <w:pPr>
-        <w:spacing w:before="100" w:after="100"/>
-      </w:pPr>
-      <w:r>
-        <w:rPr>
-          <w:rFonts w:ascii="BIZ UDPGothic" w:cs="BIZ UDPGothic" w:eastAsia="BIZ UDPGothic" w:hAnsi="BIZ UDPGothic"/>
-          <w:color w:val="404040"/>
-          <w:sz w:val="18"/>
-          <w:szCs w:val="18"/>
-        </w:rPr>
-        <w:t xml:space="preserve">\-\-\-\-\-\-\-\-\-\-\-\--</w:t>
-      </w:r>
-    </w:p>
-    <w:p>
-      <w:pPr>
-        <w:spacing w:before="100" w:after="100"/>
-      </w:pPr>
-      <w:r>
-        <w:rPr>
-          <w:rFonts w:ascii="BIZ UDPGothic" w:cs="BIZ UDPGothic" w:eastAsia="BIZ UDPGothic" w:hAnsi="BIZ UDPGothic"/>
-          <w:color w:val="404040"/>
-          <w:sz w:val="18"/>
-          <w:szCs w:val="18"/>
-        </w:rPr>
-        <w:t xml:space="preserve">\-\-\-\-\-\-\-\-\-\-\-\-\-\-\-\-\-\-\-\-\-\-\-\-\-\-\-\-\-\-\-\-\--</w:t>
-      </w:r>
-    </w:p>
-    <w:p>
-      <w:pPr>
-        <w:spacing w:before="100" w:after="100"/>
-      </w:pPr>
-      <w:r>
-        <w:rPr>
-          <w:rFonts w:ascii="BIZ UDPGothic" w:cs="BIZ UDPGothic" w:eastAsia="BIZ UDPGothic" w:hAnsi="BIZ UDPGothic"/>
-          <w:color w:val="404040"/>
-          <w:sz w:val="18"/>
-          <w:szCs w:val="18"/>
-        </w:rPr>
-        <w:t xml:space="preserve">インスタンス 平均CPU 最大CPU 評価</w:t>
-      </w:r>
-    </w:p>
-    <w:p>
-      <w:pPr>
-        <w:spacing w:before="100" w:after="100"/>
-      </w:pPr>
-      <w:r>
-        <w:rPr>
-          <w:rFonts w:ascii="BIZ UDPGothic" w:cs="BIZ UDPGothic" w:eastAsia="BIZ UDPGothic" w:hAnsi="BIZ UDPGothic"/>
-          <w:color w:val="404040"/>
-          <w:sz w:val="18"/>
-          <w:szCs w:val="18"/>
-        </w:rPr>
-        <w:t xml:space="preserve">instance-1（Writer） ≒ 0% 0.015% ほぼゼロ。バッチ時のみ最大 62 IOPS</w:t>
-      </w:r>
-    </w:p>
-    <w:p>
-      <w:pPr>
-        <w:spacing w:before="100" w:after="100"/>
-      </w:pPr>
-      <w:r>
-        <w:rPr>
-          <w:rFonts w:ascii="BIZ UDPGothic" w:cs="BIZ UDPGothic" w:eastAsia="BIZ UDPGothic" w:hAnsi="BIZ UDPGothic"/>
-          <w:color w:val="404040"/>
-          <w:sz w:val="18"/>
-          <w:szCs w:val="18"/>
-        </w:rPr>
-        <w:t xml:space="preserve">instance-2（Reader） 1.69% 2.12% Auroraレプリカ同期・内部処理のみ</w:t>
-      </w:r>
-    </w:p>
-    <w:p>
-      <w:pPr>
-        <w:spacing w:before="100" w:after="100"/>
-      </w:pPr>
-      <w:r>
-        <w:rPr>
-          <w:rFonts w:ascii="BIZ UDPGothic" w:cs="BIZ UDPGothic" w:eastAsia="BIZ UDPGothic" w:hAnsi="BIZ UDPGothic"/>
-          <w:color w:val="404040"/>
-          <w:sz w:val="18"/>
-          <w:szCs w:val="18"/>
-        </w:rPr>
-        <w:t xml:space="preserve">\-\-\-\-\-\-\-\-\-\-\-\-\-\-\-\-\-\-\-\-\-- \-\-\-\-\-\-\-\-\-\-\-\--</w:t>
-      </w:r>
-    </w:p>
-    <w:p>
-      <w:pPr>
-        <w:spacing w:before="100" w:after="100"/>
-      </w:pPr>
-      <w:r>
-        <w:rPr>
-          <w:rFonts w:ascii="BIZ UDPGothic" w:cs="BIZ UDPGothic" w:eastAsia="BIZ UDPGothic" w:hAnsi="BIZ UDPGothic"/>
-          <w:color w:val="404040"/>
-          <w:sz w:val="18"/>
-          <w:szCs w:val="18"/>
-        </w:rPr>
-        <w:t xml:space="preserve">\-\-\-\-\-\-\-\-\-\-\-\--</w:t>
-      </w:r>
-    </w:p>
-    <w:p>
-      <w:pPr>
-        <w:spacing w:before="100" w:after="100"/>
-      </w:pPr>
-      <w:r>
-        <w:rPr>
-          <w:rFonts w:ascii="BIZ UDPGothic" w:cs="BIZ UDPGothic" w:eastAsia="BIZ UDPGothic" w:hAnsi="BIZ UDPGothic"/>
-          <w:color w:val="404040"/>
-          <w:sz w:val="18"/>
-          <w:szCs w:val="18"/>
-        </w:rPr>
-        <w:t xml:space="preserve">\-\-\-\-\-\-\-\-\-\-\-\-\-\-\-\-\-\-\-\-\-\-\-\-\-\-\-\-\-\-\-\-\--</w:t>
-      </w:r>
-    </w:p>
-    <w:p>
-      <w:pPr>
-        <w:spacing w:before="100" w:after="100"/>
-      </w:pPr>
-      <w:r>
-        <w:rPr>
-          <w:rFonts w:ascii="BIZ UDPGothic" w:cs="BIZ UDPGothic" w:eastAsia="BIZ UDPGothic" w:hAnsi="BIZ UDPGothic"/>
-          <w:b/>
-          <w:bCs/>
-          <w:color w:val="C8102E"/>
-          <w:sz w:val="20"/>
-          <w:szCs w:val="20"/>
-        </w:rPr>
-        <w:t xml:space="preserve">■ 4. 修正内容</w:t>
-      </w:r>
-    </w:p>
-    <w:p>
-      <w:pPr>
-        <w:spacing w:before="100" w:after="100"/>
-      </w:pPr>
-      <w:r>
-        <w:rPr>
-          <w:rFonts w:ascii="BIZ UDPGothic" w:cs="BIZ UDPGothic" w:eastAsia="BIZ UDPGothic" w:hAnsi="BIZ UDPGothic"/>
-          <w:b/>
-          <w:bCs/>
-          <w:color w:val="C8102E"/>
-          <w:sz w:val="20"/>
-          <w:szCs w:val="20"/>
-        </w:rPr>
-        <w:t xml:space="preserve">■ No.1 instance-2（Reader）ダウンサイズ</w:t>
-      </w:r>
-    </w:p>
-    <w:p>
-      <w:pPr>
-        <w:spacing w:before="100" w:after="100"/>
-      </w:pPr>
-      <w:r>
-        <w:rPr>
-          <w:rFonts w:ascii="BIZ UDPGothic" w:cs="BIZ UDPGothic" w:eastAsia="BIZ UDPGothic" w:hAnsi="BIZ UDPGothic"/>
-          <w:color w:val="404040"/>
-          <w:sz w:val="18"/>
-          <w:szCs w:val="18"/>
-        </w:rPr>
-        <w:t xml:space="preserve">instance-2</w:t>
-      </w:r>
-    </w:p>
-    <w:p>
-      <w:pPr>
-        <w:spacing w:before="100" w:after="100"/>
-      </w:pPr>
-      <w:r>
-        <w:rPr>
-          <w:rFonts w:ascii="BIZ UDPGothic" w:cs="BIZ UDPGothic" w:eastAsia="BIZ UDPGothic" w:hAnsi="BIZ UDPGothic"/>
-          <w:color w:val="404040"/>
-          <w:sz w:val="18"/>
-          <w:szCs w:val="18"/>
-        </w:rPr>
-        <w:t xml:space="preserve">*　No.1 instance-2（Reader）ダウンサイズ\*\* \*■ No.1 Downsize</w:t>
-      </w:r>
-    </w:p>
-    <w:p>
-      <w:pPr>
-        <w:spacing w:before="100" w:after="100"/>
-      </w:pPr>
-      <w:r>
-        <w:rPr>
-          <w:rFonts w:ascii="BIZ UDPGothic" w:cs="BIZ UDPGothic" w:eastAsia="BIZ UDPGothic" w:hAnsi="BIZ UDPGothic"/>
-          <w:color w:val="404040"/>
-          <w:sz w:val="18"/>
-          <w:szCs w:val="18"/>
-        </w:rPr>
-        <w:t xml:space="preserve">instance-2*</w:t>
-      </w:r>
-    </w:p>
-    <w:p>
-      <w:pPr>
-        <w:spacing w:before="100" w:after="100"/>
-      </w:pPr>
-      <w:r>
-        <w:rPr>
-          <w:rFonts w:ascii="BIZ UDPGothic" w:cs="BIZ UDPGothic" w:eastAsia="BIZ UDPGothic" w:hAnsi="BIZ UDPGothic"/>
-          <w:color w:val="404040"/>
-          <w:sz w:val="18"/>
-          <w:szCs w:val="18"/>
-        </w:rPr>
-        <w:t xml:space="preserve">(Reader)\*</w:t>
-      </w:r>
-    </w:p>
-    <w:p>
-      <w:pPr>
-        <w:spacing w:before="100" w:after="100"/>
-      </w:pPr>
-      <w:r>
-        <w:rPr>
-          <w:rFonts w:ascii="BIZ UDPGothic" w:cs="BIZ UDPGothic" w:eastAsia="BIZ UDPGothic" w:hAnsi="BIZ UDPGothic"/>
-          <w:color w:val="404040"/>
-          <w:sz w:val="18"/>
-          <w:szCs w:val="18"/>
-        </w:rPr>
-        <w:t xml:space="preserve">インスタンス:                       インスタンス:</w:t>
-      </w:r>
-    </w:p>
-    <w:p>
-      <w:pPr>
-        <w:spacing w:before="100" w:after="100"/>
-      </w:pPr>
-      <w:r>
-        <w:rPr>
-          <w:rFonts w:ascii="BIZ UDPGothic" w:cs="BIZ UDPGothic" w:eastAsia="BIZ UDPGothic" w:hAnsi="BIZ UDPGothic"/>
-          <w:color w:val="404040"/>
-          <w:sz w:val="18"/>
-          <w:szCs w:val="18"/>
-        </w:rPr>
-        <w:t xml:space="preserve">ksm-posprd-db-instance-2 クラス:    ksm-posprd-db-instance-2 クラス:</w:t>
-      </w:r>
-    </w:p>
-    <w:p>
-      <w:pPr>
-        <w:spacing w:before="100" w:after="100"/>
-      </w:pPr>
-      <w:r>
-        <w:rPr>
-          <w:rFonts w:ascii="BIZ UDPGothic" w:cs="BIZ UDPGothic" w:eastAsia="BIZ UDPGothic" w:hAnsi="BIZ UDPGothic"/>
-          <w:color w:val="404040"/>
-          <w:sz w:val="18"/>
-          <w:szCs w:val="18"/>
-        </w:rPr>
-        <w:t xml:space="preserve">db.r5.2xlarge vCPU: 8 / RAM: 64 GB  db.r5.xlarge vCPU: 4 / RAM: 32 GB</w:t>
-      </w:r>
-    </w:p>
-    <w:p>
-      <w:pPr>
-        <w:spacing w:before="100" w:after="100"/>
-      </w:pPr>
-      <w:r>
-        <w:rPr>
-          <w:rFonts w:ascii="BIZ UDPGothic" w:cs="BIZ UDPGothic" w:eastAsia="BIZ UDPGothic" w:hAnsi="BIZ UDPGothic"/>
-          <w:color w:val="404040"/>
-          <w:sz w:val="18"/>
-          <w:szCs w:val="18"/>
-        </w:rPr>
-        <w:t xml:space="preserve">月額: \~\$1,014/台              月額: \~\$507/台</w:t>
-      </w:r>
-    </w:p>
-    <w:p>
-      <w:pPr>
-        <w:spacing w:before="100" w:after="100"/>
-      </w:pPr>
-      <w:r>
-        <w:rPr>
-          <w:rFonts w:ascii="BIZ UDPGothic" w:cs="BIZ UDPGothic" w:eastAsia="BIZ UDPGothic" w:hAnsi="BIZ UDPGothic"/>
-          <w:b/>
-          <w:bCs/>
-          <w:color w:val="C8102E"/>
-          <w:sz w:val="20"/>
-          <w:szCs w:val="20"/>
-        </w:rPr>
-        <w:t xml:space="preserve">■ No.1 実行コマンド</w:t>
-      </w:r>
-    </w:p>
-    <w:p>
-      <w:pPr>
-        <w:spacing w:before="100" w:after="100"/>
-      </w:pPr>
-      <w:r>
-        <w:rPr>
-          <w:rFonts w:ascii="BIZ UDPGothic" w:cs="BIZ UDPGothic" w:eastAsia="BIZ UDPGothic" w:hAnsi="BIZ UDPGothic"/>
-          <w:b/>
-          <w:bCs/>
-          <w:color w:val="C8102E"/>
-          <w:sz w:val="20"/>
-          <w:szCs w:val="20"/>
-        </w:rPr>
-        <w:t xml:space="preserve">■ No.2 instance-1（Writer）ダウンサイズ</w:t>
-      </w:r>
-    </w:p>
-    <w:p>
-      <w:pPr>
-        <w:spacing w:before="100" w:after="100"/>
-      </w:pPr>
-      <w:r>
-        <w:rPr>
-          <w:rFonts w:ascii="BIZ UDPGothic" w:cs="BIZ UDPGothic" w:eastAsia="BIZ UDPGothic" w:hAnsi="BIZ UDPGothic"/>
-          <w:color w:val="404040"/>
-          <w:sz w:val="18"/>
-          <w:szCs w:val="18"/>
-        </w:rPr>
-        <w:t xml:space="preserve">instance-1</w:t>
-      </w:r>
-    </w:p>
-    <w:p>
-      <w:pPr>
-        <w:spacing w:before="100" w:after="100"/>
-      </w:pPr>
-      <w:r>
-        <w:rPr>
-          <w:rFonts w:ascii="BIZ UDPGothic" w:cs="BIZ UDPGothic" w:eastAsia="BIZ UDPGothic" w:hAnsi="BIZ UDPGothic"/>
-          <w:color w:val="404040"/>
-          <w:sz w:val="18"/>
-          <w:szCs w:val="18"/>
-        </w:rPr>
-        <w:t xml:space="preserve">*　No.2 instance-1（Writer）ダウンサイズ\*\* \*■ No.2 Downsize</w:t>
-      </w:r>
-    </w:p>
-    <w:p>
-      <w:pPr>
-        <w:spacing w:before="100" w:after="100"/>
-      </w:pPr>
-      <w:r>
-        <w:rPr>
-          <w:rFonts w:ascii="BIZ UDPGothic" w:cs="BIZ UDPGothic" w:eastAsia="BIZ UDPGothic" w:hAnsi="BIZ UDPGothic"/>
-          <w:color w:val="404040"/>
-          <w:sz w:val="18"/>
-          <w:szCs w:val="18"/>
-        </w:rPr>
-        <w:t xml:space="preserve">instance-1*</w:t>
-      </w:r>
-    </w:p>
-    <w:p>
-      <w:pPr>
-        <w:spacing w:before="100" w:after="100"/>
-      </w:pPr>
-      <w:r>
-        <w:rPr>
-          <w:rFonts w:ascii="BIZ UDPGothic" w:cs="BIZ UDPGothic" w:eastAsia="BIZ UDPGothic" w:hAnsi="BIZ UDPGothic"/>
-          <w:color w:val="404040"/>
-          <w:sz w:val="18"/>
-          <w:szCs w:val="18"/>
-        </w:rPr>
-        <w:t xml:space="preserve">(Writer)\*</w:t>
-      </w:r>
-    </w:p>
-    <w:p>
-      <w:pPr>
-        <w:spacing w:before="100" w:after="100"/>
-      </w:pPr>
-      <w:r>
-        <w:rPr>
-          <w:rFonts w:ascii="BIZ UDPGothic" w:cs="BIZ UDPGothic" w:eastAsia="BIZ UDPGothic" w:hAnsi="BIZ UDPGothic"/>
-          <w:color w:val="404040"/>
-          <w:sz w:val="18"/>
-          <w:szCs w:val="18"/>
-        </w:rPr>
-        <w:t xml:space="preserve">インスタンス:                       インスタンス:</w:t>
-      </w:r>
-    </w:p>
-    <w:p>
-      <w:pPr>
-        <w:spacing w:before="100" w:after="100"/>
-      </w:pPr>
-      <w:r>
-        <w:rPr>
-          <w:rFonts w:ascii="BIZ UDPGothic" w:cs="BIZ UDPGothic" w:eastAsia="BIZ UDPGothic" w:hAnsi="BIZ UDPGothic"/>
-          <w:color w:val="404040"/>
-          <w:sz w:val="18"/>
-          <w:szCs w:val="18"/>
-        </w:rPr>
-        <w:t xml:space="preserve">ksm-posprd-db-instance-1 クラス:    ksm-posprd-db-instance-1 クラス:</w:t>
-      </w:r>
-    </w:p>
-    <w:p>
-      <w:pPr>
-        <w:spacing w:before="100" w:after="100"/>
-      </w:pPr>
-      <w:r>
-        <w:rPr>
-          <w:rFonts w:ascii="BIZ UDPGothic" w:cs="BIZ UDPGothic" w:eastAsia="BIZ UDPGothic" w:hAnsi="BIZ UDPGothic"/>
-          <w:color w:val="404040"/>
-          <w:sz w:val="18"/>
-          <w:szCs w:val="18"/>
-        </w:rPr>
-        <w:t xml:space="preserve">db.r5.2xlarge vCPU: 8 / RAM: 64 GB  db.r5.xlarge vCPU: 4 / RAM: 32 GB</w:t>
-      </w:r>
-    </w:p>
-    <w:p>
-      <w:pPr>
-        <w:spacing w:before="100" w:after="100"/>
-      </w:pPr>
-      <w:r>
-        <w:rPr>
-          <w:rFonts w:ascii="BIZ UDPGothic" w:cs="BIZ UDPGothic" w:eastAsia="BIZ UDPGothic" w:hAnsi="BIZ UDPGothic"/>
-          <w:b/>
-          <w:bCs/>
-          <w:color w:val="C8102E"/>
-          <w:sz w:val="20"/>
-          <w:szCs w:val="20"/>
-        </w:rPr>
-        <w:t xml:space="preserve">■ No.2 実行コマンド</w:t>
-      </w:r>
-    </w:p>
-    <w:p>
-      <w:pPr>
-        <w:spacing w:before="100" w:after="100"/>
-      </w:pPr>
-      <w:r>
-        <w:rPr>
-          <w:rFonts w:ascii="BIZ UDPGothic" w:cs="BIZ UDPGothic" w:eastAsia="BIZ UDPGothic" w:hAnsi="BIZ UDPGothic"/>
-          <w:b/>
-          <w:bCs/>
-          <w:color w:val="C8102E"/>
-          <w:sz w:val="20"/>
-          <w:szCs w:val="20"/>
-        </w:rPr>
-        <w:t xml:space="preserve">■ 6. 切り戻し手順</w:t>
-      </w:r>
-    </w:p>
-    <w:p>
-      <w:pPr>
-        <w:spacing w:before="100" w:after="100"/>
-      </w:pPr>
-      <w:r>
-        <w:rPr>
-          <w:rFonts w:ascii="BIZ UDPGothic" w:cs="BIZ UDPGothic" w:eastAsia="BIZ UDPGothic" w:hAnsi="BIZ UDPGothic"/>
-          <w:b/>
-          <w:bCs/>
-          <w:color w:val="C8102E"/>
-          <w:sz w:val="20"/>
-          <w:szCs w:val="20"/>
-        </w:rPr>
-        <w:t xml:space="preserve">■ コマンド（CloudShell）</w:t>
-      </w:r>
-    </w:p>
-    <w:p>
-      <w:pPr>
-        <w:pBdr>
-          <w:left w:val="thick" w:color="C8102E" w:sz="20" w:space="6"/>
-        </w:pBdr>
-        <w:spacing w:before="280" w:after="100"/>
-      </w:pPr>
-      <w:r>
-        <w:rPr>
-          <w:rFonts w:ascii="BIZ UDPGothic" w:cs="BIZ UDPGothic" w:eastAsia="BIZ UDPGothic" w:hAnsi="BIZ UDPGothic"/>
-          <w:b/>
-          <w:bCs/>
-          <w:color w:val="C8102E"/>
-          <w:sz w:val="24"/>
-          <w:szCs w:val="24"/>
-        </w:rPr>
-        <w:t xml:space="preserve">■ ⑧ テスト手順・結果</w:t>
+        <w:t xml:space="preserve">■ テスト手順・結果</w:t>
       </w:r>
       <w:r>
         <w:br/>
@@ -4472,7 +3968,7 @@
           <w:sz w:val="24"/>
           <w:szCs w:val="24"/>
         </w:rPr>
-        <w:t xml:space="preserve">■ ⑨ 改廃履歴</w:t>
+        <w:t xml:space="preserve">■ 改廃履歴</w:t>
       </w:r>
       <w:r>
         <w:br/>

--- a/40_AWS/05_改修資料/KSM_AWS_MOD_006_改修指示書_RDSコスト削減_ja_vi.docx
+++ b/40_AWS/05_改修資料/KSM_AWS_MOD_006_改修指示書_RDSコスト削減_ja_vi.docx
@@ -1310,7 +1310,7 @@
           <w:sz w:val="24"/>
           <w:szCs w:val="24"/>
         </w:rPr>
-        <w:t xml:space="preserve">■ 実施判断のご確認</w:t>
+        <w:t xml:space="preserve">■ 0. 実施判断のご確認（顧客向け）** *0.</w:t>
       </w:r>
       <w:r>
         <w:br/>
@@ -1324,21 +1324,21 @@
           <w:sz w:val="17"/>
           <w:szCs w:val="17"/>
         </w:rPr>
-        <w:t xml:space="preserve">　Xác Nhận Quyết Định Thực Hiện</w:t>
-      </w:r>
-    </w:p>
-    <w:p>
-      <w:pPr>
-        <w:spacing w:before="100" w:after="100"/>
-      </w:pPr>
-      <w:r>
-        <w:rPr>
-          <w:rFonts w:ascii="BIZ UDPGothic" w:cs="BIZ UDPGothic" w:eastAsia="BIZ UDPGothic" w:hAnsi="BIZ UDPGothic"/>
-          <w:color w:val="404040"/>
-          <w:sz w:val="18"/>
-          <w:szCs w:val="18"/>
-        </w:rPr>
-        <w:t xml:space="preserve">(dành cho khách hàng)\*</w:t>
+        <w:t xml:space="preserve">　Xác</w:t>
+      </w:r>
+    </w:p>
+    <w:p>
+      <w:pPr>
+        <w:spacing w:before="100" w:after="100"/>
+      </w:pPr>
+      <w:r>
+        <w:rPr>
+          <w:rFonts w:ascii="BIZ UDPGothic" w:cs="BIZ UDPGothic" w:eastAsia="BIZ UDPGothic" w:hAnsi="BIZ UDPGothic"/>
+          <w:color w:val="404040"/>
+          <w:sz w:val="18"/>
+          <w:szCs w:val="18"/>
+        </w:rPr>
+        <w:t xml:space="preserve">(dành cho khách hàng)*</w:t>
       </w:r>
     </w:p>
     <w:p>
@@ -1366,231 +1366,21 @@
           <w:sz w:val="18"/>
           <w:szCs w:val="18"/>
         </w:rPr>
-        <w:t xml:space="preserve">\*Để triển khai sửa đổi này, vui lòng xác nhận nội dung dưới đây và đưa</w:t>
-      </w:r>
-    </w:p>
-    <w:p>
-      <w:pPr>
-        <w:spacing w:before="100" w:after="100"/>
-      </w:pPr>
-      <w:r>
-        <w:rPr>
-          <w:rFonts w:ascii="BIZ UDPGothic" w:cs="BIZ UDPGothic" w:eastAsia="BIZ UDPGothic" w:hAnsi="BIZ UDPGothic"/>
-          <w:color w:val="404040"/>
-          <w:sz w:val="18"/>
-          <w:szCs w:val="18"/>
-        </w:rPr>
-        <w:t xml:space="preserve">ra quyết định có thực hiện hay không.\*</w:t>
-      </w:r>
-    </w:p>
-    <w:p>
-      <w:pPr>
-        <w:spacing w:before="100" w:after="100"/>
-      </w:pPr>
-      <w:r>
-        <w:rPr>
-          <w:rFonts w:ascii="BIZ UDPGothic" w:cs="BIZ UDPGothic" w:eastAsia="BIZ UDPGothic" w:hAnsi="BIZ UDPGothic"/>
-          <w:color w:val="404040"/>
-          <w:sz w:val="18"/>
-          <w:szCs w:val="18"/>
-        </w:rPr>
-        <w:t xml:space="preserve">hiện\*</w:t>
-      </w:r>
-    </w:p>
-    <w:p>
-      <w:pPr>
-        <w:spacing w:before="100" w:after="100"/>
-      </w:pPr>
-      <w:r>
-        <w:rPr>
-          <w:rFonts w:ascii="BIZ UDPGothic" w:cs="BIZ UDPGothic" w:eastAsia="BIZ UDPGothic" w:hAnsi="BIZ UDPGothic"/>
-          <w:color w:val="404040"/>
-          <w:sz w:val="18"/>
-          <w:szCs w:val="18"/>
-        </w:rPr>
-        <w:t xml:space="preserve">*　実施判断チェックリスト\*\* \*Danh sách kiểm tra quyết định thực</w:t>
-      </w:r>
-    </w:p>
-    <w:p>
-      <w:pPr>
-        <w:spacing w:before="100" w:after="100"/>
-      </w:pPr>
-      <w:r>
-        <w:rPr>
-          <w:rFonts w:ascii="BIZ UDPGothic" w:cs="BIZ UDPGothic" w:eastAsia="BIZ UDPGothic" w:hAnsi="BIZ UDPGothic"/>
-          <w:color w:val="404040"/>
-          <w:sz w:val="18"/>
-          <w:szCs w:val="18"/>
-        </w:rPr>
-        <w:t xml:space="preserve">hiện</w:t>
-      </w:r>
-    </w:p>
-    <w:p>
-      <w:pPr>
-        <w:spacing w:before="100" w:after="100"/>
-      </w:pPr>
-      <w:r>
-        <w:rPr>
-          <w:rFonts w:ascii="BIZ UDPGothic" w:cs="BIZ UDPGothic" w:eastAsia="BIZ UDPGothic" w:hAnsi="BIZ UDPGothic"/>
-          <w:color w:val="404040"/>
-          <w:sz w:val="18"/>
-          <w:szCs w:val="18"/>
-        </w:rPr>
-        <w:t xml:space="preserve">No. 確認事項 確認結果</w:t>
-      </w:r>
-    </w:p>
-    <w:p>
-      <w:pPr>
-        <w:spacing w:before="100" w:after="100"/>
-      </w:pPr>
-      <w:r>
-        <w:rPr>
-          <w:rFonts w:ascii="BIZ UDPGothic" w:cs="BIZ UDPGothic" w:eastAsia="BIZ UDPGothic" w:hAnsi="BIZ UDPGothic"/>
-          <w:color w:val="404040"/>
-          <w:sz w:val="18"/>
-          <w:szCs w:val="18"/>
-        </w:rPr>
-        <w:t xml:space="preserve">1</w:t>
-      </w:r>
-    </w:p>
-    <w:p>
-      <w:pPr>
-        <w:spacing w:before="100" w:after="100"/>
-      </w:pPr>
-      <w:r>
-        <w:rPr>
-          <w:rFonts w:ascii="BIZ UDPGothic" w:cs="BIZ UDPGothic" w:eastAsia="BIZ UDPGothic" w:hAnsi="BIZ UDPGothic"/>
-          <w:color w:val="404040"/>
-          <w:sz w:val="18"/>
-          <w:szCs w:val="18"/>
-        </w:rPr>
-        <w:t xml:space="preserve">実施時にWriterインスタンスの再起動（フェイルオーバー約30秒〜1分）が発生することを認識している</w:t>
-      </w:r>
-    </w:p>
-    <w:p>
-      <w:pPr>
-        <w:spacing w:before="100" w:after="100"/>
-      </w:pPr>
-      <w:r>
-        <w:rPr>
-          <w:rFonts w:ascii="BIZ UDPGothic" w:cs="BIZ UDPGothic" w:eastAsia="BIZ UDPGothic" w:hAnsi="BIZ UDPGothic"/>
-          <w:color w:val="404040"/>
-          <w:sz w:val="18"/>
-          <w:szCs w:val="18"/>
-        </w:rPr>
-        <w:t xml:space="preserve">□ YES □ NO</w:t>
-      </w:r>
-    </w:p>
-    <w:p>
-      <w:pPr>
-        <w:spacing w:before="100" w:after="100"/>
-      </w:pPr>
-      <w:r>
-        <w:rPr>
-          <w:rFonts w:ascii="BIZ UDPGothic" w:cs="BIZ UDPGothic" w:eastAsia="BIZ UDPGothic" w:hAnsi="BIZ UDPGothic"/>
-          <w:color w:val="404040"/>
-          <w:sz w:val="18"/>
-          <w:szCs w:val="18"/>
-        </w:rPr>
-        <w:t xml:space="preserve">2 メンテナンスウィンドウ（JST 土曜</w:t>
-      </w:r>
-    </w:p>
-    <w:p>
-      <w:pPr>
-        <w:spacing w:before="100" w:after="100"/>
-      </w:pPr>
-      <w:r>
-        <w:rPr>
-          <w:rFonts w:ascii="BIZ UDPGothic" w:cs="BIZ UDPGothic" w:eastAsia="BIZ UDPGothic" w:hAnsi="BIZ UDPGothic"/>
-          <w:color w:val="404040"/>
-          <w:sz w:val="18"/>
-          <w:szCs w:val="18"/>
-        </w:rPr>
-        <w:t xml:space="preserve">00:30〜01:00）での実施、または別途実施日時を指定する □ MW実施 □</w:t>
-      </w:r>
-    </w:p>
-    <w:p>
-      <w:pPr>
-        <w:spacing w:before="100" w:after="100"/>
-      </w:pPr>
-      <w:r>
-        <w:rPr>
-          <w:rFonts w:ascii="BIZ UDPGothic" w:cs="BIZ UDPGothic" w:eastAsia="BIZ UDPGothic" w:hAnsi="BIZ UDPGothic"/>
-          <w:color w:val="404040"/>
-          <w:sz w:val="18"/>
-          <w:szCs w:val="18"/>
-        </w:rPr>
-        <w:t xml:space="preserve">別途指定:　　/　　/　　JST</w:t>
-      </w:r>
-    </w:p>
-    <w:p>
-      <w:pPr>
-        <w:spacing w:before="100" w:after="100"/>
-      </w:pPr>
-      <w:r>
-        <w:rPr>
-          <w:rFonts w:ascii="BIZ UDPGothic" w:cs="BIZ UDPGothic" w:eastAsia="BIZ UDPGothic" w:hAnsi="BIZ UDPGothic"/>
-          <w:color w:val="404040"/>
-          <w:sz w:val="18"/>
-          <w:szCs w:val="18"/>
-        </w:rPr>
-        <w:t xml:space="preserve">3 CloudWatch実測値（Writer CPU≒0%、Reader □ 承認 □ 保留 □ 否認</w:t>
-      </w:r>
-    </w:p>
-    <w:p>
-      <w:pPr>
-        <w:spacing w:before="100" w:after="100"/>
-      </w:pPr>
-      <w:r>
-        <w:rPr>
-          <w:rFonts w:ascii="BIZ UDPGothic" w:cs="BIZ UDPGothic" w:eastAsia="BIZ UDPGothic" w:hAnsi="BIZ UDPGothic"/>
-          <w:color w:val="404040"/>
-          <w:sz w:val="18"/>
-          <w:szCs w:val="18"/>
-        </w:rPr>
-        <w:t xml:space="preserve">CPU≒1.69%）に基づくダウンサイズであることを理解し、本改修の実施を承認する</w:t>
-      </w:r>
-    </w:p>
-    <w:p>
-      <w:pPr>
-        <w:spacing w:before="100" w:after="100"/>
-      </w:pPr>
-      <w:r>
-        <w:rPr>
-          <w:rFonts w:ascii="BIZ UDPGothic" w:cs="BIZ UDPGothic" w:eastAsia="BIZ UDPGothic" w:hAnsi="BIZ UDPGothic"/>
-          <w:color w:val="404040"/>
-          <w:sz w:val="18"/>
-          <w:szCs w:val="18"/>
-        </w:rPr>
-        <w:t xml:space="preserve">※ 確認結果欄に記入・署名のうえ、LUVINA 担当者（Thanh</w:t>
-      </w:r>
-    </w:p>
-    <w:p>
-      <w:pPr>
-        <w:spacing w:before="100" w:after="100"/>
-      </w:pPr>
-      <w:r>
-        <w:rPr>
-          <w:rFonts w:ascii="BIZ UDPGothic" w:cs="BIZ UDPGothic" w:eastAsia="BIZ UDPGothic" w:hAnsi="BIZ UDPGothic"/>
-          <w:color w:val="404040"/>
-          <w:sz w:val="18"/>
-          <w:szCs w:val="18"/>
-        </w:rPr>
-        <w:t xml:space="preserve">Nguyên）へご返送ください。 \*※ Vui lòng điền kết quả xác nhận, ký tên và</w:t>
-      </w:r>
-    </w:p>
-    <w:p>
-      <w:pPr>
-        <w:spacing w:before="100" w:after="100"/>
-      </w:pPr>
-      <w:r>
-        <w:rPr>
-          <w:rFonts w:ascii="BIZ UDPGothic" w:cs="BIZ UDPGothic" w:eastAsia="BIZ UDPGothic" w:hAnsi="BIZ UDPGothic"/>
-          <w:color w:val="404040"/>
-          <w:sz w:val="18"/>
-          <w:szCs w:val="18"/>
-        </w:rPr>
-        <w:t xml:space="preserve">gửi lại cho phụ trách LUVINA (Thanh Nguyên).\*</w:t>
+        <w:t xml:space="preserve">*Để triển khai sửa đổi này, vui lòng xác nhận nội dung dưới đây và đưa</w:t>
+      </w:r>
+    </w:p>
+    <w:p>
+      <w:pPr>
+        <w:spacing w:before="100" w:after="100"/>
+      </w:pPr>
+      <w:r>
+        <w:rPr>
+          <w:rFonts w:ascii="BIZ UDPGothic" w:cs="BIZ UDPGothic" w:eastAsia="BIZ UDPGothic" w:hAnsi="BIZ UDPGothic"/>
+          <w:color w:val="404040"/>
+          <w:sz w:val="18"/>
+          <w:szCs w:val="18"/>
+        </w:rPr>
+        <w:t xml:space="preserve">ra quyết định có thực hiện hay không.*</w:t>
       </w:r>
     </w:p>
     <w:p>
@@ -1609,7 +1399,7 @@
           <w:sz w:val="24"/>
           <w:szCs w:val="24"/>
         </w:rPr>
-        <w:t xml:space="preserve">■ 改修概要</w:t>
+        <w:t xml:space="preserve">■ 削減効果と注意事項** *Hiệu quả giảm chi phí và lưu ý*</w:t>
       </w:r>
       <w:r>
         <w:br/>
@@ -1623,63 +1413,119 @@
           <w:sz w:val="17"/>
           <w:szCs w:val="17"/>
         </w:rPr>
-        <w:t xml:space="preserve">　Tổng Quan Sửa Đổi</w:t>
-      </w:r>
-    </w:p>
-    <w:p>
-      <w:pPr>
-        <w:spacing w:before="100" w:after="100"/>
-      </w:pPr>
-      <w:r>
-        <w:rPr>
-          <w:rFonts w:ascii="BIZ UDPGothic" w:cs="BIZ UDPGothic" w:eastAsia="BIZ UDPGothic" w:hAnsi="BIZ UDPGothic"/>
-          <w:color w:val="404040"/>
-          <w:sz w:val="18"/>
-          <w:szCs w:val="18"/>
-        </w:rPr>
-        <w:t xml:space="preserve">RDS Aurora MySQL</w:t>
-      </w:r>
-    </w:p>
-    <w:p>
-      <w:pPr>
-        <w:spacing w:before="100" w:after="100"/>
-      </w:pPr>
-      <w:r>
-        <w:rPr>
-          <w:rFonts w:ascii="BIZ UDPGothic" w:cs="BIZ UDPGothic" w:eastAsia="BIZ UDPGothic" w:hAnsi="BIZ UDPGothic"/>
-          <w:color w:val="404040"/>
-          <w:sz w:val="18"/>
-          <w:szCs w:val="18"/>
-        </w:rPr>
-        <w:t xml:space="preserve">クラスター（ksm-posprd-db-cluster）のWriter/Readerインスタンスが</w:t>
-      </w:r>
-    </w:p>
-    <w:p>
-      <w:pPr>
-        <w:spacing w:before="100" w:after="100"/>
-      </w:pPr>
-      <w:r>
-        <w:rPr>
-          <w:rFonts w:ascii="BIZ UDPGothic" w:cs="BIZ UDPGothic" w:eastAsia="BIZ UDPGothic" w:hAnsi="BIZ UDPGothic"/>
-          <w:color w:val="404040"/>
-          <w:sz w:val="18"/>
-          <w:szCs w:val="18"/>
-        </w:rPr>
-        <w:t xml:space="preserve">db.r5.2xlarge（8vCPU / 64GB RAM）で稼働しているが、CloudWatch</w:t>
-      </w:r>
-    </w:p>
-    <w:p>
-      <w:pPr>
-        <w:spacing w:before="100" w:after="100"/>
-      </w:pPr>
-      <w:r>
-        <w:rPr>
-          <w:rFonts w:ascii="BIZ UDPGothic" w:cs="BIZ UDPGothic" w:eastAsia="BIZ UDPGothic" w:hAnsi="BIZ UDPGothic"/>
-          <w:color w:val="404040"/>
-          <w:sz w:val="18"/>
-          <w:szCs w:val="18"/>
-        </w:rPr>
-        <w:t xml:space="preserve">7日間実測により実負荷が著しく軽微であることが判明した。インスタンスクラスをダウンサイズし、月額コストを大幅に削減する。</w:t>
+        <w:t xml:space="preserve">　</w:t>
+      </w:r>
+    </w:p>
+    <w:p>
+      <w:pPr>
+        <w:spacing w:before="100" w:after="100"/>
+      </w:pPr>
+      <w:r>
+        <w:rPr>
+          <w:rFonts w:ascii="BIZ UDPGothic" w:cs="BIZ UDPGothic" w:eastAsia="BIZ UDPGothic" w:hAnsi="BIZ UDPGothic"/>
+          <w:color w:val="404040"/>
+          <w:sz w:val="18"/>
+          <w:szCs w:val="18"/>
+        </w:rPr>
+        <w:t xml:space="preserve">-------------------- -----------------------------------------------------------------------------------------------------------------------------</w:t>
+      </w:r>
+    </w:p>
+    <w:p>
+      <w:pPr>
+        <w:spacing w:before="100" w:after="100"/>
+      </w:pPr>
+      <w:r>
+        <w:rPr>
+          <w:rFonts w:ascii="BIZ UDPGothic" w:cs="BIZ UDPGothic" w:eastAsia="BIZ UDPGothic" w:hAnsi="BIZ UDPGothic"/>
+          <w:color w:val="404040"/>
+          <w:sz w:val="18"/>
+          <w:szCs w:val="18"/>
+        </w:rPr>
+        <w:t xml:space="preserve">月額削減効果 \$1,004 / 月（約158,500円/月、約1,900,000円/年）</w:t>
+      </w:r>
+    </w:p>
+    <w:p>
+      <w:pPr>
+        <w:spacing w:before="100" w:after="100"/>
+      </w:pPr>
+      <w:r>
+        <w:rPr>
+          <w:rFonts w:ascii="BIZ UDPGothic" w:cs="BIZ UDPGothic" w:eastAsia="BIZ UDPGothic" w:hAnsi="BIZ UDPGothic"/>
+          <w:color w:val="404040"/>
+          <w:sz w:val="18"/>
+          <w:szCs w:val="18"/>
+        </w:rPr>
+        <w:t xml:space="preserve">変更内容 db.r5.2xlarge（8vCPU / 64GB）→ db.r5.xlarge（4vCPU / 32GB）× Writer・Reader 各1台</w:t>
+      </w:r>
+    </w:p>
+    <w:p>
+      <w:pPr>
+        <w:spacing w:before="100" w:after="100"/>
+      </w:pPr>
+      <w:r>
+        <w:rPr>
+          <w:rFonts w:ascii="BIZ UDPGothic" w:cs="BIZ UDPGothic" w:eastAsia="BIZ UDPGothic" w:hAnsi="BIZ UDPGothic"/>
+          <w:color w:val="404040"/>
+          <w:sz w:val="18"/>
+          <w:szCs w:val="18"/>
+        </w:rPr>
+        <w:t xml:space="preserve">根拠 CloudWatch 7日間実測：Writer CPU≒0%（最大0.015%）、Reader CPU≒1.69%（最大2.12%）</w:t>
+      </w:r>
+    </w:p>
+    <w:p>
+      <w:pPr>
+        <w:spacing w:before="100" w:after="100"/>
+      </w:pPr>
+      <w:r>
+        <w:rPr>
+          <w:rFonts w:ascii="BIZ UDPGothic" w:cs="BIZ UDPGothic" w:eastAsia="BIZ UDPGothic" w:hAnsi="BIZ UDPGothic"/>
+          <w:color w:val="404040"/>
+          <w:sz w:val="18"/>
+          <w:szCs w:val="18"/>
+        </w:rPr>
+        <w:t xml:space="preserve">実施時の一時停止 インスタンスクラス変更時に各インスタンスで数分間の再起動が発生します。Writerはフェイルオーバー（約30秒〜1分）が発生します。</w:t>
+      </w:r>
+    </w:p>
+    <w:p>
+      <w:pPr>
+        <w:spacing w:before="100" w:after="100"/>
+      </w:pPr>
+      <w:r>
+        <w:rPr>
+          <w:rFonts w:ascii="BIZ UDPGothic" w:cs="BIZ UDPGothic" w:eastAsia="BIZ UDPGothic" w:hAnsi="BIZ UDPGothic"/>
+          <w:color w:val="404040"/>
+          <w:sz w:val="18"/>
+          <w:szCs w:val="18"/>
+        </w:rPr>
+        <w:t xml:space="preserve">推奨実施日時 メンテナンスウィンドウ（JST 土曜 00:30〜01:00）または業務影響が最小となる時間帯</w:t>
+      </w:r>
+    </w:p>
+    <w:p>
+      <w:pPr>
+        <w:spacing w:before="100" w:after="100"/>
+      </w:pPr>
+      <w:r>
+        <w:rPr>
+          <w:rFonts w:ascii="BIZ UDPGothic" w:cs="BIZ UDPGothic" w:eastAsia="BIZ UDPGothic" w:hAnsi="BIZ UDPGothic"/>
+          <w:color w:val="404040"/>
+          <w:sz w:val="18"/>
+          <w:szCs w:val="18"/>
+        </w:rPr>
+        <w:t xml:space="preserve">切り戻し可否 可能。変更前のクラス（db.r5.2xlarge）に再度変更することで即時切り戻し可能</w:t>
+      </w:r>
+    </w:p>
+    <w:p>
+      <w:pPr>
+        <w:spacing w:before="100" w:after="100"/>
+      </w:pPr>
+      <w:r>
+        <w:rPr>
+          <w:rFonts w:ascii="BIZ UDPGothic" w:cs="BIZ UDPGothic" w:eastAsia="BIZ UDPGothic" w:hAnsi="BIZ UDPGothic"/>
+          <w:color w:val="404040"/>
+          <w:sz w:val="18"/>
+          <w:szCs w:val="18"/>
+        </w:rPr>
+        <w:t xml:space="preserve">-------------------- -----------------------------------------------------------------------------------------------------------------------------</w:t>
       </w:r>
     </w:p>
     <w:p>
@@ -1698,7 +1544,7 @@
           <w:sz w:val="24"/>
           <w:szCs w:val="24"/>
         </w:rPr>
-        <w:t xml:space="preserve">■ 改修内容</w:t>
+        <w:t xml:space="preserve">■ 実施判断チェックリスト** *Danh sách kiểm tra quyết định thực hiện*</w:t>
       </w:r>
       <w:r>
         <w:br/>
@@ -1712,985 +1558,161 @@
           <w:sz w:val="17"/>
           <w:szCs w:val="17"/>
         </w:rPr>
-        <w:t xml:space="preserve">　Nội Dung Sửa Đổi</w:t>
-      </w:r>
-    </w:p>
-    <w:p>
-      <w:pPr>
-        <w:spacing w:before="100" w:after="100"/>
-      </w:pPr>
-      <w:r>
-        <w:rPr>
-          <w:rFonts w:ascii="BIZ UDPGothic" w:cs="BIZ UDPGothic" w:eastAsia="BIZ UDPGothic" w:hAnsi="BIZ UDPGothic"/>
-          <w:b/>
-          <w:bCs/>
-          <w:color w:val="C8102E"/>
-          <w:sz w:val="20"/>
-          <w:szCs w:val="20"/>
-        </w:rPr>
-        <w:t xml:space="preserve">■ 削減効果と注意事項</w:t>
-      </w:r>
-    </w:p>
-    <w:p>
-      <w:pPr>
-        <w:spacing w:before="100" w:after="100"/>
-      </w:pPr>
-      <w:r>
-        <w:rPr>
-          <w:rFonts w:ascii="BIZ UDPGothic" w:cs="BIZ UDPGothic" w:eastAsia="BIZ UDPGothic" w:hAnsi="BIZ UDPGothic"/>
-          <w:color w:val="404040"/>
-          <w:sz w:val="18"/>
-          <w:szCs w:val="18"/>
-        </w:rPr>
-        <w:t xml:space="preserve">月額削減効果 \$1,004 / 月（約158,500円/月、約1,900,000円/年）</w:t>
-      </w:r>
-    </w:p>
-    <w:p>
-      <w:pPr>
-        <w:spacing w:before="100" w:after="100"/>
-      </w:pPr>
-      <w:r>
-        <w:rPr>
-          <w:rFonts w:ascii="BIZ UDPGothic" w:cs="BIZ UDPGothic" w:eastAsia="BIZ UDPGothic" w:hAnsi="BIZ UDPGothic"/>
-          <w:color w:val="404040"/>
-          <w:sz w:val="18"/>
-          <w:szCs w:val="18"/>
-        </w:rPr>
-        <w:t xml:space="preserve">変更内容 db.r5.2xlarge（8vCPU / 64GB）→ db.r5.xlarge（4vCPU / 32GB）×</w:t>
-      </w:r>
-    </w:p>
-    <w:p>
-      <w:pPr>
-        <w:spacing w:before="100" w:after="100"/>
-      </w:pPr>
-      <w:r>
-        <w:rPr>
-          <w:rFonts w:ascii="BIZ UDPGothic" w:cs="BIZ UDPGothic" w:eastAsia="BIZ UDPGothic" w:hAnsi="BIZ UDPGothic"/>
-          <w:color w:val="404040"/>
-          <w:sz w:val="18"/>
-          <w:szCs w:val="18"/>
-        </w:rPr>
-        <w:t xml:space="preserve">Writer・Reader 各1台</w:t>
-      </w:r>
-    </w:p>
-    <w:p>
-      <w:pPr>
-        <w:spacing w:before="100" w:after="100"/>
-      </w:pPr>
-      <w:r>
-        <w:rPr>
-          <w:rFonts w:ascii="BIZ UDPGothic" w:cs="BIZ UDPGothic" w:eastAsia="BIZ UDPGothic" w:hAnsi="BIZ UDPGothic"/>
-          <w:color w:val="404040"/>
-          <w:sz w:val="18"/>
-          <w:szCs w:val="18"/>
-        </w:rPr>
-        <w:t xml:space="preserve">根拠 CloudWatch 7日間実測：Writer CPU≒0%（最大0.015%）、Reader</w:t>
-      </w:r>
-    </w:p>
-    <w:p>
-      <w:pPr>
-        <w:spacing w:before="100" w:after="100"/>
-      </w:pPr>
-      <w:r>
-        <w:rPr>
-          <w:rFonts w:ascii="BIZ UDPGothic" w:cs="BIZ UDPGothic" w:eastAsia="BIZ UDPGothic" w:hAnsi="BIZ UDPGothic"/>
-          <w:color w:val="404040"/>
-          <w:sz w:val="18"/>
-          <w:szCs w:val="18"/>
-        </w:rPr>
-        <w:t xml:space="preserve">CPU≒1.69%（最大2.12%）</w:t>
-      </w:r>
-    </w:p>
-    <w:p>
-      <w:pPr>
-        <w:spacing w:before="100" w:after="100"/>
-      </w:pPr>
-      <w:r>
-        <w:rPr>
-          <w:rFonts w:ascii="BIZ UDPGothic" w:cs="BIZ UDPGothic" w:eastAsia="BIZ UDPGothic" w:hAnsi="BIZ UDPGothic"/>
-          <w:color w:val="404040"/>
-          <w:sz w:val="18"/>
-          <w:szCs w:val="18"/>
-        </w:rPr>
-        <w:t xml:space="preserve">実施時の一時停止</w:t>
-      </w:r>
-    </w:p>
-    <w:p>
-      <w:pPr>
-        <w:spacing w:before="100" w:after="100"/>
-      </w:pPr>
-      <w:r>
-        <w:rPr>
-          <w:rFonts w:ascii="BIZ UDPGothic" w:cs="BIZ UDPGothic" w:eastAsia="BIZ UDPGothic" w:hAnsi="BIZ UDPGothic"/>
-          <w:color w:val="404040"/>
-          <w:sz w:val="18"/>
-          <w:szCs w:val="18"/>
-        </w:rPr>
-        <w:t xml:space="preserve">インスタンスクラス変更時に各インスタンスで数分間の再起動が発生します。Writerはフェイルオーバー（約30秒〜1分）が発生します。</w:t>
-      </w:r>
-    </w:p>
-    <w:p>
-      <w:pPr>
-        <w:spacing w:before="100" w:after="100"/>
-      </w:pPr>
-      <w:r>
-        <w:rPr>
-          <w:rFonts w:ascii="BIZ UDPGothic" w:cs="BIZ UDPGothic" w:eastAsia="BIZ UDPGothic" w:hAnsi="BIZ UDPGothic"/>
-          <w:color w:val="404040"/>
-          <w:sz w:val="18"/>
-          <w:szCs w:val="18"/>
-        </w:rPr>
-        <w:t xml:space="preserve">推奨実施日時 メンテナンスウィンドウ（JST 土曜</w:t>
-      </w:r>
-    </w:p>
-    <w:p>
-      <w:pPr>
-        <w:spacing w:before="100" w:after="100"/>
-      </w:pPr>
-      <w:r>
-        <w:rPr>
-          <w:rFonts w:ascii="BIZ UDPGothic" w:cs="BIZ UDPGothic" w:eastAsia="BIZ UDPGothic" w:hAnsi="BIZ UDPGothic"/>
-          <w:color w:val="404040"/>
-          <w:sz w:val="18"/>
-          <w:szCs w:val="18"/>
-        </w:rPr>
-        <w:t xml:space="preserve">00:30〜01:00）または業務影響が最小となる時間帯</w:t>
-      </w:r>
-    </w:p>
-    <w:p>
-      <w:pPr>
-        <w:spacing w:before="100" w:after="100"/>
-      </w:pPr>
-      <w:r>
-        <w:rPr>
-          <w:rFonts w:ascii="BIZ UDPGothic" w:cs="BIZ UDPGothic" w:eastAsia="BIZ UDPGothic" w:hAnsi="BIZ UDPGothic"/>
-          <w:color w:val="404040"/>
-          <w:sz w:val="18"/>
-          <w:szCs w:val="18"/>
-        </w:rPr>
-        <w:t xml:space="preserve">切り戻し可否</w:t>
-      </w:r>
-    </w:p>
-    <w:p>
-      <w:pPr>
-        <w:spacing w:before="100" w:after="100"/>
-      </w:pPr>
-      <w:r>
-        <w:rPr>
-          <w:rFonts w:ascii="BIZ UDPGothic" w:cs="BIZ UDPGothic" w:eastAsia="BIZ UDPGothic" w:hAnsi="BIZ UDPGothic"/>
-          <w:color w:val="404040"/>
-          <w:sz w:val="18"/>
-          <w:szCs w:val="18"/>
-        </w:rPr>
-        <w:t xml:space="preserve">可能。変更前のクラス（db.r5.2xlarge）に再度変更することで即時切り戻し可能</w:t>
-      </w:r>
-    </w:p>
-    <w:p>
-      <w:pPr>
-        <w:spacing w:before="100" w:after="100"/>
-      </w:pPr>
-      <w:r>
-        <w:rPr>
-          <w:rFonts w:ascii="BIZ UDPGothic" w:cs="BIZ UDPGothic" w:eastAsia="BIZ UDPGothic" w:hAnsi="BIZ UDPGothic"/>
-          <w:b/>
-          <w:bCs/>
-          <w:color w:val="C8102E"/>
-          <w:sz w:val="20"/>
-          <w:szCs w:val="20"/>
-        </w:rPr>
-        <w:t xml:space="preserve">■ 改修一覧</w:t>
-      </w:r>
-    </w:p>
-    <w:p>
-      <w:pPr>
-        <w:spacing w:before="100" w:after="100"/>
-      </w:pPr>
-      <w:r>
-        <w:rPr>
-          <w:rFonts w:ascii="BIZ UDPGothic" w:cs="BIZ UDPGothic" w:eastAsia="BIZ UDPGothic" w:hAnsi="BIZ UDPGothic"/>
-          <w:color w:val="404040"/>
-          <w:sz w:val="18"/>
-          <w:szCs w:val="18"/>
-        </w:rPr>
-        <w:t xml:space="preserve">No. 改修タイトル 概要 工数 リスク</w:t>
-      </w:r>
-    </w:p>
-    <w:p>
-      <w:pPr>
-        <w:spacing w:before="100" w:after="100"/>
-      </w:pPr>
-      <w:r>
-        <w:rPr>
-          <w:rFonts w:ascii="BIZ UDPGothic" w:cs="BIZ UDPGothic" w:eastAsia="BIZ UDPGothic" w:hAnsi="BIZ UDPGothic"/>
-          <w:color w:val="404040"/>
-          <w:sz w:val="18"/>
-          <w:szCs w:val="18"/>
-        </w:rPr>
-        <w:t xml:space="preserve">1 instance-2（Reader）ダウンサイズ db.r5.2xlarge →</w:t>
-      </w:r>
-    </w:p>
-    <w:p>
-      <w:pPr>
-        <w:spacing w:before="100" w:after="100"/>
-      </w:pPr>
-      <w:r>
-        <w:rPr>
-          <w:rFonts w:ascii="BIZ UDPGothic" w:cs="BIZ UDPGothic" w:eastAsia="BIZ UDPGothic" w:hAnsi="BIZ UDPGothic"/>
-          <w:color w:val="404040"/>
-          <w:sz w:val="18"/>
-          <w:szCs w:val="18"/>
-        </w:rPr>
-        <w:t xml:space="preserve">db.r5.xlarge（Readerから先に変更・低リスク） 0.5d 低</w:t>
-      </w:r>
-    </w:p>
-    <w:p>
-      <w:pPr>
-        <w:spacing w:before="100" w:after="100"/>
-      </w:pPr>
-      <w:r>
-        <w:rPr>
-          <w:rFonts w:ascii="BIZ UDPGothic" w:cs="BIZ UDPGothic" w:eastAsia="BIZ UDPGothic" w:hAnsi="BIZ UDPGothic"/>
-          <w:color w:val="404040"/>
-          <w:sz w:val="18"/>
-          <w:szCs w:val="18"/>
-        </w:rPr>
-        <w:t xml:space="preserve">2 instance-1（Writer）ダウンサイズ db.r5.2xlarge →</w:t>
-      </w:r>
-    </w:p>
-    <w:p>
-      <w:pPr>
-        <w:spacing w:before="100" w:after="100"/>
-      </w:pPr>
-      <w:r>
-        <w:rPr>
-          <w:rFonts w:ascii="BIZ UDPGothic" w:cs="BIZ UDPGothic" w:eastAsia="BIZ UDPGothic" w:hAnsi="BIZ UDPGothic"/>
-          <w:color w:val="404040"/>
-          <w:sz w:val="18"/>
-          <w:szCs w:val="18"/>
-        </w:rPr>
-        <w:t xml:space="preserve">db.r5.xlarge（Reader確認後に実施） 0.5d 中</w:t>
-      </w:r>
-    </w:p>
-    <w:p>
-      <w:pPr>
-        <w:spacing w:before="100" w:after="100"/>
-      </w:pPr>
-      <w:r>
-        <w:rPr>
-          <w:rFonts w:ascii="BIZ UDPGothic" w:cs="BIZ UDPGothic" w:eastAsia="BIZ UDPGothic" w:hAnsi="BIZ UDPGothic"/>
-          <w:color w:val="404040"/>
-          <w:sz w:val="18"/>
-          <w:szCs w:val="18"/>
-        </w:rPr>
-        <w:t xml:space="preserve">3 動作確認・コスト検証</w:t>
-      </w:r>
-    </w:p>
-    <w:p>
-      <w:pPr>
-        <w:spacing w:before="100" w:after="100"/>
-      </w:pPr>
-      <w:r>
-        <w:rPr>
-          <w:rFonts w:ascii="BIZ UDPGothic" w:cs="BIZ UDPGothic" w:eastAsia="BIZ UDPGothic" w:hAnsi="BIZ UDPGothic"/>
-          <w:color w:val="404040"/>
-          <w:sz w:val="18"/>
-          <w:szCs w:val="18"/>
-        </w:rPr>
-        <w:t xml:space="preserve">Lambda接続・バッチ処理の正常稼働確認。翌月コストで削減確認 0.5d 低</w:t>
-      </w:r>
-    </w:p>
-    <w:p>
-      <w:pPr>
-        <w:spacing w:before="100" w:after="100"/>
-      </w:pPr>
-      <w:r>
-        <w:rPr>
-          <w:rFonts w:ascii="BIZ UDPGothic" w:cs="BIZ UDPGothic" w:eastAsia="BIZ UDPGothic" w:hAnsi="BIZ UDPGothic"/>
-          <w:b/>
-          <w:bCs/>
-          <w:color w:val="C8102E"/>
-          <w:sz w:val="20"/>
-          <w:szCs w:val="20"/>
-        </w:rPr>
-        <w:t xml:space="preserve">■ 2. 現状構成・実測値</w:t>
-      </w:r>
-    </w:p>
-    <w:p>
-      <w:pPr>
-        <w:spacing w:before="100" w:after="100"/>
-      </w:pPr>
-      <w:r>
-        <w:rPr>
-          <w:rFonts w:ascii="BIZ UDPGothic" w:cs="BIZ UDPGothic" w:eastAsia="BIZ UDPGothic" w:hAnsi="BIZ UDPGothic"/>
-          <w:b/>
-          <w:bCs/>
-          <w:color w:val="C8102E"/>
-          <w:sz w:val="20"/>
-          <w:szCs w:val="20"/>
-        </w:rPr>
-        <w:t xml:space="preserve">■ 現状インスタンス構成</w:t>
-      </w:r>
-    </w:p>
-    <w:p>
-      <w:pPr>
-        <w:spacing w:before="100" w:after="100"/>
-      </w:pPr>
-      <w:r>
-        <w:rPr>
-          <w:rFonts w:ascii="BIZ UDPGothic" w:cs="BIZ UDPGothic" w:eastAsia="BIZ UDPGothic" w:hAnsi="BIZ UDPGothic"/>
-          <w:color w:val="404040"/>
-          <w:sz w:val="18"/>
-          <w:szCs w:val="18"/>
-        </w:rPr>
-        <w:t xml:space="preserve">インスタンスID クラス vCPU RAM 役割</w:t>
-      </w:r>
-    </w:p>
-    <w:p>
-      <w:pPr>
-        <w:spacing w:before="100" w:after="100"/>
-      </w:pPr>
-      <w:r>
-        <w:rPr>
-          <w:rFonts w:ascii="BIZ UDPGothic" w:cs="BIZ UDPGothic" w:eastAsia="BIZ UDPGothic" w:hAnsi="BIZ UDPGothic"/>
-          <w:color w:val="404040"/>
-          <w:sz w:val="18"/>
-          <w:szCs w:val="18"/>
-        </w:rPr>
-        <w:t xml:space="preserve">ksm-posprd-db-instance-1 db.r5.2xlarge 8 64 GB Writer（プライマリ）</w:t>
-      </w:r>
-    </w:p>
-    <w:p>
-      <w:pPr>
-        <w:spacing w:before="100" w:after="100"/>
-      </w:pPr>
-      <w:r>
-        <w:rPr>
-          <w:rFonts w:ascii="BIZ UDPGothic" w:cs="BIZ UDPGothic" w:eastAsia="BIZ UDPGothic" w:hAnsi="BIZ UDPGothic"/>
-          <w:color w:val="404040"/>
-          <w:sz w:val="18"/>
-          <w:szCs w:val="18"/>
-        </w:rPr>
-        <w:t xml:space="preserve">ksm-posprd-db-instance-2 db.r5.2xlarge 8 64 GB Reader</w:t>
-      </w:r>
-    </w:p>
-    <w:p>
-      <w:pPr>
-        <w:spacing w:before="100" w:after="100"/>
-      </w:pPr>
-      <w:r>
-        <w:rPr>
-          <w:rFonts w:ascii="BIZ UDPGothic" w:cs="BIZ UDPGothic" w:eastAsia="BIZ UDPGothic" w:hAnsi="BIZ UDPGothic"/>
-          <w:color w:val="404040"/>
-          <w:sz w:val="18"/>
-          <w:szCs w:val="18"/>
-        </w:rPr>
-        <w:t xml:space="preserve">ksm-posprd-db-instance-1-replica db.t3.medium 2 4 GB</w:t>
-      </w:r>
-    </w:p>
-    <w:p>
-      <w:pPr>
-        <w:spacing w:before="100" w:after="100"/>
-      </w:pPr>
-      <w:r>
-        <w:rPr>
-          <w:rFonts w:ascii="BIZ UDPGothic" w:cs="BIZ UDPGothic" w:eastAsia="BIZ UDPGothic" w:hAnsi="BIZ UDPGothic"/>
-          <w:color w:val="404040"/>
-          <w:sz w:val="18"/>
-          <w:szCs w:val="18"/>
-        </w:rPr>
-        <w:t xml:space="preserve">Reader（レプリカ系）</w:t>
-      </w:r>
-    </w:p>
-    <w:p>
-      <w:pPr>
-        <w:spacing w:before="100" w:after="100"/>
-      </w:pPr>
-      <w:r>
-        <w:rPr>
-          <w:rFonts w:ascii="BIZ UDPGothic" w:cs="BIZ UDPGothic" w:eastAsia="BIZ UDPGothic" w:hAnsi="BIZ UDPGothic"/>
-          <w:color w:val="404040"/>
-          <w:sz w:val="18"/>
-          <w:szCs w:val="18"/>
-        </w:rPr>
-        <w:t xml:space="preserve">ksm-posprd-db-instance-2-replica db.t3.medium 2 4 GB</w:t>
-      </w:r>
-    </w:p>
-    <w:p>
-      <w:pPr>
-        <w:spacing w:before="100" w:after="100"/>
-      </w:pPr>
-      <w:r>
-        <w:rPr>
-          <w:rFonts w:ascii="BIZ UDPGothic" w:cs="BIZ UDPGothic" w:eastAsia="BIZ UDPGothic" w:hAnsi="BIZ UDPGothic"/>
-          <w:color w:val="404040"/>
-          <w:sz w:val="18"/>
-          <w:szCs w:val="18"/>
-        </w:rPr>
-        <w:t xml:space="preserve">Reader（レプリカ系）</w:t>
-      </w:r>
-    </w:p>
-    <w:p>
-      <w:pPr>
-        <w:spacing w:before="100" w:after="100"/>
-      </w:pPr>
-      <w:r>
-        <w:rPr>
-          <w:rFonts w:ascii="BIZ UDPGothic" w:cs="BIZ UDPGothic" w:eastAsia="BIZ UDPGothic" w:hAnsi="BIZ UDPGothic"/>
-          <w:b/>
-          <w:bCs/>
-          <w:color w:val="C8102E"/>
-          <w:sz w:val="20"/>
-          <w:szCs w:val="20"/>
-        </w:rPr>
-        <w:t xml:space="preserve">■ CloudWatch 実測値（過去7日間）</w:t>
-      </w:r>
-    </w:p>
-    <w:p>
-      <w:pPr>
-        <w:spacing w:before="100" w:after="100"/>
-      </w:pPr>
-      <w:r>
-        <w:rPr>
-          <w:rFonts w:ascii="BIZ UDPGothic" w:cs="BIZ UDPGothic" w:eastAsia="BIZ UDPGothic" w:hAnsi="BIZ UDPGothic"/>
-          <w:color w:val="404040"/>
-          <w:sz w:val="18"/>
-          <w:szCs w:val="18"/>
-        </w:rPr>
-        <w:t xml:space="preserve">ngày</w:t>
-      </w:r>
-    </w:p>
-    <w:p>
-      <w:pPr>
-        <w:spacing w:before="100" w:after="100"/>
-      </w:pPr>
-      <w:r>
-        <w:rPr>
-          <w:rFonts w:ascii="BIZ UDPGothic" w:cs="BIZ UDPGothic" w:eastAsia="BIZ UDPGothic" w:hAnsi="BIZ UDPGothic"/>
-          <w:color w:val="404040"/>
-          <w:sz w:val="18"/>
-          <w:szCs w:val="18"/>
-        </w:rPr>
-        <w:t xml:space="preserve">qua)\*</w:t>
-      </w:r>
-    </w:p>
-    <w:p>
-      <w:pPr>
-        <w:spacing w:before="100" w:after="100"/>
-      </w:pPr>
-      <w:r>
-        <w:rPr>
-          <w:rFonts w:ascii="BIZ UDPGothic" w:cs="BIZ UDPGothic" w:eastAsia="BIZ UDPGothic" w:hAnsi="BIZ UDPGothic"/>
-          <w:color w:val="404040"/>
-          <w:sz w:val="18"/>
-          <w:szCs w:val="18"/>
-        </w:rPr>
-        <w:t xml:space="preserve">インスタンス 平均CPU 最大CPU 評価</w:t>
-      </w:r>
-    </w:p>
-    <w:p>
-      <w:pPr>
-        <w:spacing w:before="100" w:after="100"/>
-      </w:pPr>
-      <w:r>
-        <w:rPr>
-          <w:rFonts w:ascii="BIZ UDPGothic" w:cs="BIZ UDPGothic" w:eastAsia="BIZ UDPGothic" w:hAnsi="BIZ UDPGothic"/>
-          <w:color w:val="404040"/>
-          <w:sz w:val="18"/>
-          <w:szCs w:val="18"/>
-        </w:rPr>
-        <w:t xml:space="preserve">instance-1（Writer） ≒ 0% 0.015% ほぼゼロ。バッチ時のみ最大 62 IOPS</w:t>
-      </w:r>
-    </w:p>
-    <w:p>
-      <w:pPr>
-        <w:spacing w:before="100" w:after="100"/>
-      </w:pPr>
-      <w:r>
-        <w:rPr>
-          <w:rFonts w:ascii="BIZ UDPGothic" w:cs="BIZ UDPGothic" w:eastAsia="BIZ UDPGothic" w:hAnsi="BIZ UDPGothic"/>
-          <w:color w:val="404040"/>
-          <w:sz w:val="18"/>
-          <w:szCs w:val="18"/>
-        </w:rPr>
-        <w:t xml:space="preserve">instance-2（Reader） 1.69% 2.12% Auroraレプリカ同期・内部処理のみ</w:t>
-      </w:r>
-    </w:p>
-    <w:p>
-      <w:pPr>
-        <w:spacing w:before="100" w:after="100"/>
-      </w:pPr>
-      <w:r>
-        <w:rPr>
-          <w:rFonts w:ascii="BIZ UDPGothic" w:cs="BIZ UDPGothic" w:eastAsia="BIZ UDPGothic" w:hAnsi="BIZ UDPGothic"/>
-          <w:b/>
-          <w:bCs/>
-          <w:color w:val="C8102E"/>
-          <w:sz w:val="20"/>
-          <w:szCs w:val="20"/>
-        </w:rPr>
-        <w:t xml:space="preserve">■ 3. コスト実績・削減試算</w:t>
-      </w:r>
-    </w:p>
-    <w:p>
-      <w:pPr>
-        <w:spacing w:before="100" w:after="100"/>
-      </w:pPr>
-      <w:r>
-        <w:rPr>
-          <w:rFonts w:ascii="BIZ UDPGothic" w:cs="BIZ UDPGothic" w:eastAsia="BIZ UDPGothic" w:hAnsi="BIZ UDPGothic"/>
-          <w:color w:val="404040"/>
-          <w:sz w:val="18"/>
-          <w:szCs w:val="18"/>
-        </w:rPr>
-        <w:t xml:space="preserve">kiệm\*</w:t>
-      </w:r>
-    </w:p>
-    <w:p>
-      <w:pPr>
-        <w:spacing w:before="100" w:after="100"/>
-      </w:pPr>
-      <w:r>
-        <w:rPr>
-          <w:rFonts w:ascii="BIZ UDPGothic" w:cs="BIZ UDPGothic" w:eastAsia="BIZ UDPGothic" w:hAnsi="BIZ UDPGothic"/>
-          <w:color w:val="404040"/>
-          <w:sz w:val="18"/>
-          <w:szCs w:val="18"/>
-        </w:rPr>
-        <w:t xml:space="preserve">*　3. コスト実績・削減試算\*\* \*3. Chi phí thực tế / Ước tính tiết</w:t>
-      </w:r>
-    </w:p>
-    <w:p>
-      <w:pPr>
-        <w:spacing w:before="100" w:after="100"/>
-      </w:pPr>
-      <w:r>
-        <w:rPr>
-          <w:rFonts w:ascii="BIZ UDPGothic" w:cs="BIZ UDPGothic" w:eastAsia="BIZ UDPGothic" w:hAnsi="BIZ UDPGothic"/>
-          <w:color w:val="404040"/>
-          <w:sz w:val="18"/>
-          <w:szCs w:val="18"/>
-        </w:rPr>
-        <w:t xml:space="preserve">kiệm</w:t>
-      </w:r>
-    </w:p>
-    <w:p>
-      <w:pPr>
-        <w:spacing w:before="100" w:after="100"/>
-      </w:pPr>
-      <w:r>
-        <w:rPr>
-          <w:rFonts w:ascii="BIZ UDPGothic" w:cs="BIZ UDPGothic" w:eastAsia="BIZ UDPGothic" w:hAnsi="BIZ UDPGothic"/>
-          <w:color w:val="404040"/>
-          <w:sz w:val="18"/>
-          <w:szCs w:val="18"/>
-        </w:rPr>
-        <w:t xml:space="preserve">案 変更内容 月額 月削減額 年間削減額</w:t>
-      </w:r>
-    </w:p>
-    <w:p>
-      <w:pPr>
-        <w:spacing w:before="100" w:after="100"/>
-      </w:pPr>
-      <w:r>
-        <w:rPr>
-          <w:rFonts w:ascii="BIZ UDPGothic" w:cs="BIZ UDPGothic" w:eastAsia="BIZ UDPGothic" w:hAnsi="BIZ UDPGothic"/>
-          <w:color w:val="404040"/>
-          <w:sz w:val="18"/>
-          <w:szCs w:val="18"/>
-        </w:rPr>
-        <w:t xml:space="preserve">現状 r5.2xlarge×2 + \$2,208 \-\-- \-\--</w:t>
-      </w:r>
-    </w:p>
-    <w:p>
-      <w:pPr>
-        <w:spacing w:before="100" w:after="100"/>
-      </w:pPr>
-      <w:r>
-        <w:rPr>
-          <w:rFonts w:ascii="BIZ UDPGothic" w:cs="BIZ UDPGothic" w:eastAsia="BIZ UDPGothic" w:hAnsi="BIZ UDPGothic"/>
-          <w:color w:val="404040"/>
-          <w:sz w:val="18"/>
-          <w:szCs w:val="18"/>
-        </w:rPr>
-        <w:t xml:space="preserve">t3.medium×2</w:t>
-      </w:r>
-    </w:p>
-    <w:p>
-      <w:pPr>
-        <w:spacing w:before="100" w:after="100"/>
-      </w:pPr>
-      <w:r>
-        <w:rPr>
-          <w:rFonts w:ascii="BIZ UDPGothic" w:cs="BIZ UDPGothic" w:eastAsia="BIZ UDPGothic" w:hAnsi="BIZ UDPGothic"/>
-          <w:color w:val="404040"/>
-          <w:sz w:val="18"/>
-          <w:szCs w:val="18"/>
-        </w:rPr>
-        <w:t xml:space="preserve">案A（推奨） r5.xlarge×2 + t3.medium×2 \$1,204 \$1,004 \$12,044</w:t>
-      </w:r>
-    </w:p>
-    <w:p>
-      <w:pPr>
-        <w:spacing w:before="100" w:after="100"/>
-      </w:pPr>
-      <w:r>
-        <w:rPr>
-          <w:rFonts w:ascii="BIZ UDPGothic" w:cs="BIZ UDPGothic" w:eastAsia="BIZ UDPGothic" w:hAnsi="BIZ UDPGothic"/>
-          <w:color w:val="404040"/>
-          <w:sz w:val="18"/>
-          <w:szCs w:val="18"/>
-        </w:rPr>
-        <w:t xml:space="preserve">案B（積極） r5.large×2 + t3.medium×2 \$694 \$1,515 \$18,176</w:t>
-      </w:r>
-    </w:p>
-    <w:p>
-      <w:pPr>
-        <w:spacing w:before="100" w:after="100"/>
-      </w:pPr>
-      <w:r>
-        <w:rPr>
-          <w:rFonts w:ascii="BIZ UDPGothic" w:cs="BIZ UDPGothic" w:eastAsia="BIZ UDPGothic" w:hAnsi="BIZ UDPGothic"/>
-          <w:color w:val="404040"/>
-          <w:sz w:val="18"/>
-          <w:szCs w:val="18"/>
-        </w:rPr>
-        <w:t xml:space="preserve">※ 今回実施するのは案A（r5.2xlarge → r5.xlarge）。 \*※ Lần này thực hiện</w:t>
-      </w:r>
-    </w:p>
-    <w:p>
-      <w:pPr>
-        <w:spacing w:before="100" w:after="100"/>
-      </w:pPr>
-      <w:r>
-        <w:rPr>
-          <w:rFonts w:ascii="BIZ UDPGothic" w:cs="BIZ UDPGothic" w:eastAsia="BIZ UDPGothic" w:hAnsi="BIZ UDPGothic"/>
-          <w:color w:val="404040"/>
-          <w:sz w:val="18"/>
-          <w:szCs w:val="18"/>
-        </w:rPr>
-        <w:t xml:space="preserve">phương án A (r5.2xlarge → r5.xlarge).\*</w:t>
-      </w:r>
-    </w:p>
-    <w:p>
-      <w:pPr>
-        <w:spacing w:before="100" w:after="100"/>
-      </w:pPr>
-      <w:r>
-        <w:rPr>
-          <w:rFonts w:ascii="BIZ UDPGothic" w:cs="BIZ UDPGothic" w:eastAsia="BIZ UDPGothic" w:hAnsi="BIZ UDPGothic"/>
-          <w:b/>
-          <w:bCs/>
-          <w:color w:val="C8102E"/>
-          <w:sz w:val="20"/>
-          <w:szCs w:val="20"/>
-        </w:rPr>
-        <w:t xml:space="preserve">■ 4. 修正内容</w:t>
-      </w:r>
-    </w:p>
-    <w:p>
-      <w:pPr>
-        <w:spacing w:before="100" w:after="100"/>
-      </w:pPr>
-      <w:r>
-        <w:rPr>
-          <w:rFonts w:ascii="BIZ UDPGothic" w:cs="BIZ UDPGothic" w:eastAsia="BIZ UDPGothic" w:hAnsi="BIZ UDPGothic"/>
-          <w:b/>
-          <w:bCs/>
-          <w:color w:val="C8102E"/>
-          <w:sz w:val="20"/>
-          <w:szCs w:val="20"/>
-        </w:rPr>
-        <w:t xml:space="preserve">■ No.1 instance-2（Reader）ダウンサイズ</w:t>
-      </w:r>
-    </w:p>
-    <w:p>
-      <w:pPr>
-        <w:spacing w:before="100" w:after="100"/>
-      </w:pPr>
-      <w:r>
-        <w:rPr>
-          <w:rFonts w:ascii="BIZ UDPGothic" w:cs="BIZ UDPGothic" w:eastAsia="BIZ UDPGothic" w:hAnsi="BIZ UDPGothic"/>
-          <w:color w:val="404040"/>
-          <w:sz w:val="18"/>
-          <w:szCs w:val="18"/>
-        </w:rPr>
-        <w:t xml:space="preserve">instance-2</w:t>
-      </w:r>
-    </w:p>
-    <w:p>
-      <w:pPr>
-        <w:spacing w:before="100" w:after="100"/>
-      </w:pPr>
-      <w:r>
-        <w:rPr>
-          <w:rFonts w:ascii="BIZ UDPGothic" w:cs="BIZ UDPGothic" w:eastAsia="BIZ UDPGothic" w:hAnsi="BIZ UDPGothic"/>
-          <w:color w:val="404040"/>
-          <w:sz w:val="18"/>
-          <w:szCs w:val="18"/>
-        </w:rPr>
-        <w:t xml:space="preserve">*　No.1 instance-2（Reader）ダウンサイズ\*\* \*■ No.1 Downsize</w:t>
-      </w:r>
-    </w:p>
-    <w:p>
-      <w:pPr>
-        <w:spacing w:before="100" w:after="100"/>
-      </w:pPr>
-      <w:r>
-        <w:rPr>
-          <w:rFonts w:ascii="BIZ UDPGothic" w:cs="BIZ UDPGothic" w:eastAsia="BIZ UDPGothic" w:hAnsi="BIZ UDPGothic"/>
-          <w:color w:val="404040"/>
-          <w:sz w:val="18"/>
-          <w:szCs w:val="18"/>
-        </w:rPr>
-        <w:t xml:space="preserve">instance-2*</w:t>
-      </w:r>
-    </w:p>
-    <w:p>
-      <w:pPr>
-        <w:spacing w:before="100" w:after="100"/>
-      </w:pPr>
-      <w:r>
-        <w:rPr>
-          <w:rFonts w:ascii="BIZ UDPGothic" w:cs="BIZ UDPGothic" w:eastAsia="BIZ UDPGothic" w:hAnsi="BIZ UDPGothic"/>
-          <w:color w:val="404040"/>
-          <w:sz w:val="18"/>
-          <w:szCs w:val="18"/>
-        </w:rPr>
-        <w:t xml:space="preserve">(Reader)\*</w:t>
-      </w:r>
-    </w:p>
-    <w:p>
-      <w:pPr>
-        <w:spacing w:before="100" w:after="100"/>
-      </w:pPr>
-      <w:r>
-        <w:rPr>
-          <w:rFonts w:ascii="BIZ UDPGothic" w:cs="BIZ UDPGothic" w:eastAsia="BIZ UDPGothic" w:hAnsi="BIZ UDPGothic"/>
-          <w:color w:val="404040"/>
-          <w:sz w:val="18"/>
-          <w:szCs w:val="18"/>
-        </w:rPr>
-        <w:t xml:space="preserve">インスタンス:                       インスタンス:</w:t>
-      </w:r>
-    </w:p>
-    <w:p>
-      <w:pPr>
-        <w:spacing w:before="100" w:after="100"/>
-      </w:pPr>
-      <w:r>
-        <w:rPr>
-          <w:rFonts w:ascii="BIZ UDPGothic" w:cs="BIZ UDPGothic" w:eastAsia="BIZ UDPGothic" w:hAnsi="BIZ UDPGothic"/>
-          <w:color w:val="404040"/>
-          <w:sz w:val="18"/>
-          <w:szCs w:val="18"/>
-        </w:rPr>
-        <w:t xml:space="preserve">ksm-posprd-db-instance-2 クラス:    ksm-posprd-db-instance-2 クラス:</w:t>
-      </w:r>
-    </w:p>
-    <w:p>
-      <w:pPr>
-        <w:spacing w:before="100" w:after="100"/>
-      </w:pPr>
-      <w:r>
-        <w:rPr>
-          <w:rFonts w:ascii="BIZ UDPGothic" w:cs="BIZ UDPGothic" w:eastAsia="BIZ UDPGothic" w:hAnsi="BIZ UDPGothic"/>
-          <w:color w:val="404040"/>
-          <w:sz w:val="18"/>
-          <w:szCs w:val="18"/>
-        </w:rPr>
-        <w:t xml:space="preserve">db.r5.2xlarge vCPU: 8 / RAM: 64 GB  db.r5.xlarge vCPU: 4 / RAM: 32 GB</w:t>
-      </w:r>
-    </w:p>
-    <w:p>
-      <w:pPr>
-        <w:spacing w:before="100" w:after="100"/>
-      </w:pPr>
-      <w:r>
-        <w:rPr>
-          <w:rFonts w:ascii="BIZ UDPGothic" w:cs="BIZ UDPGothic" w:eastAsia="BIZ UDPGothic" w:hAnsi="BIZ UDPGothic"/>
-          <w:color w:val="404040"/>
-          <w:sz w:val="18"/>
-          <w:szCs w:val="18"/>
-        </w:rPr>
-        <w:t xml:space="preserve">月額: \~\$1,014/台              月額: \~\$507/台</w:t>
-      </w:r>
-    </w:p>
-    <w:p>
-      <w:pPr>
-        <w:spacing w:before="100" w:after="100"/>
-      </w:pPr>
-      <w:r>
-        <w:rPr>
-          <w:rFonts w:ascii="BIZ UDPGothic" w:cs="BIZ UDPGothic" w:eastAsia="BIZ UDPGothic" w:hAnsi="BIZ UDPGothic"/>
-          <w:b/>
-          <w:bCs/>
-          <w:color w:val="C8102E"/>
-          <w:sz w:val="20"/>
-          <w:szCs w:val="20"/>
-        </w:rPr>
-        <w:t xml:space="preserve">■ No.1 実行コマンド</w:t>
-      </w:r>
-    </w:p>
-    <w:p>
-      <w:pPr>
-        <w:spacing w:before="100" w:after="100"/>
-      </w:pPr>
-      <w:r>
-        <w:rPr>
-          <w:rFonts w:ascii="BIZ UDPGothic" w:cs="BIZ UDPGothic" w:eastAsia="BIZ UDPGothic" w:hAnsi="BIZ UDPGothic"/>
-          <w:b/>
-          <w:bCs/>
-          <w:color w:val="C8102E"/>
-          <w:sz w:val="20"/>
-          <w:szCs w:val="20"/>
-        </w:rPr>
-        <w:t xml:space="preserve">■ No.2 instance-1（Writer）ダウンサイズ</w:t>
-      </w:r>
-    </w:p>
-    <w:p>
-      <w:pPr>
-        <w:spacing w:before="100" w:after="100"/>
-      </w:pPr>
-      <w:r>
-        <w:rPr>
-          <w:rFonts w:ascii="BIZ UDPGothic" w:cs="BIZ UDPGothic" w:eastAsia="BIZ UDPGothic" w:hAnsi="BIZ UDPGothic"/>
-          <w:color w:val="404040"/>
-          <w:sz w:val="18"/>
-          <w:szCs w:val="18"/>
-        </w:rPr>
-        <w:t xml:space="preserve">instance-1</w:t>
-      </w:r>
-    </w:p>
-    <w:p>
-      <w:pPr>
-        <w:spacing w:before="100" w:after="100"/>
-      </w:pPr>
-      <w:r>
-        <w:rPr>
-          <w:rFonts w:ascii="BIZ UDPGothic" w:cs="BIZ UDPGothic" w:eastAsia="BIZ UDPGothic" w:hAnsi="BIZ UDPGothic"/>
-          <w:color w:val="404040"/>
-          <w:sz w:val="18"/>
-          <w:szCs w:val="18"/>
-        </w:rPr>
-        <w:t xml:space="preserve">*　No.2 instance-1（Writer）ダウンサイズ\*\* \*■ No.2 Downsize</w:t>
-      </w:r>
-    </w:p>
-    <w:p>
-      <w:pPr>
-        <w:spacing w:before="100" w:after="100"/>
-      </w:pPr>
-      <w:r>
-        <w:rPr>
-          <w:rFonts w:ascii="BIZ UDPGothic" w:cs="BIZ UDPGothic" w:eastAsia="BIZ UDPGothic" w:hAnsi="BIZ UDPGothic"/>
-          <w:color w:val="404040"/>
-          <w:sz w:val="18"/>
-          <w:szCs w:val="18"/>
-        </w:rPr>
-        <w:t xml:space="preserve">instance-1*</w:t>
-      </w:r>
-    </w:p>
-    <w:p>
-      <w:pPr>
-        <w:spacing w:before="100" w:after="100"/>
-      </w:pPr>
-      <w:r>
-        <w:rPr>
-          <w:rFonts w:ascii="BIZ UDPGothic" w:cs="BIZ UDPGothic" w:eastAsia="BIZ UDPGothic" w:hAnsi="BIZ UDPGothic"/>
-          <w:color w:val="404040"/>
-          <w:sz w:val="18"/>
-          <w:szCs w:val="18"/>
-        </w:rPr>
-        <w:t xml:space="preserve">(Writer)\*</w:t>
-      </w:r>
-    </w:p>
-    <w:p>
-      <w:pPr>
-        <w:spacing w:before="100" w:after="100"/>
-      </w:pPr>
-      <w:r>
-        <w:rPr>
-          <w:rFonts w:ascii="BIZ UDPGothic" w:cs="BIZ UDPGothic" w:eastAsia="BIZ UDPGothic" w:hAnsi="BIZ UDPGothic"/>
-          <w:color w:val="404040"/>
-          <w:sz w:val="18"/>
-          <w:szCs w:val="18"/>
-        </w:rPr>
-        <w:t xml:space="preserve">インスタンス:                       インスタンス:</w:t>
-      </w:r>
-    </w:p>
-    <w:p>
-      <w:pPr>
-        <w:spacing w:before="100" w:after="100"/>
-      </w:pPr>
-      <w:r>
-        <w:rPr>
-          <w:rFonts w:ascii="BIZ UDPGothic" w:cs="BIZ UDPGothic" w:eastAsia="BIZ UDPGothic" w:hAnsi="BIZ UDPGothic"/>
-          <w:color w:val="404040"/>
-          <w:sz w:val="18"/>
-          <w:szCs w:val="18"/>
-        </w:rPr>
-        <w:t xml:space="preserve">ksm-posprd-db-instance-1 クラス:    ksm-posprd-db-instance-1 クラス:</w:t>
-      </w:r>
-    </w:p>
-    <w:p>
-      <w:pPr>
-        <w:spacing w:before="100" w:after="100"/>
-      </w:pPr>
-      <w:r>
-        <w:rPr>
-          <w:rFonts w:ascii="BIZ UDPGothic" w:cs="BIZ UDPGothic" w:eastAsia="BIZ UDPGothic" w:hAnsi="BIZ UDPGothic"/>
-          <w:color w:val="404040"/>
-          <w:sz w:val="18"/>
-          <w:szCs w:val="18"/>
-        </w:rPr>
-        <w:t xml:space="preserve">db.r5.2xlarge vCPU: 8 / RAM: 64 GB  db.r5.xlarge vCPU: 4 / RAM: 32 GB</w:t>
-      </w:r>
-    </w:p>
-    <w:p>
-      <w:pPr>
-        <w:spacing w:before="100" w:after="100"/>
-      </w:pPr>
-      <w:r>
-        <w:rPr>
-          <w:rFonts w:ascii="BIZ UDPGothic" w:cs="BIZ UDPGothic" w:eastAsia="BIZ UDPGothic" w:hAnsi="BIZ UDPGothic"/>
-          <w:b/>
-          <w:bCs/>
-          <w:color w:val="C8102E"/>
-          <w:sz w:val="20"/>
-          <w:szCs w:val="20"/>
-        </w:rPr>
-        <w:t xml:space="preserve">■ No.2 実行コマンド</w:t>
-      </w:r>
-    </w:p>
-    <w:p>
-      <w:pPr>
-        <w:spacing w:before="100" w:after="100"/>
-      </w:pPr>
-      <w:r>
-        <w:rPr>
-          <w:rFonts w:ascii="BIZ UDPGothic" w:cs="BIZ UDPGothic" w:eastAsia="BIZ UDPGothic" w:hAnsi="BIZ UDPGothic"/>
-          <w:b/>
-          <w:bCs/>
-          <w:color w:val="C8102E"/>
-          <w:sz w:val="20"/>
-          <w:szCs w:val="20"/>
-        </w:rPr>
-        <w:t xml:space="preserve">■ 6. 切り戻し手順</w:t>
-      </w:r>
-    </w:p>
-    <w:p>
-      <w:pPr>
-        <w:spacing w:before="100" w:after="100"/>
-      </w:pPr>
-      <w:r>
-        <w:rPr>
-          <w:rFonts w:ascii="BIZ UDPGothic" w:cs="BIZ UDPGothic" w:eastAsia="BIZ UDPGothic" w:hAnsi="BIZ UDPGothic"/>
-          <w:b/>
-          <w:bCs/>
-          <w:color w:val="C8102E"/>
-          <w:sz w:val="20"/>
-          <w:szCs w:val="20"/>
-        </w:rPr>
-        <w:t xml:space="preserve">■ コマンド（CloudShell）</w:t>
+        <w:t xml:space="preserve">　実施判断チェックリスト** *Danh sách kiểm tra quyết định thực hiện*</w:t>
+      </w:r>
+    </w:p>
+    <w:p>
+      <w:pPr>
+        <w:spacing w:before="100" w:after="100"/>
+      </w:pPr>
+      <w:r>
+        <w:rPr>
+          <w:rFonts w:ascii="BIZ UDPGothic" w:cs="BIZ UDPGothic" w:eastAsia="BIZ UDPGothic" w:hAnsi="BIZ UDPGothic"/>
+          <w:color w:val="404040"/>
+          <w:sz w:val="18"/>
+          <w:szCs w:val="18"/>
+        </w:rPr>
+        <w:t xml:space="preserve">--------- ----------------------------------------------------------------------------------------------- ----------------------------</w:t>
+      </w:r>
+    </w:p>
+    <w:p>
+      <w:pPr>
+        <w:spacing w:before="100" w:after="100"/>
+      </w:pPr>
+      <w:r>
+        <w:rPr>
+          <w:rFonts w:ascii="BIZ UDPGothic" w:cs="BIZ UDPGothic" w:eastAsia="BIZ UDPGothic" w:hAnsi="BIZ UDPGothic"/>
+          <w:color w:val="404040"/>
+          <w:sz w:val="18"/>
+          <w:szCs w:val="18"/>
+        </w:rPr>
+        <w:t xml:space="preserve">No. 確認事項 確認結果</w:t>
+      </w:r>
+    </w:p>
+    <w:p>
+      <w:pPr>
+        <w:spacing w:before="100" w:after="100"/>
+      </w:pPr>
+      <w:r>
+        <w:rPr>
+          <w:rFonts w:ascii="BIZ UDPGothic" w:cs="BIZ UDPGothic" w:eastAsia="BIZ UDPGothic" w:hAnsi="BIZ UDPGothic"/>
+          <w:color w:val="404040"/>
+          <w:sz w:val="18"/>
+          <w:szCs w:val="18"/>
+        </w:rPr>
+        <w:t xml:space="preserve">1 実施時にWriterインスタンスの再起動（フェイルオーバー約30秒〜1分）が発生することを認識している □ YES □ NO</w:t>
+      </w:r>
+    </w:p>
+    <w:p>
+      <w:pPr>
+        <w:spacing w:before="100" w:after="100"/>
+      </w:pPr>
+      <w:r>
+        <w:rPr>
+          <w:rFonts w:ascii="BIZ UDPGothic" w:cs="BIZ UDPGothic" w:eastAsia="BIZ UDPGothic" w:hAnsi="BIZ UDPGothic"/>
+          <w:color w:val="404040"/>
+          <w:sz w:val="18"/>
+          <w:szCs w:val="18"/>
+        </w:rPr>
+        <w:t xml:space="preserve">2 メンテナンスウィンドウ（JST 土曜 00:30〜01:00）での実施、または別途実施日時を指定する □ MW実施 □</w:t>
+      </w:r>
+    </w:p>
+    <w:p>
+      <w:pPr>
+        <w:spacing w:before="100" w:after="100"/>
+      </w:pPr>
+      <w:r>
+        <w:rPr>
+          <w:rFonts w:ascii="BIZ UDPGothic" w:cs="BIZ UDPGothic" w:eastAsia="BIZ UDPGothic" w:hAnsi="BIZ UDPGothic"/>
+          <w:color w:val="404040"/>
+          <w:sz w:val="18"/>
+          <w:szCs w:val="18"/>
+        </w:rPr>
+        <w:t xml:space="preserve">別途指定:　　/　　/　　JST</w:t>
+      </w:r>
+    </w:p>
+    <w:p>
+      <w:pPr>
+        <w:spacing w:before="100" w:after="100"/>
+      </w:pPr>
+      <w:r>
+        <w:rPr>
+          <w:rFonts w:ascii="BIZ UDPGothic" w:cs="BIZ UDPGothic" w:eastAsia="BIZ UDPGothic" w:hAnsi="BIZ UDPGothic"/>
+          <w:color w:val="404040"/>
+          <w:sz w:val="18"/>
+          <w:szCs w:val="18"/>
+        </w:rPr>
+        <w:t xml:space="preserve">3 CloudWatch実測値（Writer CPU≒0%、Reader □ 承認 □ 保留 □ 否認</w:t>
+      </w:r>
+    </w:p>
+    <w:p>
+      <w:pPr>
+        <w:spacing w:before="100" w:after="100"/>
+      </w:pPr>
+      <w:r>
+        <w:rPr>
+          <w:rFonts w:ascii="BIZ UDPGothic" w:cs="BIZ UDPGothic" w:eastAsia="BIZ UDPGothic" w:hAnsi="BIZ UDPGothic"/>
+          <w:color w:val="404040"/>
+          <w:sz w:val="18"/>
+          <w:szCs w:val="18"/>
+        </w:rPr>
+        <w:t xml:space="preserve">CPU≒1.69%）に基づくダウンサイズであることを理解し、本改修の実施を承認する</w:t>
+      </w:r>
+    </w:p>
+    <w:p>
+      <w:pPr>
+        <w:spacing w:before="100" w:after="100"/>
+      </w:pPr>
+      <w:r>
+        <w:rPr>
+          <w:rFonts w:ascii="BIZ UDPGothic" w:cs="BIZ UDPGothic" w:eastAsia="BIZ UDPGothic" w:hAnsi="BIZ UDPGothic"/>
+          <w:color w:val="404040"/>
+          <w:sz w:val="18"/>
+          <w:szCs w:val="18"/>
+        </w:rPr>
+        <w:t xml:space="preserve">--------- ----------------------------------------------------------------------------------------------- ----------------------------</w:t>
+      </w:r>
+    </w:p>
+    <w:p>
+      <w:pPr>
+        <w:spacing w:before="100" w:after="100"/>
+      </w:pPr>
+      <w:r>
+        <w:rPr>
+          <w:rFonts w:ascii="BIZ UDPGothic" w:cs="BIZ UDPGothic" w:eastAsia="BIZ UDPGothic" w:hAnsi="BIZ UDPGothic"/>
+          <w:color w:val="404040"/>
+          <w:sz w:val="18"/>
+          <w:szCs w:val="18"/>
+        </w:rPr>
+        <w:t xml:space="preserve">※ 確認結果欄に記入・署名のうえ、LUVINA 担当者（Thanh</w:t>
+      </w:r>
+    </w:p>
+    <w:p>
+      <w:pPr>
+        <w:spacing w:before="100" w:after="100"/>
+      </w:pPr>
+      <w:r>
+        <w:rPr>
+          <w:rFonts w:ascii="BIZ UDPGothic" w:cs="BIZ UDPGothic" w:eastAsia="BIZ UDPGothic" w:hAnsi="BIZ UDPGothic"/>
+          <w:color w:val="404040"/>
+          <w:sz w:val="18"/>
+          <w:szCs w:val="18"/>
+        </w:rPr>
+        <w:t xml:space="preserve">Nguyên）へご返送ください。 *※ Vui lòng điền kết quả xác nhận, ký tên và</w:t>
+      </w:r>
+    </w:p>
+    <w:p>
+      <w:pPr>
+        <w:spacing w:before="100" w:after="100"/>
+      </w:pPr>
+      <w:r>
+        <w:rPr>
+          <w:rFonts w:ascii="BIZ UDPGothic" w:cs="BIZ UDPGothic" w:eastAsia="BIZ UDPGothic" w:hAnsi="BIZ UDPGothic"/>
+          <w:color w:val="404040"/>
+          <w:sz w:val="18"/>
+          <w:szCs w:val="18"/>
+        </w:rPr>
+        <w:t xml:space="preserve">gửi lại cho phụ trách LUVINA (Thanh Nguyên).*</w:t>
       </w:r>
     </w:p>
     <w:p>
@@ -2709,7 +1731,7 @@
           <w:sz w:val="24"/>
           <w:szCs w:val="24"/>
         </w:rPr>
-        <w:t xml:space="preserve">■ テスト手順・結果</w:t>
+        <w:t xml:space="preserve">■ 1. 概要・背景** *1.</w:t>
       </w:r>
       <w:r>
         <w:br/>
@@ -2723,12 +1745,71 @@
           <w:sz w:val="17"/>
           <w:szCs w:val="17"/>
         </w:rPr>
-        <w:t xml:space="preserve">　Quy Trình &amp; Kết Quả Kiểm Thử</w:t>
-      </w:r>
-    </w:p>
-    <w:p>
-      <w:pPr>
-        <w:spacing w:before="100" w:after="100"/>
+        <w:t xml:space="preserve">　Tổng</w:t>
+      </w:r>
+    </w:p>
+    <w:p>
+      <w:pPr>
+        <w:spacing w:before="100" w:after="100"/>
+      </w:pPr>
+      <w:r>
+        <w:rPr>
+          <w:rFonts w:ascii="BIZ UDPGothic" w:cs="BIZ UDPGothic" w:eastAsia="BIZ UDPGothic" w:hAnsi="BIZ UDPGothic"/>
+          <w:color w:val="404040"/>
+          <w:sz w:val="18"/>
+          <w:szCs w:val="18"/>
+        </w:rPr>
+        <w:t xml:space="preserve">RDS Aurora MySQL</w:t>
+      </w:r>
+    </w:p>
+    <w:p>
+      <w:pPr>
+        <w:spacing w:before="100" w:after="100"/>
+      </w:pPr>
+      <w:r>
+        <w:rPr>
+          <w:rFonts w:ascii="BIZ UDPGothic" w:cs="BIZ UDPGothic" w:eastAsia="BIZ UDPGothic" w:hAnsi="BIZ UDPGothic"/>
+          <w:color w:val="404040"/>
+          <w:sz w:val="18"/>
+          <w:szCs w:val="18"/>
+        </w:rPr>
+        <w:t xml:space="preserve">クラスター（ksm-posprd-db-cluster）のWriter/Readerインスタンスが</w:t>
+      </w:r>
+    </w:p>
+    <w:p>
+      <w:pPr>
+        <w:spacing w:before="100" w:after="100"/>
+      </w:pPr>
+      <w:r>
+        <w:rPr>
+          <w:rFonts w:ascii="BIZ UDPGothic" w:cs="BIZ UDPGothic" w:eastAsia="BIZ UDPGothic" w:hAnsi="BIZ UDPGothic"/>
+          <w:color w:val="404040"/>
+          <w:sz w:val="18"/>
+          <w:szCs w:val="18"/>
+        </w:rPr>
+        <w:t xml:space="preserve">db.r5.2xlarge（8vCPU / 64GB RAM）で稼働しているが、CloudWatch</w:t>
+      </w:r>
+    </w:p>
+    <w:p>
+      <w:pPr>
+        <w:spacing w:before="100" w:after="100"/>
+      </w:pPr>
+      <w:r>
+        <w:rPr>
+          <w:rFonts w:ascii="BIZ UDPGothic" w:cs="BIZ UDPGothic" w:eastAsia="BIZ UDPGothic" w:hAnsi="BIZ UDPGothic"/>
+          <w:color w:val="404040"/>
+          <w:sz w:val="18"/>
+          <w:szCs w:val="18"/>
+        </w:rPr>
+        <w:t xml:space="preserve">7日間実測により実負荷が著しく軽微であることが判明した。インスタンスクラスをダウンサイズし、月額コストを大幅に削減する。</w:t>
+      </w:r>
+    </w:p>
+    <w:p>
+      <w:pPr>
+        <w:pBdr>
+          <w:left w:val="thick" w:color="C8102E" w:sz="20" w:space="6"/>
+        </w:pBdr>
+        <w:spacing w:before="280" w:after="100"/>
       </w:pPr>
       <w:r>
         <w:rPr>
@@ -2736,712 +1817,2495 @@
           <w:b/>
           <w:bCs/>
           <w:color w:val="C8102E"/>
-          <w:sz w:val="20"/>
-          <w:szCs w:val="20"/>
-        </w:rPr>
-        <w:t xml:space="preserve">■ 5. テスト手順・報告</w:t>
-      </w:r>
-    </w:p>
-    <w:p>
-      <w:pPr>
-        <w:spacing w:before="100" w:after="100"/>
-      </w:pPr>
-      <w:r>
-        <w:rPr>
-          <w:rFonts w:ascii="BIZ UDPGothic" w:cs="BIZ UDPGothic" w:eastAsia="BIZ UDPGothic" w:hAnsi="BIZ UDPGothic"/>
-          <w:color w:val="404040"/>
-          <w:sz w:val="18"/>
-          <w:szCs w:val="18"/>
-        </w:rPr>
-        <w:t xml:space="preserve">【実施順序】①検証環境 → ②STG環境（stg.ignicapos.com）→</w:t>
-      </w:r>
-    </w:p>
-    <w:p>
-      <w:pPr>
-        <w:spacing w:before="100" w:after="100"/>
-      </w:pPr>
-      <w:r>
-        <w:rPr>
-          <w:rFonts w:ascii="BIZ UDPGothic" w:cs="BIZ UDPGothic" w:eastAsia="BIZ UDPGothic" w:hAnsi="BIZ UDPGothic"/>
-          <w:color w:val="404040"/>
-          <w:sz w:val="18"/>
-          <w:szCs w:val="18"/>
-        </w:rPr>
-        <w:t xml:space="preserve">③PRD本番環境（www.ignicapos.com）の順に実施すること \*【Thứ tự thực</w:t>
-      </w:r>
-    </w:p>
-    <w:p>
-      <w:pPr>
-        <w:spacing w:before="100" w:after="100"/>
-      </w:pPr>
-      <w:r>
-        <w:rPr>
-          <w:rFonts w:ascii="BIZ UDPGothic" w:cs="BIZ UDPGothic" w:eastAsia="BIZ UDPGothic" w:hAnsi="BIZ UDPGothic"/>
-          <w:color w:val="404040"/>
-          <w:sz w:val="18"/>
-          <w:szCs w:val="18"/>
-        </w:rPr>
-        <w:t xml:space="preserve">hiện】① Môi trường kiểm thử → ② STG (stg.ignicapos.com) → ③ PRD thực</w:t>
-      </w:r>
-    </w:p>
-    <w:p>
-      <w:pPr>
-        <w:spacing w:before="100" w:after="100"/>
-      </w:pPr>
-      <w:r>
-        <w:rPr>
-          <w:rFonts w:ascii="BIZ UDPGothic" w:cs="BIZ UDPGothic" w:eastAsia="BIZ UDPGothic" w:hAnsi="BIZ UDPGothic"/>
-          <w:color w:val="404040"/>
-          <w:sz w:val="18"/>
-          <w:szCs w:val="18"/>
-        </w:rPr>
-        <w:t xml:space="preserve">(www.ignicapos.com)\*</w:t>
-      </w:r>
-    </w:p>
-    <w:p>
-      <w:pPr>
-        <w:spacing w:before="100" w:after="100"/>
+          <w:sz w:val="24"/>
+          <w:szCs w:val="24"/>
+        </w:rPr>
+        <w:t xml:space="preserve">■ 改修一覧** *Danh sách sửa đổi*</w:t>
+      </w:r>
+      <w:r>
+        <w:br/>
+      </w:r>
+      <w:r>
+        <w:rPr>
+          <w:rFonts w:ascii="BIZ UDPGothic" w:cs="BIZ UDPGothic" w:eastAsia="BIZ UDPGothic" w:hAnsi="BIZ UDPGothic"/>
+          <w:i/>
+          <w:iCs/>
+          <w:color w:val="AA3344"/>
+          <w:sz w:val="17"/>
+          <w:szCs w:val="17"/>
+        </w:rPr>
+        <w:t xml:space="preserve">　</w:t>
+      </w:r>
+    </w:p>
+    <w:p>
+      <w:pPr>
+        <w:spacing w:before="100" w:after="100"/>
+      </w:pPr>
+      <w:r>
+        <w:rPr>
+          <w:rFonts w:ascii="BIZ UDPGothic" w:cs="BIZ UDPGothic" w:eastAsia="BIZ UDPGothic" w:hAnsi="BIZ UDPGothic"/>
+          <w:color w:val="404040"/>
+          <w:sz w:val="18"/>
+          <w:szCs w:val="18"/>
+        </w:rPr>
+        <w:t xml:space="preserve">--------- ---------------------------------- ------------------------------------------------------------ ---------- ------------</w:t>
+      </w:r>
+    </w:p>
+    <w:p>
+      <w:pPr>
+        <w:spacing w:before="100" w:after="100"/>
+      </w:pPr>
+      <w:r>
+        <w:rPr>
+          <w:rFonts w:ascii="BIZ UDPGothic" w:cs="BIZ UDPGothic" w:eastAsia="BIZ UDPGothic" w:hAnsi="BIZ UDPGothic"/>
+          <w:color w:val="404040"/>
+          <w:sz w:val="18"/>
+          <w:szCs w:val="18"/>
+        </w:rPr>
+        <w:t xml:space="preserve">No. 改修タイトル 概要 工数 リスク</w:t>
+      </w:r>
+    </w:p>
+    <w:p>
+      <w:pPr>
+        <w:spacing w:before="100" w:after="100"/>
+      </w:pPr>
+      <w:r>
+        <w:rPr>
+          <w:rFonts w:ascii="BIZ UDPGothic" w:cs="BIZ UDPGothic" w:eastAsia="BIZ UDPGothic" w:hAnsi="BIZ UDPGothic"/>
+          <w:color w:val="404040"/>
+          <w:sz w:val="18"/>
+          <w:szCs w:val="18"/>
+        </w:rPr>
+        <w:t xml:space="preserve">1 instance-2（Reader）ダウンサイズ db.r5.2xlarge → db.r5.xlarge（Readerから先に変更・低リスク） 0.5d 低</w:t>
+      </w:r>
+    </w:p>
+    <w:p>
+      <w:pPr>
+        <w:spacing w:before="100" w:after="100"/>
+      </w:pPr>
+      <w:r>
+        <w:rPr>
+          <w:rFonts w:ascii="BIZ UDPGothic" w:cs="BIZ UDPGothic" w:eastAsia="BIZ UDPGothic" w:hAnsi="BIZ UDPGothic"/>
+          <w:color w:val="404040"/>
+          <w:sz w:val="18"/>
+          <w:szCs w:val="18"/>
+        </w:rPr>
+        <w:t xml:space="preserve">2 instance-1（Writer）ダウンサイズ db.r5.2xlarge → db.r5.xlarge（Reader確認後に実施） 0.5d 中</w:t>
+      </w:r>
+    </w:p>
+    <w:p>
+      <w:pPr>
+        <w:spacing w:before="100" w:after="100"/>
+      </w:pPr>
+      <w:r>
+        <w:rPr>
+          <w:rFonts w:ascii="BIZ UDPGothic" w:cs="BIZ UDPGothic" w:eastAsia="BIZ UDPGothic" w:hAnsi="BIZ UDPGothic"/>
+          <w:color w:val="404040"/>
+          <w:sz w:val="18"/>
+          <w:szCs w:val="18"/>
+        </w:rPr>
+        <w:t xml:space="preserve">3 動作確認・コスト検証 Lambda接続・バッチ処理の正常稼働確認。翌月コストで削減確認 0.5d 低</w:t>
+      </w:r>
+    </w:p>
+    <w:p>
+      <w:pPr>
+        <w:spacing w:before="100" w:after="100"/>
+      </w:pPr>
+      <w:r>
+        <w:rPr>
+          <w:rFonts w:ascii="BIZ UDPGothic" w:cs="BIZ UDPGothic" w:eastAsia="BIZ UDPGothic" w:hAnsi="BIZ UDPGothic"/>
+          <w:color w:val="404040"/>
+          <w:sz w:val="18"/>
+          <w:szCs w:val="18"/>
+        </w:rPr>
+        <w:t xml:space="preserve">--------- ---------------------------------- ------------------------------------------------------------ ---------- ------------</w:t>
+      </w:r>
+    </w:p>
+    <w:p>
+      <w:pPr>
+        <w:pBdr>
+          <w:left w:val="thick" w:color="C8102E" w:sz="20" w:space="6"/>
+        </w:pBdr>
+        <w:spacing w:before="280" w:after="100"/>
       </w:pPr>
       <w:r>
         <w:rPr>
           <w:rFonts w:ascii="BIZ UDPGothic" w:cs="BIZ UDPGothic" w:eastAsia="BIZ UDPGothic" w:hAnsi="BIZ UDPGothic"/>
           <w:b/>
           <w:bCs/>
-          <w:color w:val="404040"/>
-          <w:sz w:val="18"/>
-          <w:szCs w:val="18"/>
-        </w:rPr>
-        <w:t xml:space="preserve">N o .                                                                            （OK/ NG）</w:t>
-      </w:r>
-    </w:p>
-    <w:p>
-      <w:pPr>
-        <w:spacing w:before="100" w:after="100"/>
-      </w:pPr>
-      <w:r>
-        <w:rPr>
-          <w:rFonts w:ascii="BIZ UDPGothic" w:cs="BIZ UDPGothic" w:eastAsia="BIZ UDPGothic" w:hAnsi="BIZ UDPGothic"/>
-          <w:color w:val="404040"/>
-          <w:sz w:val="18"/>
-          <w:szCs w:val="18"/>
-        </w:rPr>
-        <w:t xml:space="preserve">1                 instance-2 が db.r5.xlarge                   db.r5.xlarge</w:t>
-      </w:r>
-    </w:p>
-    <w:p>
-      <w:pPr>
-        <w:spacing w:before="100" w:after="100"/>
-      </w:pPr>
-      <w:r>
-        <w:rPr>
-          <w:rFonts w:ascii="BIZ UDPGothic" w:cs="BIZ UDPGothic" w:eastAsia="BIZ UDPGothic" w:hAnsi="BIZ UDPGothic"/>
-          <w:color w:val="404040"/>
-          <w:sz w:val="18"/>
-          <w:szCs w:val="18"/>
-        </w:rPr>
-        <w:t xml:space="preserve">に変更されていることを確認 ▶ aws rds         と表示される</w:t>
-      </w:r>
-    </w:p>
-    <w:p>
-      <w:pPr>
-        <w:spacing w:before="100" w:after="100"/>
-      </w:pPr>
-      <w:r>
-        <w:rPr>
-          <w:rFonts w:ascii="BIZ UDPGothic" w:cs="BIZ UDPGothic" w:eastAsia="BIZ UDPGothic" w:hAnsi="BIZ UDPGothic"/>
-          <w:color w:val="404040"/>
-          <w:sz w:val="18"/>
-          <w:szCs w:val="18"/>
-        </w:rPr>
-        <w:t xml:space="preserve">describe-db-instances \--region</w:t>
-      </w:r>
-    </w:p>
-    <w:p>
-      <w:pPr>
-        <w:spacing w:before="100" w:after="100"/>
-      </w:pPr>
-      <w:r>
-        <w:rPr>
-          <w:rFonts w:ascii="BIZ UDPGothic" w:cs="BIZ UDPGothic" w:eastAsia="BIZ UDPGothic" w:hAnsi="BIZ UDPGothic"/>
-          <w:color w:val="404040"/>
-          <w:sz w:val="18"/>
-          <w:szCs w:val="18"/>
-        </w:rPr>
-        <w:t xml:space="preserve">ap-northeast-1 \--db-instance-identifier</w:t>
-      </w:r>
-    </w:p>
-    <w:p>
-      <w:pPr>
-        <w:spacing w:before="100" w:after="100"/>
-      </w:pPr>
-      <w:r>
-        <w:rPr>
-          <w:rFonts w:ascii="BIZ UDPGothic" w:cs="BIZ UDPGothic" w:eastAsia="BIZ UDPGothic" w:hAnsi="BIZ UDPGothic"/>
-          <w:color w:val="404040"/>
-          <w:sz w:val="18"/>
-          <w:szCs w:val="18"/>
-        </w:rPr>
-        <w:t xml:space="preserve">ksm-posstg-db-instance-2 \--query</w:t>
-      </w:r>
-    </w:p>
-    <w:p>
-      <w:pPr>
-        <w:spacing w:before="100" w:after="100"/>
-      </w:pPr>
-      <w:r>
-        <w:rPr>
-          <w:rFonts w:ascii="BIZ UDPGothic" w:cs="BIZ UDPGothic" w:eastAsia="BIZ UDPGothic" w:hAnsi="BIZ UDPGothic"/>
-          <w:color w:val="404040"/>
-          <w:sz w:val="18"/>
-          <w:szCs w:val="18"/>
-        </w:rPr>
-        <w:t xml:space="preserve">\"DBInstances\[0\].DBInstanceClass\"</w:t>
-      </w:r>
-    </w:p>
-    <w:p>
-      <w:pPr>
-        <w:spacing w:before="100" w:after="100"/>
-      </w:pPr>
-      <w:r>
-        <w:rPr>
-          <w:rFonts w:ascii="BIZ UDPGothic" w:cs="BIZ UDPGothic" w:eastAsia="BIZ UDPGothic" w:hAnsi="BIZ UDPGothic"/>
-          <w:color w:val="404040"/>
-          <w:sz w:val="18"/>
-          <w:szCs w:val="18"/>
-        </w:rPr>
-        <w:t xml:space="preserve">\--output text</w:t>
-      </w:r>
-    </w:p>
-    <w:p>
-      <w:pPr>
-        <w:spacing w:before="100" w:after="100"/>
-      </w:pPr>
-      <w:r>
-        <w:rPr>
-          <w:rFonts w:ascii="BIZ UDPGothic" w:cs="BIZ UDPGothic" w:eastAsia="BIZ UDPGothic" w:hAnsi="BIZ UDPGothic"/>
-          <w:color w:val="404040"/>
-          <w:sz w:val="18"/>
-          <w:szCs w:val="18"/>
-        </w:rPr>
-        <w:t xml:space="preserve">1                 instance-2 が db.r5.xlarge                   db.r5.xlarge</w:t>
-      </w:r>
-    </w:p>
-    <w:p>
-      <w:pPr>
-        <w:spacing w:before="100" w:after="100"/>
-      </w:pPr>
-      <w:r>
-        <w:rPr>
-          <w:rFonts w:ascii="BIZ UDPGothic" w:cs="BIZ UDPGothic" w:eastAsia="BIZ UDPGothic" w:hAnsi="BIZ UDPGothic"/>
-          <w:color w:val="404040"/>
-          <w:sz w:val="18"/>
-          <w:szCs w:val="18"/>
-        </w:rPr>
-        <w:t xml:space="preserve">に変更されていることを確認 ▶ aws rds         と表示される</w:t>
-      </w:r>
-    </w:p>
-    <w:p>
-      <w:pPr>
-        <w:spacing w:before="100" w:after="100"/>
-      </w:pPr>
-      <w:r>
-        <w:rPr>
-          <w:rFonts w:ascii="BIZ UDPGothic" w:cs="BIZ UDPGothic" w:eastAsia="BIZ UDPGothic" w:hAnsi="BIZ UDPGothic"/>
-          <w:color w:val="404040"/>
-          <w:sz w:val="18"/>
-          <w:szCs w:val="18"/>
-        </w:rPr>
-        <w:t xml:space="preserve">describe-db-instances \--region</w:t>
-      </w:r>
-    </w:p>
-    <w:p>
-      <w:pPr>
-        <w:spacing w:before="100" w:after="100"/>
-      </w:pPr>
-      <w:r>
-        <w:rPr>
-          <w:rFonts w:ascii="BIZ UDPGothic" w:cs="BIZ UDPGothic" w:eastAsia="BIZ UDPGothic" w:hAnsi="BIZ UDPGothic"/>
-          <w:color w:val="404040"/>
-          <w:sz w:val="18"/>
-          <w:szCs w:val="18"/>
-        </w:rPr>
-        <w:t xml:space="preserve">ap-northeast-1 \--db-instance-identifier</w:t>
-      </w:r>
-    </w:p>
-    <w:p>
-      <w:pPr>
-        <w:spacing w:before="100" w:after="100"/>
-      </w:pPr>
-      <w:r>
-        <w:rPr>
-          <w:rFonts w:ascii="BIZ UDPGothic" w:cs="BIZ UDPGothic" w:eastAsia="BIZ UDPGothic" w:hAnsi="BIZ UDPGothic"/>
-          <w:color w:val="404040"/>
-          <w:sz w:val="18"/>
-          <w:szCs w:val="18"/>
-        </w:rPr>
-        <w:t xml:space="preserve">ksm-posprd-db-instance-2 \--query</w:t>
-      </w:r>
-    </w:p>
-    <w:p>
-      <w:pPr>
-        <w:spacing w:before="100" w:after="100"/>
-      </w:pPr>
-      <w:r>
-        <w:rPr>
-          <w:rFonts w:ascii="BIZ UDPGothic" w:cs="BIZ UDPGothic" w:eastAsia="BIZ UDPGothic" w:hAnsi="BIZ UDPGothic"/>
-          <w:color w:val="404040"/>
-          <w:sz w:val="18"/>
-          <w:szCs w:val="18"/>
-        </w:rPr>
-        <w:t xml:space="preserve">\"DBInstances\[0\].DBInstanceClass\"</w:t>
-      </w:r>
-    </w:p>
-    <w:p>
-      <w:pPr>
-        <w:spacing w:before="100" w:after="100"/>
-      </w:pPr>
-      <w:r>
-        <w:rPr>
-          <w:rFonts w:ascii="BIZ UDPGothic" w:cs="BIZ UDPGothic" w:eastAsia="BIZ UDPGothic" w:hAnsi="BIZ UDPGothic"/>
-          <w:color w:val="404040"/>
-          <w:sz w:val="18"/>
-          <w:szCs w:val="18"/>
-        </w:rPr>
-        <w:t xml:space="preserve">\--output text</w:t>
-      </w:r>
-    </w:p>
-    <w:p>
-      <w:pPr>
-        <w:spacing w:before="100" w:after="100"/>
-      </w:pPr>
-      <w:r>
-        <w:rPr>
-          <w:rFonts w:ascii="BIZ UDPGothic" w:cs="BIZ UDPGothic" w:eastAsia="BIZ UDPGothic" w:hAnsi="BIZ UDPGothic"/>
-          <w:color w:val="404040"/>
-          <w:sz w:val="18"/>
-          <w:szCs w:val="18"/>
-        </w:rPr>
-        <w:t xml:space="preserve">2                 instance-1 が db.r5.xlarge                   db.r5.xlarge</w:t>
-      </w:r>
-    </w:p>
-    <w:p>
-      <w:pPr>
-        <w:spacing w:before="100" w:after="100"/>
-      </w:pPr>
-      <w:r>
-        <w:rPr>
-          <w:rFonts w:ascii="BIZ UDPGothic" w:cs="BIZ UDPGothic" w:eastAsia="BIZ UDPGothic" w:hAnsi="BIZ UDPGothic"/>
-          <w:color w:val="404040"/>
-          <w:sz w:val="18"/>
-          <w:szCs w:val="18"/>
-        </w:rPr>
-        <w:t xml:space="preserve">に変更されていることを確認 ▶ aws rds         と表示される</w:t>
-      </w:r>
-    </w:p>
-    <w:p>
-      <w:pPr>
-        <w:spacing w:before="100" w:after="100"/>
-      </w:pPr>
-      <w:r>
-        <w:rPr>
-          <w:rFonts w:ascii="BIZ UDPGothic" w:cs="BIZ UDPGothic" w:eastAsia="BIZ UDPGothic" w:hAnsi="BIZ UDPGothic"/>
-          <w:color w:val="404040"/>
-          <w:sz w:val="18"/>
-          <w:szCs w:val="18"/>
-        </w:rPr>
-        <w:t xml:space="preserve">describe-db-instances \--region</w:t>
-      </w:r>
-    </w:p>
-    <w:p>
-      <w:pPr>
-        <w:spacing w:before="100" w:after="100"/>
-      </w:pPr>
-      <w:r>
-        <w:rPr>
-          <w:rFonts w:ascii="BIZ UDPGothic" w:cs="BIZ UDPGothic" w:eastAsia="BIZ UDPGothic" w:hAnsi="BIZ UDPGothic"/>
-          <w:color w:val="404040"/>
-          <w:sz w:val="18"/>
-          <w:szCs w:val="18"/>
-        </w:rPr>
-        <w:t xml:space="preserve">ap-northeast-1 \--db-instance-identifier</w:t>
-      </w:r>
-    </w:p>
-    <w:p>
-      <w:pPr>
-        <w:spacing w:before="100" w:after="100"/>
-      </w:pPr>
-      <w:r>
-        <w:rPr>
-          <w:rFonts w:ascii="BIZ UDPGothic" w:cs="BIZ UDPGothic" w:eastAsia="BIZ UDPGothic" w:hAnsi="BIZ UDPGothic"/>
-          <w:color w:val="404040"/>
-          <w:sz w:val="18"/>
-          <w:szCs w:val="18"/>
-        </w:rPr>
-        <w:t xml:space="preserve">ksm-posstg-db-instance-1 \--query</w:t>
-      </w:r>
-    </w:p>
-    <w:p>
-      <w:pPr>
-        <w:spacing w:before="100" w:after="100"/>
-      </w:pPr>
-      <w:r>
-        <w:rPr>
-          <w:rFonts w:ascii="BIZ UDPGothic" w:cs="BIZ UDPGothic" w:eastAsia="BIZ UDPGothic" w:hAnsi="BIZ UDPGothic"/>
-          <w:color w:val="404040"/>
-          <w:sz w:val="18"/>
-          <w:szCs w:val="18"/>
-        </w:rPr>
-        <w:t xml:space="preserve">\"DBInstances\[0\].DBInstanceClass\"</w:t>
-      </w:r>
-    </w:p>
-    <w:p>
-      <w:pPr>
-        <w:spacing w:before="100" w:after="100"/>
-      </w:pPr>
-      <w:r>
-        <w:rPr>
-          <w:rFonts w:ascii="BIZ UDPGothic" w:cs="BIZ UDPGothic" w:eastAsia="BIZ UDPGothic" w:hAnsi="BIZ UDPGothic"/>
-          <w:color w:val="404040"/>
-          <w:sz w:val="18"/>
-          <w:szCs w:val="18"/>
-        </w:rPr>
-        <w:t xml:space="preserve">\--output text</w:t>
-      </w:r>
-    </w:p>
-    <w:p>
-      <w:pPr>
-        <w:spacing w:before="100" w:after="100"/>
-      </w:pPr>
-      <w:r>
-        <w:rPr>
-          <w:rFonts w:ascii="BIZ UDPGothic" w:cs="BIZ UDPGothic" w:eastAsia="BIZ UDPGothic" w:hAnsi="BIZ UDPGothic"/>
-          <w:color w:val="404040"/>
-          <w:sz w:val="18"/>
-          <w:szCs w:val="18"/>
-        </w:rPr>
-        <w:t xml:space="preserve">2                 instance-1 が db.r5.xlarge                   db.r5.xlarge</w:t>
-      </w:r>
-    </w:p>
-    <w:p>
-      <w:pPr>
-        <w:spacing w:before="100" w:after="100"/>
-      </w:pPr>
-      <w:r>
-        <w:rPr>
-          <w:rFonts w:ascii="BIZ UDPGothic" w:cs="BIZ UDPGothic" w:eastAsia="BIZ UDPGothic" w:hAnsi="BIZ UDPGothic"/>
-          <w:color w:val="404040"/>
-          <w:sz w:val="18"/>
-          <w:szCs w:val="18"/>
-        </w:rPr>
-        <w:t xml:space="preserve">に変更されていることを確認 ▶ aws rds         と表示される</w:t>
-      </w:r>
-    </w:p>
-    <w:p>
-      <w:pPr>
-        <w:spacing w:before="100" w:after="100"/>
-      </w:pPr>
-      <w:r>
-        <w:rPr>
-          <w:rFonts w:ascii="BIZ UDPGothic" w:cs="BIZ UDPGothic" w:eastAsia="BIZ UDPGothic" w:hAnsi="BIZ UDPGothic"/>
-          <w:color w:val="404040"/>
-          <w:sz w:val="18"/>
-          <w:szCs w:val="18"/>
-        </w:rPr>
-        <w:t xml:space="preserve">describe-db-instances \--region</w:t>
-      </w:r>
-    </w:p>
-    <w:p>
-      <w:pPr>
-        <w:spacing w:before="100" w:after="100"/>
-      </w:pPr>
-      <w:r>
-        <w:rPr>
-          <w:rFonts w:ascii="BIZ UDPGothic" w:cs="BIZ UDPGothic" w:eastAsia="BIZ UDPGothic" w:hAnsi="BIZ UDPGothic"/>
-          <w:color w:val="404040"/>
-          <w:sz w:val="18"/>
-          <w:szCs w:val="18"/>
-        </w:rPr>
-        <w:t xml:space="preserve">ap-northeast-1 \--db-instance-identifier</w:t>
-      </w:r>
-    </w:p>
-    <w:p>
-      <w:pPr>
-        <w:spacing w:before="100" w:after="100"/>
-      </w:pPr>
-      <w:r>
-        <w:rPr>
-          <w:rFonts w:ascii="BIZ UDPGothic" w:cs="BIZ UDPGothic" w:eastAsia="BIZ UDPGothic" w:hAnsi="BIZ UDPGothic"/>
-          <w:color w:val="404040"/>
-          <w:sz w:val="18"/>
-          <w:szCs w:val="18"/>
-        </w:rPr>
-        <w:t xml:space="preserve">ksm-posprd-db-instance-1 \--query</w:t>
-      </w:r>
-    </w:p>
-    <w:p>
-      <w:pPr>
-        <w:spacing w:before="100" w:after="100"/>
-      </w:pPr>
-      <w:r>
-        <w:rPr>
-          <w:rFonts w:ascii="BIZ UDPGothic" w:cs="BIZ UDPGothic" w:eastAsia="BIZ UDPGothic" w:hAnsi="BIZ UDPGothic"/>
-          <w:color w:val="404040"/>
-          <w:sz w:val="18"/>
-          <w:szCs w:val="18"/>
-        </w:rPr>
-        <w:t xml:space="preserve">\"DBInstances\[0\].DBInstanceClass\"</w:t>
-      </w:r>
-    </w:p>
-    <w:p>
-      <w:pPr>
-        <w:spacing w:before="100" w:after="100"/>
-      </w:pPr>
-      <w:r>
-        <w:rPr>
-          <w:rFonts w:ascii="BIZ UDPGothic" w:cs="BIZ UDPGothic" w:eastAsia="BIZ UDPGothic" w:hAnsi="BIZ UDPGothic"/>
-          <w:color w:val="404040"/>
-          <w:sz w:val="18"/>
-          <w:szCs w:val="18"/>
-        </w:rPr>
-        <w:t xml:space="preserve">\--output text</w:t>
-      </w:r>
-    </w:p>
-    <w:p>
-      <w:pPr>
-        <w:spacing w:before="100" w:after="100"/>
-      </w:pPr>
-      <w:r>
-        <w:rPr>
-          <w:rFonts w:ascii="BIZ UDPGothic" w:cs="BIZ UDPGothic" w:eastAsia="BIZ UDPGothic" w:hAnsi="BIZ UDPGothic"/>
-          <w:color w:val="404040"/>
-          <w:sz w:val="18"/>
-          <w:szCs w:val="18"/>
-        </w:rPr>
-        <w:t xml:space="preserve">3                 変更後にLambda・                             エラーログなし</w:t>
-      </w:r>
-    </w:p>
-    <w:p>
-      <w:pPr>
-        <w:spacing w:before="100" w:after="100"/>
-      </w:pPr>
-      <w:r>
-        <w:rPr>
-          <w:rFonts w:ascii="BIZ UDPGothic" w:cs="BIZ UDPGothic" w:eastAsia="BIZ UDPGothic" w:hAnsi="BIZ UDPGothic"/>
-          <w:color w:val="404040"/>
-          <w:sz w:val="18"/>
-          <w:szCs w:val="18"/>
-        </w:rPr>
-        <w:t xml:space="preserve">バッチ処理が正常稼働することを確認           SUCCEEDED</w:t>
-      </w:r>
-    </w:p>
-    <w:p>
-      <w:pPr>
-        <w:spacing w:before="100" w:after="100"/>
-      </w:pPr>
-      <w:r>
-        <w:rPr>
-          <w:rFonts w:ascii="BIZ UDPGothic" w:cs="BIZ UDPGothic" w:eastAsia="BIZ UDPGothic" w:hAnsi="BIZ UDPGothic"/>
-          <w:color w:val="404040"/>
-          <w:sz w:val="18"/>
-          <w:szCs w:val="18"/>
-        </w:rPr>
-        <w:t xml:space="preserve">（EventBridge                                が出力される</w:t>
-      </w:r>
-    </w:p>
-    <w:p>
-      <w:pPr>
-        <w:spacing w:before="100" w:after="100"/>
-      </w:pPr>
-      <w:r>
-        <w:rPr>
-          <w:rFonts w:ascii="BIZ UDPGothic" w:cs="BIZ UDPGothic" w:eastAsia="BIZ UDPGothic" w:hAnsi="BIZ UDPGothic"/>
-          <w:color w:val="404040"/>
-          <w:sz w:val="18"/>
-          <w:szCs w:val="18"/>
-        </w:rPr>
-        <w:t xml:space="preserve">トリガー後のCloudWatchログを確認）</w:t>
-      </w:r>
-    </w:p>
-    <w:p>
-      <w:pPr>
-        <w:spacing w:before="100" w:after="100"/>
-      </w:pPr>
-      <w:r>
-        <w:rPr>
-          <w:rFonts w:ascii="BIZ UDPGothic" w:cs="BIZ UDPGothic" w:eastAsia="BIZ UDPGothic" w:hAnsi="BIZ UDPGothic"/>
-          <w:color w:val="404040"/>
-          <w:sz w:val="18"/>
-          <w:szCs w:val="18"/>
-        </w:rPr>
-        <w:t xml:space="preserve">3                 変更後にLambda・                             エラーログなし</w:t>
-      </w:r>
-    </w:p>
-    <w:p>
-      <w:pPr>
-        <w:spacing w:before="100" w:after="100"/>
-      </w:pPr>
-      <w:r>
-        <w:rPr>
-          <w:rFonts w:ascii="BIZ UDPGothic" w:cs="BIZ UDPGothic" w:eastAsia="BIZ UDPGothic" w:hAnsi="BIZ UDPGothic"/>
-          <w:color w:val="404040"/>
-          <w:sz w:val="18"/>
-          <w:szCs w:val="18"/>
-        </w:rPr>
-        <w:t xml:space="preserve">バッチ処理が正常稼働することを確認           SUCCEEDED</w:t>
-      </w:r>
-    </w:p>
-    <w:p>
-      <w:pPr>
-        <w:spacing w:before="100" w:after="100"/>
-      </w:pPr>
-      <w:r>
-        <w:rPr>
-          <w:rFonts w:ascii="BIZ UDPGothic" w:cs="BIZ UDPGothic" w:eastAsia="BIZ UDPGothic" w:hAnsi="BIZ UDPGothic"/>
-          <w:color w:val="404040"/>
-          <w:sz w:val="18"/>
-          <w:szCs w:val="18"/>
-        </w:rPr>
-        <w:t xml:space="preserve">（EventBridge                                が出力される</w:t>
-      </w:r>
-    </w:p>
-    <w:p>
-      <w:pPr>
-        <w:spacing w:before="100" w:after="100"/>
-      </w:pPr>
-      <w:r>
-        <w:rPr>
-          <w:rFonts w:ascii="BIZ UDPGothic" w:cs="BIZ UDPGothic" w:eastAsia="BIZ UDPGothic" w:hAnsi="BIZ UDPGothic"/>
-          <w:color w:val="404040"/>
-          <w:sz w:val="18"/>
-          <w:szCs w:val="18"/>
-        </w:rPr>
-        <w:t xml:space="preserve">トリガー後のCloudWatchログを確認）</w:t>
-      </w:r>
-    </w:p>
-    <w:p>
-      <w:pPr>
-        <w:spacing w:before="100" w:after="100"/>
-      </w:pPr>
-      <w:r>
-        <w:rPr>
-          <w:rFonts w:ascii="BIZ UDPGothic" w:cs="BIZ UDPGothic" w:eastAsia="BIZ UDPGothic" w:hAnsi="BIZ UDPGothic"/>
-          <w:color w:val="404040"/>
-          <w:sz w:val="18"/>
-          <w:szCs w:val="18"/>
-        </w:rPr>
-        <w:t xml:space="preserve">4                 翌月 Cost Explorer で AWS/RDS                月額</w:t>
-      </w:r>
-    </w:p>
-    <w:p>
-      <w:pPr>
-        <w:spacing w:before="100" w:after="100"/>
-      </w:pPr>
-      <w:r>
-        <w:rPr>
-          <w:rFonts w:ascii="BIZ UDPGothic" w:cs="BIZ UDPGothic" w:eastAsia="BIZ UDPGothic" w:hAnsi="BIZ UDPGothic"/>
-          <w:color w:val="404040"/>
-          <w:sz w:val="18"/>
-          <w:szCs w:val="18"/>
-        </w:rPr>
-        <w:t xml:space="preserve">のコストが削減されていることを確認           \~\$1,204（現状比</w:t>
-      </w:r>
-    </w:p>
-    <w:p>
-      <w:pPr>
-        <w:spacing w:before="100" w:after="100"/>
-      </w:pPr>
-      <w:r>
-        <w:rPr>
-          <w:rFonts w:ascii="BIZ UDPGothic" w:cs="BIZ UDPGothic" w:eastAsia="BIZ UDPGothic" w:hAnsi="BIZ UDPGothic"/>
-          <w:color w:val="404040"/>
-          <w:sz w:val="18"/>
-          <w:szCs w:val="18"/>
-        </w:rPr>
-        <w:t xml:space="preserve">-\$1,004）</w:t>
-      </w:r>
-    </w:p>
-    <w:p>
-      <w:pPr>
-        <w:spacing w:before="100" w:after="100"/>
-      </w:pPr>
-      <w:r>
-        <w:rPr>
-          <w:rFonts w:ascii="BIZ UDPGothic" w:cs="BIZ UDPGothic" w:eastAsia="BIZ UDPGothic" w:hAnsi="BIZ UDPGothic"/>
-          <w:color w:val="404040"/>
-          <w:sz w:val="18"/>
-          <w:szCs w:val="18"/>
-        </w:rPr>
-        <w:t xml:space="preserve">4                 翌月 Cost Explorer で AWS/RDS                月額</w:t>
-      </w:r>
-    </w:p>
-    <w:p>
-      <w:pPr>
-        <w:spacing w:before="100" w:after="100"/>
-      </w:pPr>
-      <w:r>
-        <w:rPr>
-          <w:rFonts w:ascii="BIZ UDPGothic" w:cs="BIZ UDPGothic" w:eastAsia="BIZ UDPGothic" w:hAnsi="BIZ UDPGothic"/>
-          <w:color w:val="404040"/>
-          <w:sz w:val="18"/>
-          <w:szCs w:val="18"/>
-        </w:rPr>
-        <w:t xml:space="preserve">のコストが削減されていることを確認           \~\$1,204（現状比</w:t>
-      </w:r>
-    </w:p>
-    <w:p>
-      <w:pPr>
-        <w:spacing w:before="100" w:after="100"/>
-      </w:pPr>
-      <w:r>
-        <w:rPr>
-          <w:rFonts w:ascii="BIZ UDPGothic" w:cs="BIZ UDPGothic" w:eastAsia="BIZ UDPGothic" w:hAnsi="BIZ UDPGothic"/>
-          <w:color w:val="404040"/>
-          <w:sz w:val="18"/>
-          <w:szCs w:val="18"/>
-        </w:rPr>
-        <w:t xml:space="preserve">-\$1,004）</w:t>
-      </w:r>
-    </w:p>
-    <w:p>
-      <w:pPr>
-        <w:spacing w:before="100" w:after="100"/>
-      </w:pPr>
-      <w:r>
-        <w:rPr>
-          <w:rFonts w:ascii="BIZ UDPGothic" w:cs="BIZ UDPGothic" w:eastAsia="BIZ UDPGothic" w:hAnsi="BIZ UDPGothic"/>
-          <w:color w:val="404040"/>
-          <w:sz w:val="18"/>
-          <w:szCs w:val="18"/>
-        </w:rPr>
-        <w:t xml:space="preserve">→ 全テスト完了後、結果欄（OK/NG）を記入して Thanh Nguyên</w:t>
-      </w:r>
-    </w:p>
-    <w:p>
-      <w:pPr>
-        <w:spacing w:before="100" w:after="100"/>
-      </w:pPr>
-      <w:r>
-        <w:rPr>
-          <w:rFonts w:ascii="BIZ UDPGothic" w:cs="BIZ UDPGothic" w:eastAsia="BIZ UDPGothic" w:hAnsi="BIZ UDPGothic"/>
-          <w:color w:val="404040"/>
-          <w:sz w:val="18"/>
-          <w:szCs w:val="18"/>
-        </w:rPr>
-        <w:t xml:space="preserve">へ提出すること。 \*→ Sau khi hoàn thành toàn bộ kiểm thử, điền kết quả</w:t>
-      </w:r>
-    </w:p>
-    <w:p>
-      <w:pPr>
-        <w:spacing w:before="100" w:after="100"/>
-      </w:pPr>
-      <w:r>
-        <w:rPr>
-          <w:rFonts w:ascii="BIZ UDPGothic" w:cs="BIZ UDPGothic" w:eastAsia="BIZ UDPGothic" w:hAnsi="BIZ UDPGothic"/>
-          <w:color w:val="404040"/>
-          <w:sz w:val="18"/>
-          <w:szCs w:val="18"/>
-        </w:rPr>
-        <w:t xml:space="preserve">(OK/NG) và nộp cho Thanh Nguyên.\*</w:t>
+          <w:color w:val="C8102E"/>
+          <w:sz w:val="24"/>
+          <w:szCs w:val="24"/>
+        </w:rPr>
+        <w:t xml:space="preserve">■ 2. 現状構成・実測値** *2.</w:t>
+      </w:r>
+      <w:r>
+        <w:br/>
+      </w:r>
+      <w:r>
+        <w:rPr>
+          <w:rFonts w:ascii="BIZ UDPGothic" w:cs="BIZ UDPGothic" w:eastAsia="BIZ UDPGothic" w:hAnsi="BIZ UDPGothic"/>
+          <w:i/>
+          <w:iCs/>
+          <w:color w:val="AA3344"/>
+          <w:sz w:val="17"/>
+          <w:szCs w:val="17"/>
+        </w:rPr>
+        <w:t xml:space="preserve">　Cấu</w:t>
+      </w:r>
+    </w:p>
+    <w:p>
+      <w:pPr>
+        <w:pBdr>
+          <w:left w:val="thick" w:color="C8102E" w:sz="20" w:space="6"/>
+        </w:pBdr>
+        <w:spacing w:before="280" w:after="100"/>
+      </w:pPr>
+      <w:r>
+        <w:rPr>
+          <w:rFonts w:ascii="BIZ UDPGothic" w:cs="BIZ UDPGothic" w:eastAsia="BIZ UDPGothic" w:hAnsi="BIZ UDPGothic"/>
+          <w:b/>
+          <w:bCs/>
+          <w:color w:val="C8102E"/>
+          <w:sz w:val="24"/>
+          <w:szCs w:val="24"/>
+        </w:rPr>
+        <w:t xml:space="preserve">■ 現状インスタンス構成** *Cấu hình instance hiện tại*</w:t>
+      </w:r>
+      <w:r>
+        <w:br/>
+      </w:r>
+      <w:r>
+        <w:rPr>
+          <w:rFonts w:ascii="BIZ UDPGothic" w:cs="BIZ UDPGothic" w:eastAsia="BIZ UDPGothic" w:hAnsi="BIZ UDPGothic"/>
+          <w:i/>
+          <w:iCs/>
+          <w:color w:val="AA3344"/>
+          <w:sz w:val="17"/>
+          <w:szCs w:val="17"/>
+        </w:rPr>
+        <w:t xml:space="preserve">　</w:t>
+      </w:r>
+    </w:p>
+    <w:p>
+      <w:pPr>
+        <w:spacing w:before="100" w:after="100"/>
+      </w:pPr>
+      <w:r>
+        <w:rPr>
+          <w:rFonts w:ascii="BIZ UDPGothic" w:cs="BIZ UDPGothic" w:eastAsia="BIZ UDPGothic" w:hAnsi="BIZ UDPGothic"/>
+          <w:color w:val="404040"/>
+          <w:sz w:val="18"/>
+          <w:szCs w:val="18"/>
+        </w:rPr>
+        <w:t xml:space="preserve">---------------------------------- --------------- ---------- --------- ----------------------</w:t>
+      </w:r>
+    </w:p>
+    <w:p>
+      <w:pPr>
+        <w:spacing w:before="100" w:after="100"/>
+      </w:pPr>
+      <w:r>
+        <w:rPr>
+          <w:rFonts w:ascii="BIZ UDPGothic" w:cs="BIZ UDPGothic" w:eastAsia="BIZ UDPGothic" w:hAnsi="BIZ UDPGothic"/>
+          <w:color w:val="404040"/>
+          <w:sz w:val="18"/>
+          <w:szCs w:val="18"/>
+        </w:rPr>
+        <w:t xml:space="preserve">インスタンスID クラス vCPU RAM 役割</w:t>
+      </w:r>
+    </w:p>
+    <w:p>
+      <w:pPr>
+        <w:spacing w:before="100" w:after="100"/>
+      </w:pPr>
+      <w:r>
+        <w:rPr>
+          <w:rFonts w:ascii="BIZ UDPGothic" w:cs="BIZ UDPGothic" w:eastAsia="BIZ UDPGothic" w:hAnsi="BIZ UDPGothic"/>
+          <w:color w:val="404040"/>
+          <w:sz w:val="18"/>
+          <w:szCs w:val="18"/>
+        </w:rPr>
+        <w:t xml:space="preserve">ksm-posprd-db-instance-1 db.r5.2xlarge 8 64 GB Writer（プライマリ）</w:t>
+      </w:r>
+    </w:p>
+    <w:p>
+      <w:pPr>
+        <w:spacing w:before="100" w:after="100"/>
+      </w:pPr>
+      <w:r>
+        <w:rPr>
+          <w:rFonts w:ascii="BIZ UDPGothic" w:cs="BIZ UDPGothic" w:eastAsia="BIZ UDPGothic" w:hAnsi="BIZ UDPGothic"/>
+          <w:color w:val="404040"/>
+          <w:sz w:val="18"/>
+          <w:szCs w:val="18"/>
+        </w:rPr>
+        <w:t xml:space="preserve">ksm-posprd-db-instance-2 db.r5.2xlarge 8 64 GB Reader</w:t>
+      </w:r>
+    </w:p>
+    <w:p>
+      <w:pPr>
+        <w:spacing w:before="100" w:after="100"/>
+      </w:pPr>
+      <w:r>
+        <w:rPr>
+          <w:rFonts w:ascii="BIZ UDPGothic" w:cs="BIZ UDPGothic" w:eastAsia="BIZ UDPGothic" w:hAnsi="BIZ UDPGothic"/>
+          <w:color w:val="404040"/>
+          <w:sz w:val="18"/>
+          <w:szCs w:val="18"/>
+        </w:rPr>
+        <w:t xml:space="preserve">ksm-posprd-db-instance-1-replica db.t3.medium 2 4 GB Reader（レプリカ系）</w:t>
+      </w:r>
+    </w:p>
+    <w:p>
+      <w:pPr>
+        <w:spacing w:before="100" w:after="100"/>
+      </w:pPr>
+      <w:r>
+        <w:rPr>
+          <w:rFonts w:ascii="BIZ UDPGothic" w:cs="BIZ UDPGothic" w:eastAsia="BIZ UDPGothic" w:hAnsi="BIZ UDPGothic"/>
+          <w:color w:val="404040"/>
+          <w:sz w:val="18"/>
+          <w:szCs w:val="18"/>
+        </w:rPr>
+        <w:t xml:space="preserve">ksm-posprd-db-instance-2-replica db.t3.medium 2 4 GB Reader（レプリカ系）</w:t>
+      </w:r>
+    </w:p>
+    <w:p>
+      <w:pPr>
+        <w:spacing w:before="100" w:after="100"/>
+      </w:pPr>
+      <w:r>
+        <w:rPr>
+          <w:rFonts w:ascii="BIZ UDPGothic" w:cs="BIZ UDPGothic" w:eastAsia="BIZ UDPGothic" w:hAnsi="BIZ UDPGothic"/>
+          <w:color w:val="404040"/>
+          <w:sz w:val="18"/>
+          <w:szCs w:val="18"/>
+        </w:rPr>
+        <w:t xml:space="preserve">---------------------------------- --------------- ---------- --------- ----------------------</w:t>
+      </w:r>
+    </w:p>
+    <w:p>
+      <w:pPr>
+        <w:pBdr>
+          <w:left w:val="thick" w:color="C8102E" w:sz="20" w:space="6"/>
+        </w:pBdr>
+        <w:spacing w:before="280" w:after="100"/>
+      </w:pPr>
+      <w:r>
+        <w:rPr>
+          <w:rFonts w:ascii="BIZ UDPGothic" w:cs="BIZ UDPGothic" w:eastAsia="BIZ UDPGothic" w:hAnsi="BIZ UDPGothic"/>
+          <w:b/>
+          <w:bCs/>
+          <w:color w:val="C8102E"/>
+          <w:sz w:val="24"/>
+          <w:szCs w:val="24"/>
+        </w:rPr>
+        <w:t xml:space="preserve">■ CloudWatch 実測値（過去7日間）** *Giá trị thực đo CloudWatch (7 ngày</w:t>
+      </w:r>
+      <w:r>
+        <w:br/>
+      </w:r>
+      <w:r>
+        <w:rPr>
+          <w:rFonts w:ascii="BIZ UDPGothic" w:cs="BIZ UDPGothic" w:eastAsia="BIZ UDPGothic" w:hAnsi="BIZ UDPGothic"/>
+          <w:i/>
+          <w:iCs/>
+          <w:color w:val="AA3344"/>
+          <w:sz w:val="17"/>
+          <w:szCs w:val="17"/>
+        </w:rPr>
+        <w:t xml:space="preserve">　</w:t>
+      </w:r>
+    </w:p>
+    <w:p>
+      <w:pPr>
+        <w:spacing w:before="100" w:after="100"/>
+      </w:pPr>
+      <w:r>
+        <w:rPr>
+          <w:rFonts w:ascii="BIZ UDPGothic" w:cs="BIZ UDPGothic" w:eastAsia="BIZ UDPGothic" w:hAnsi="BIZ UDPGothic"/>
+          <w:color w:val="404040"/>
+          <w:sz w:val="18"/>
+          <w:szCs w:val="18"/>
+        </w:rPr>
+        <w:t xml:space="preserve">qua)*</w:t>
+      </w:r>
+    </w:p>
+    <w:p>
+      <w:pPr>
+        <w:spacing w:before="100" w:after="100"/>
+      </w:pPr>
+      <w:r>
+        <w:rPr>
+          <w:rFonts w:ascii="BIZ UDPGothic" w:cs="BIZ UDPGothic" w:eastAsia="BIZ UDPGothic" w:hAnsi="BIZ UDPGothic"/>
+          <w:color w:val="404040"/>
+          <w:sz w:val="18"/>
+          <w:szCs w:val="18"/>
+        </w:rPr>
+        <w:t xml:space="preserve">---------------------- ------------- ------------- ----------------------------------</w:t>
+      </w:r>
+    </w:p>
+    <w:p>
+      <w:pPr>
+        <w:spacing w:before="100" w:after="100"/>
+      </w:pPr>
+      <w:r>
+        <w:rPr>
+          <w:rFonts w:ascii="BIZ UDPGothic" w:cs="BIZ UDPGothic" w:eastAsia="BIZ UDPGothic" w:hAnsi="BIZ UDPGothic"/>
+          <w:color w:val="404040"/>
+          <w:sz w:val="18"/>
+          <w:szCs w:val="18"/>
+        </w:rPr>
+        <w:t xml:space="preserve">インスタンス 平均CPU 最大CPU 評価</w:t>
+      </w:r>
+    </w:p>
+    <w:p>
+      <w:pPr>
+        <w:spacing w:before="100" w:after="100"/>
+      </w:pPr>
+      <w:r>
+        <w:rPr>
+          <w:rFonts w:ascii="BIZ UDPGothic" w:cs="BIZ UDPGothic" w:eastAsia="BIZ UDPGothic" w:hAnsi="BIZ UDPGothic"/>
+          <w:color w:val="404040"/>
+          <w:sz w:val="18"/>
+          <w:szCs w:val="18"/>
+        </w:rPr>
+        <w:t xml:space="preserve">instance-1（Writer） ≒ 0% 0.015% ほぼゼロ。バッチ時のみ最大 62 IOPS</w:t>
+      </w:r>
+    </w:p>
+    <w:p>
+      <w:pPr>
+        <w:spacing w:before="100" w:after="100"/>
+      </w:pPr>
+      <w:r>
+        <w:rPr>
+          <w:rFonts w:ascii="BIZ UDPGothic" w:cs="BIZ UDPGothic" w:eastAsia="BIZ UDPGothic" w:hAnsi="BIZ UDPGothic"/>
+          <w:color w:val="404040"/>
+          <w:sz w:val="18"/>
+          <w:szCs w:val="18"/>
+        </w:rPr>
+        <w:t xml:space="preserve">instance-2（Reader） 1.69% 2.12% Auroraレプリカ同期・内部処理のみ</w:t>
+      </w:r>
+    </w:p>
+    <w:p>
+      <w:pPr>
+        <w:spacing w:before="100" w:after="100"/>
+      </w:pPr>
+      <w:r>
+        <w:rPr>
+          <w:rFonts w:ascii="BIZ UDPGothic" w:cs="BIZ UDPGothic" w:eastAsia="BIZ UDPGothic" w:hAnsi="BIZ UDPGothic"/>
+          <w:color w:val="404040"/>
+          <w:sz w:val="18"/>
+          <w:szCs w:val="18"/>
+        </w:rPr>
+        <w:t xml:space="preserve">---------------------- ------------- ------------- ----------------------------------</w:t>
+      </w:r>
+    </w:p>
+    <w:p>
+      <w:pPr>
+        <w:pBdr>
+          <w:left w:val="thick" w:color="C8102E" w:sz="20" w:space="6"/>
+        </w:pBdr>
+        <w:spacing w:before="280" w:after="100"/>
+      </w:pPr>
+      <w:r>
+        <w:rPr>
+          <w:rFonts w:ascii="BIZ UDPGothic" w:cs="BIZ UDPGothic" w:eastAsia="BIZ UDPGothic" w:hAnsi="BIZ UDPGothic"/>
+          <w:b/>
+          <w:bCs/>
+          <w:color w:val="C8102E"/>
+          <w:sz w:val="24"/>
+          <w:szCs w:val="24"/>
+        </w:rPr>
+        <w:t xml:space="preserve">■ 3. コスト実績・削減試算** *3. Chi phí thực tế / Ước tính tiết kiệm*</w:t>
+      </w:r>
+      <w:r>
+        <w:br/>
+      </w:r>
+      <w:r>
+        <w:rPr>
+          <w:rFonts w:ascii="BIZ UDPGothic" w:cs="BIZ UDPGothic" w:eastAsia="BIZ UDPGothic" w:hAnsi="BIZ UDPGothic"/>
+          <w:i/>
+          <w:iCs/>
+          <w:color w:val="AA3344"/>
+          <w:sz w:val="17"/>
+          <w:szCs w:val="17"/>
+        </w:rPr>
+        <w:t xml:space="preserve">　3. コスト実績・削減試算** *3. Chi phí thực tế / Ước tính tiết kiệm*</w:t>
+      </w:r>
+    </w:p>
+    <w:p>
+      <w:pPr>
+        <w:spacing w:before="100" w:after="100"/>
+      </w:pPr>
+      <w:r>
+        <w:rPr>
+          <w:rFonts w:ascii="BIZ UDPGothic" w:cs="BIZ UDPGothic" w:eastAsia="BIZ UDPGothic" w:hAnsi="BIZ UDPGothic"/>
+          <w:color w:val="404040"/>
+          <w:sz w:val="18"/>
+          <w:szCs w:val="18"/>
+        </w:rPr>
+        <w:t xml:space="preserve">------------- ------------------------- ---------- -------------- ----------------</w:t>
+      </w:r>
+    </w:p>
+    <w:p>
+      <w:pPr>
+        <w:spacing w:before="100" w:after="100"/>
+      </w:pPr>
+      <w:r>
+        <w:rPr>
+          <w:rFonts w:ascii="BIZ UDPGothic" w:cs="BIZ UDPGothic" w:eastAsia="BIZ UDPGothic" w:hAnsi="BIZ UDPGothic"/>
+          <w:color w:val="404040"/>
+          <w:sz w:val="18"/>
+          <w:szCs w:val="18"/>
+        </w:rPr>
+        <w:t xml:space="preserve">案 変更内容 月額 月削減額 年間削減額</w:t>
+      </w:r>
+    </w:p>
+    <w:p>
+      <w:pPr>
+        <w:spacing w:before="100" w:after="100"/>
+      </w:pPr>
+      <w:r>
+        <w:rPr>
+          <w:rFonts w:ascii="BIZ UDPGothic" w:cs="BIZ UDPGothic" w:eastAsia="BIZ UDPGothic" w:hAnsi="BIZ UDPGothic"/>
+          <w:color w:val="404040"/>
+          <w:sz w:val="18"/>
+          <w:szCs w:val="18"/>
+        </w:rPr>
+        <w:t xml:space="preserve">現状 r5.2xlarge×2 + \$2,208 --- ---</w:t>
+      </w:r>
+    </w:p>
+    <w:p>
+      <w:pPr>
+        <w:spacing w:before="100" w:after="100"/>
+      </w:pPr>
+      <w:r>
+        <w:rPr>
+          <w:rFonts w:ascii="BIZ UDPGothic" w:cs="BIZ UDPGothic" w:eastAsia="BIZ UDPGothic" w:hAnsi="BIZ UDPGothic"/>
+          <w:color w:val="404040"/>
+          <w:sz w:val="18"/>
+          <w:szCs w:val="18"/>
+        </w:rPr>
+        <w:t xml:space="preserve">t3.medium×2</w:t>
+      </w:r>
+    </w:p>
+    <w:p>
+      <w:pPr>
+        <w:spacing w:before="100" w:after="100"/>
+      </w:pPr>
+      <w:r>
+        <w:rPr>
+          <w:rFonts w:ascii="BIZ UDPGothic" w:cs="BIZ UDPGothic" w:eastAsia="BIZ UDPGothic" w:hAnsi="BIZ UDPGothic"/>
+          <w:color w:val="404040"/>
+          <w:sz w:val="18"/>
+          <w:szCs w:val="18"/>
+        </w:rPr>
+        <w:t xml:space="preserve">案A（推奨） r5.xlarge×2 + t3.medium×2 \$1,204 \$1,004 \$12,044</w:t>
+      </w:r>
+    </w:p>
+    <w:p>
+      <w:pPr>
+        <w:spacing w:before="100" w:after="100"/>
+      </w:pPr>
+      <w:r>
+        <w:rPr>
+          <w:rFonts w:ascii="BIZ UDPGothic" w:cs="BIZ UDPGothic" w:eastAsia="BIZ UDPGothic" w:hAnsi="BIZ UDPGothic"/>
+          <w:color w:val="404040"/>
+          <w:sz w:val="18"/>
+          <w:szCs w:val="18"/>
+        </w:rPr>
+        <w:t xml:space="preserve">案B（積極） r5.large×2 + t3.medium×2 \$694 \$1,515 \$18,176</w:t>
+      </w:r>
+    </w:p>
+    <w:p>
+      <w:pPr>
+        <w:spacing w:before="100" w:after="100"/>
+      </w:pPr>
+      <w:r>
+        <w:rPr>
+          <w:rFonts w:ascii="BIZ UDPGothic" w:cs="BIZ UDPGothic" w:eastAsia="BIZ UDPGothic" w:hAnsi="BIZ UDPGothic"/>
+          <w:color w:val="404040"/>
+          <w:sz w:val="18"/>
+          <w:szCs w:val="18"/>
+        </w:rPr>
+        <w:t xml:space="preserve">------------- ------------------------- ---------- -------------- ----------------</w:t>
+      </w:r>
+    </w:p>
+    <w:p>
+      <w:pPr>
+        <w:spacing w:before="100" w:after="100"/>
+      </w:pPr>
+      <w:r>
+        <w:rPr>
+          <w:rFonts w:ascii="BIZ UDPGothic" w:cs="BIZ UDPGothic" w:eastAsia="BIZ UDPGothic" w:hAnsi="BIZ UDPGothic"/>
+          <w:color w:val="404040"/>
+          <w:sz w:val="18"/>
+          <w:szCs w:val="18"/>
+        </w:rPr>
+        <w:t xml:space="preserve">※ 今回実施するのは案A（r5.2xlarge → r5.xlarge）。 *※ Lần này thực hiện</w:t>
+      </w:r>
+    </w:p>
+    <w:p>
+      <w:pPr>
+        <w:spacing w:before="100" w:after="100"/>
+      </w:pPr>
+      <w:r>
+        <w:rPr>
+          <w:rFonts w:ascii="BIZ UDPGothic" w:cs="BIZ UDPGothic" w:eastAsia="BIZ UDPGothic" w:hAnsi="BIZ UDPGothic"/>
+          <w:color w:val="404040"/>
+          <w:sz w:val="18"/>
+          <w:szCs w:val="18"/>
+        </w:rPr>
+        <w:t xml:space="preserve">phương án A (r5.2xlarge → r5.xlarge).*</w:t>
+      </w:r>
+    </w:p>
+    <w:p>
+      <w:pPr>
+        <w:pBdr>
+          <w:left w:val="thick" w:color="C8102E" w:sz="20" w:space="6"/>
+        </w:pBdr>
+        <w:spacing w:before="280" w:after="100"/>
+      </w:pPr>
+      <w:r>
+        <w:rPr>
+          <w:rFonts w:ascii="BIZ UDPGothic" w:cs="BIZ UDPGothic" w:eastAsia="BIZ UDPGothic" w:hAnsi="BIZ UDPGothic"/>
+          <w:b/>
+          <w:bCs/>
+          <w:color w:val="C8102E"/>
+          <w:sz w:val="24"/>
+          <w:szCs w:val="24"/>
+        </w:rPr>
+        <w:t xml:space="preserve">■ 4. 修正内容** *4.</w:t>
+      </w:r>
+      <w:r>
+        <w:br/>
+      </w:r>
+      <w:r>
+        <w:rPr>
+          <w:rFonts w:ascii="BIZ UDPGothic" w:cs="BIZ UDPGothic" w:eastAsia="BIZ UDPGothic" w:hAnsi="BIZ UDPGothic"/>
+          <w:i/>
+          <w:iCs/>
+          <w:color w:val="AA3344"/>
+          <w:sz w:val="17"/>
+          <w:szCs w:val="17"/>
+        </w:rPr>
+        <w:t xml:space="preserve">　Nội</w:t>
+      </w:r>
+    </w:p>
+    <w:p>
+      <w:pPr>
+        <w:pBdr>
+          <w:left w:val="thick" w:color="C8102E" w:sz="20" w:space="6"/>
+        </w:pBdr>
+        <w:spacing w:before="280" w:after="100"/>
+      </w:pPr>
+      <w:r>
+        <w:rPr>
+          <w:rFonts w:ascii="BIZ UDPGothic" w:cs="BIZ UDPGothic" w:eastAsia="BIZ UDPGothic" w:hAnsi="BIZ UDPGothic"/>
+          <w:b/>
+          <w:bCs/>
+          <w:color w:val="C8102E"/>
+          <w:sz w:val="24"/>
+          <w:szCs w:val="24"/>
+        </w:rPr>
+        <w:t xml:space="preserve">■ No.1 instance-2（Reader）ダウンサイズ** *■ No.1 Downsize instance-2</w:t>
+      </w:r>
+      <w:r>
+        <w:br/>
+      </w:r>
+      <w:r>
+        <w:rPr>
+          <w:rFonts w:ascii="BIZ UDPGothic" w:cs="BIZ UDPGothic" w:eastAsia="BIZ UDPGothic" w:hAnsi="BIZ UDPGothic"/>
+          <w:i/>
+          <w:iCs/>
+          <w:color w:val="AA3344"/>
+          <w:sz w:val="17"/>
+          <w:szCs w:val="17"/>
+        </w:rPr>
+        <w:t xml:space="preserve">　No.1 instance-2（Reader）ダウンサイズ** *■ No.1 Downsize instance-2</w:t>
+      </w:r>
+    </w:p>
+    <w:p>
+      <w:pPr>
+        <w:spacing w:before="100" w:after="100"/>
+      </w:pPr>
+      <w:r>
+        <w:rPr>
+          <w:rFonts w:ascii="BIZ UDPGothic" w:cs="BIZ UDPGothic" w:eastAsia="BIZ UDPGothic" w:hAnsi="BIZ UDPGothic"/>
+          <w:color w:val="404040"/>
+          <w:sz w:val="18"/>
+          <w:szCs w:val="18"/>
+        </w:rPr>
+        <w:t xml:space="preserve">(Reader)*</w:t>
+      </w:r>
+    </w:p>
+    <w:tbl>
+      <w:tblPr>
+        <w:tblW w:type="dxa" w:w="9506"/>
+        <w:tblBorders>
+          <w:top w:val="single" w:color="CCCCCC" w:sz="4"/>
+          <w:left w:val="single" w:color="CCCCCC" w:sz="4"/>
+          <w:bottom w:val="single" w:color="CCCCCC" w:sz="4"/>
+          <w:right w:val="single" w:color="CCCCCC" w:sz="4"/>
+          <w:insideH w:val="single" w:color="auto" w:sz="4"/>
+          <w:insideV w:val="single" w:color="auto" w:sz="4"/>
+        </w:tblBorders>
+      </w:tblPr>
+      <w:tblGrid>
+        <w:gridCol w:w="4753"/>
+        <w:gridCol w:w="4753"/>
+      </w:tblGrid>
+      <w:tr>
+        <w:trPr>
+          <w:cantSplit/>
+          <w:tblHeader/>
+        </w:trPr>
+        <w:tc>
+          <w:tcPr>
+            <w:tcW w:type="dxa" w:w="4753"/>
+            <w:tcBorders>
+              <w:top w:val="single" w:color="CCCCCC" w:sz="4"/>
+              <w:left w:val="single" w:color="CCCCCC" w:sz="4"/>
+              <w:bottom w:val="single" w:color="CCCCCC" w:sz="4"/>
+              <w:right w:val="single" w:color="CCCCCC" w:sz="4"/>
+            </w:tcBorders>
+            <w:shd w:fill="E8E8E8" w:val="clear"/>
+            <w:tcMar>
+              <w:top w:type="dxa" w:w="80"/>
+              <w:left w:type="dxa" w:w="120"/>
+              <w:bottom w:type="dxa" w:w="80"/>
+              <w:right w:type="dxa" w:w="120"/>
+            </w:tcMar>
+          </w:tcPr>
+          <w:p>
+            <w:pPr>
+              <w:spacing w:before="0" w:after="0"/>
+            </w:pPr>
+            <w:r>
+              <w:rPr>
+                <w:rFonts w:ascii="BIZ UDPGothic" w:cs="BIZ UDPGothic" w:eastAsia="BIZ UDPGothic" w:hAnsi="BIZ UDPGothic"/>
+                <w:color w:val="404040"/>
+                <w:sz w:val="18"/>
+                <w:szCs w:val="18"/>
+              </w:rPr>
+              <w:t xml:space="preserve"/>
+            </w:r>
+          </w:p>
+        </w:tc>
+        <w:tc>
+          <w:tcPr>
+            <w:tcW w:type="dxa" w:w="4753"/>
+            <w:tcBorders>
+              <w:top w:val="single" w:color="CCCCCC" w:sz="4"/>
+              <w:left w:val="single" w:color="CCCCCC" w:sz="4"/>
+              <w:bottom w:val="single" w:color="CCCCCC" w:sz="4"/>
+              <w:right w:val="single" w:color="CCCCCC" w:sz="4"/>
+            </w:tcBorders>
+            <w:shd w:fill="E8E8E8" w:val="clear"/>
+            <w:tcMar>
+              <w:top w:type="dxa" w:w="80"/>
+              <w:left w:type="dxa" w:w="120"/>
+              <w:bottom w:type="dxa" w:w="80"/>
+              <w:right w:type="dxa" w:w="120"/>
+            </w:tcMar>
+          </w:tcPr>
+          <w:p>
+            <w:pPr>
+              <w:spacing w:before="0" w:after="0"/>
+            </w:pPr>
+            <w:r>
+              <w:rPr>
+                <w:rFonts w:ascii="BIZ UDPGothic" w:cs="BIZ UDPGothic" w:eastAsia="BIZ UDPGothic" w:hAnsi="BIZ UDPGothic"/>
+                <w:color w:val="404040"/>
+                <w:sz w:val="18"/>
+                <w:szCs w:val="18"/>
+              </w:rPr>
+              <w:t xml:space="preserve"/>
+            </w:r>
+          </w:p>
+        </w:tc>
+      </w:tr>
+      <w:tr>
+        <w:trPr>
+          <w:cantSplit/>
+        </w:trPr>
+        <w:tc>
+          <w:tcPr>
+            <w:tcW w:type="dxa" w:w="4753"/>
+            <w:tcBorders>
+              <w:top w:val="single" w:color="CCCCCC" w:sz="4"/>
+              <w:left w:val="single" w:color="CCCCCC" w:sz="4"/>
+              <w:bottom w:val="single" w:color="CCCCCC" w:sz="4"/>
+              <w:right w:val="single" w:color="CCCCCC" w:sz="4"/>
+            </w:tcBorders>
+            <w:shd w:fill="FFFFFF" w:val="clear"/>
+            <w:tcMar>
+              <w:top w:type="dxa" w:w="80"/>
+              <w:left w:type="dxa" w:w="120"/>
+              <w:bottom w:type="dxa" w:w="80"/>
+              <w:right w:type="dxa" w:w="120"/>
+            </w:tcMar>
+          </w:tcPr>
+          <w:p>
+            <w:pPr>
+              <w:spacing w:before="0" w:after="0"/>
+            </w:pPr>
+            <w:r>
+              <w:rPr>
+                <w:rFonts w:ascii="BIZ UDPGothic" w:cs="BIZ UDPGothic" w:eastAsia="BIZ UDPGothic" w:hAnsi="BIZ UDPGothic"/>
+                <w:color w:val="404040"/>
+                <w:sz w:val="18"/>
+                <w:szCs w:val="18"/>
+              </w:rPr>
+              <w:t xml:space="preserve">インスタンス: ksm-posprd-db-instance-2 クラス: db.r5.2xlarge vCPU: 8 / RAM: 64 GB 月額: \~\$1,014/台</w:t>
+            </w:r>
+          </w:p>
+        </w:tc>
+        <w:tc>
+          <w:tcPr>
+            <w:tcW w:type="dxa" w:w="4753"/>
+            <w:tcBorders>
+              <w:top w:val="single" w:color="CCCCCC" w:sz="4"/>
+              <w:left w:val="single" w:color="CCCCCC" w:sz="4"/>
+              <w:bottom w:val="single" w:color="CCCCCC" w:sz="4"/>
+              <w:right w:val="single" w:color="CCCCCC" w:sz="4"/>
+            </w:tcBorders>
+            <w:shd w:fill="FFFFFF" w:val="clear"/>
+            <w:tcMar>
+              <w:top w:type="dxa" w:w="80"/>
+              <w:left w:type="dxa" w:w="120"/>
+              <w:bottom w:type="dxa" w:w="80"/>
+              <w:right w:type="dxa" w:w="120"/>
+            </w:tcMar>
+          </w:tcPr>
+          <w:p>
+            <w:pPr>
+              <w:spacing w:before="0" w:after="0"/>
+            </w:pPr>
+            <w:r>
+              <w:rPr>
+                <w:rFonts w:ascii="BIZ UDPGothic" w:cs="BIZ UDPGothic" w:eastAsia="BIZ UDPGothic" w:hAnsi="BIZ UDPGothic"/>
+                <w:color w:val="404040"/>
+                <w:sz w:val="18"/>
+                <w:szCs w:val="18"/>
+              </w:rPr>
+              <w:t xml:space="preserve">インスタンス: ksm-posprd-db-instance-2 クラス: db.r5.xlarge vCPU: 4 / RAM: 32 GB 月額: \~\$507/台</w:t>
+            </w:r>
+          </w:p>
+        </w:tc>
+      </w:tr>
+    </w:tbl>
+    <w:p>
+      <w:pPr>
+        <w:pBdr>
+          <w:left w:val="thick" w:color="C8102E" w:sz="20" w:space="6"/>
+        </w:pBdr>
+        <w:spacing w:before="280" w:after="100"/>
+      </w:pPr>
+      <w:r>
+        <w:rPr>
+          <w:rFonts w:ascii="BIZ UDPGothic" w:cs="BIZ UDPGothic" w:eastAsia="BIZ UDPGothic" w:hAnsi="BIZ UDPGothic"/>
+          <w:b/>
+          <w:bCs/>
+          <w:color w:val="C8102E"/>
+          <w:sz w:val="24"/>
+          <w:szCs w:val="24"/>
+        </w:rPr>
+        <w:t xml:space="preserve">■ No.1 実行コマンド** *■ No.1</w:t>
+      </w:r>
+      <w:r>
+        <w:br/>
+      </w:r>
+      <w:r>
+        <w:rPr>
+          <w:rFonts w:ascii="BIZ UDPGothic" w:cs="BIZ UDPGothic" w:eastAsia="BIZ UDPGothic" w:hAnsi="BIZ UDPGothic"/>
+          <w:i/>
+          <w:iCs/>
+          <w:color w:val="AA3344"/>
+          <w:sz w:val="17"/>
+          <w:szCs w:val="17"/>
+        </w:rPr>
+        <w:t xml:space="preserve">　Lệnh</w:t>
+      </w:r>
+    </w:p>
+    <w:p>
+      <w:pPr>
+        <w:pBdr>
+          <w:left w:val="thick" w:color="C8102E" w:sz="20" w:space="6"/>
+        </w:pBdr>
+        <w:spacing w:before="280" w:after="100"/>
+      </w:pPr>
+      <w:r>
+        <w:rPr>
+          <w:rFonts w:ascii="BIZ UDPGothic" w:cs="BIZ UDPGothic" w:eastAsia="BIZ UDPGothic" w:hAnsi="BIZ UDPGothic"/>
+          <w:b/>
+          <w:bCs/>
+          <w:color w:val="C8102E"/>
+          <w:sz w:val="24"/>
+          <w:szCs w:val="24"/>
+        </w:rPr>
+        <w:t xml:space="preserve">■ No.2 instance-1（Writer）ダウンサイズ** *■ No.2 Downsize instance-1</w:t>
+      </w:r>
+      <w:r>
+        <w:br/>
+      </w:r>
+      <w:r>
+        <w:rPr>
+          <w:rFonts w:ascii="BIZ UDPGothic" w:cs="BIZ UDPGothic" w:eastAsia="BIZ UDPGothic" w:hAnsi="BIZ UDPGothic"/>
+          <w:i/>
+          <w:iCs/>
+          <w:color w:val="AA3344"/>
+          <w:sz w:val="17"/>
+          <w:szCs w:val="17"/>
+        </w:rPr>
+        <w:t xml:space="preserve">　No.2 instance-1（Writer）ダウンサイズ** *■ No.2 Downsize instance-1</w:t>
+      </w:r>
+    </w:p>
+    <w:p>
+      <w:pPr>
+        <w:spacing w:before="100" w:after="100"/>
+      </w:pPr>
+      <w:r>
+        <w:rPr>
+          <w:rFonts w:ascii="BIZ UDPGothic" w:cs="BIZ UDPGothic" w:eastAsia="BIZ UDPGothic" w:hAnsi="BIZ UDPGothic"/>
+          <w:color w:val="404040"/>
+          <w:sz w:val="18"/>
+          <w:szCs w:val="18"/>
+        </w:rPr>
+        <w:t xml:space="preserve">(Writer)*</w:t>
+      </w:r>
+    </w:p>
+    <w:tbl>
+      <w:tblPr>
+        <w:tblW w:type="dxa" w:w="9506"/>
+        <w:tblBorders>
+          <w:top w:val="single" w:color="CCCCCC" w:sz="4"/>
+          <w:left w:val="single" w:color="CCCCCC" w:sz="4"/>
+          <w:bottom w:val="single" w:color="CCCCCC" w:sz="4"/>
+          <w:right w:val="single" w:color="CCCCCC" w:sz="4"/>
+          <w:insideH w:val="single" w:color="auto" w:sz="4"/>
+          <w:insideV w:val="single" w:color="auto" w:sz="4"/>
+        </w:tblBorders>
+      </w:tblPr>
+      <w:tblGrid>
+        <w:gridCol w:w="4753"/>
+        <w:gridCol w:w="4753"/>
+      </w:tblGrid>
+      <w:tr>
+        <w:trPr>
+          <w:cantSplit/>
+          <w:tblHeader/>
+        </w:trPr>
+        <w:tc>
+          <w:tcPr>
+            <w:tcW w:type="dxa" w:w="4753"/>
+            <w:tcBorders>
+              <w:top w:val="single" w:color="CCCCCC" w:sz="4"/>
+              <w:left w:val="single" w:color="CCCCCC" w:sz="4"/>
+              <w:bottom w:val="single" w:color="CCCCCC" w:sz="4"/>
+              <w:right w:val="single" w:color="CCCCCC" w:sz="4"/>
+            </w:tcBorders>
+            <w:shd w:fill="E8E8E8" w:val="clear"/>
+            <w:tcMar>
+              <w:top w:type="dxa" w:w="80"/>
+              <w:left w:type="dxa" w:w="120"/>
+              <w:bottom w:type="dxa" w:w="80"/>
+              <w:right w:type="dxa" w:w="120"/>
+            </w:tcMar>
+          </w:tcPr>
+          <w:p>
+            <w:pPr>
+              <w:spacing w:before="0" w:after="0"/>
+            </w:pPr>
+            <w:r>
+              <w:rPr>
+                <w:rFonts w:ascii="BIZ UDPGothic" w:cs="BIZ UDPGothic" w:eastAsia="BIZ UDPGothic" w:hAnsi="BIZ UDPGothic"/>
+                <w:color w:val="404040"/>
+                <w:sz w:val="18"/>
+                <w:szCs w:val="18"/>
+              </w:rPr>
+              <w:t xml:space="preserve"/>
+            </w:r>
+          </w:p>
+        </w:tc>
+        <w:tc>
+          <w:tcPr>
+            <w:tcW w:type="dxa" w:w="4753"/>
+            <w:tcBorders>
+              <w:top w:val="single" w:color="CCCCCC" w:sz="4"/>
+              <w:left w:val="single" w:color="CCCCCC" w:sz="4"/>
+              <w:bottom w:val="single" w:color="CCCCCC" w:sz="4"/>
+              <w:right w:val="single" w:color="CCCCCC" w:sz="4"/>
+            </w:tcBorders>
+            <w:shd w:fill="E8E8E8" w:val="clear"/>
+            <w:tcMar>
+              <w:top w:type="dxa" w:w="80"/>
+              <w:left w:type="dxa" w:w="120"/>
+              <w:bottom w:type="dxa" w:w="80"/>
+              <w:right w:type="dxa" w:w="120"/>
+            </w:tcMar>
+          </w:tcPr>
+          <w:p>
+            <w:pPr>
+              <w:spacing w:before="0" w:after="0"/>
+            </w:pPr>
+            <w:r>
+              <w:rPr>
+                <w:rFonts w:ascii="BIZ UDPGothic" w:cs="BIZ UDPGothic" w:eastAsia="BIZ UDPGothic" w:hAnsi="BIZ UDPGothic"/>
+                <w:color w:val="404040"/>
+                <w:sz w:val="18"/>
+                <w:szCs w:val="18"/>
+              </w:rPr>
+              <w:t xml:space="preserve"/>
+            </w:r>
+          </w:p>
+        </w:tc>
+      </w:tr>
+      <w:tr>
+        <w:trPr>
+          <w:cantSplit/>
+        </w:trPr>
+        <w:tc>
+          <w:tcPr>
+            <w:tcW w:type="dxa" w:w="4753"/>
+            <w:tcBorders>
+              <w:top w:val="single" w:color="CCCCCC" w:sz="4"/>
+              <w:left w:val="single" w:color="CCCCCC" w:sz="4"/>
+              <w:bottom w:val="single" w:color="CCCCCC" w:sz="4"/>
+              <w:right w:val="single" w:color="CCCCCC" w:sz="4"/>
+            </w:tcBorders>
+            <w:shd w:fill="FFFFFF" w:val="clear"/>
+            <w:tcMar>
+              <w:top w:type="dxa" w:w="80"/>
+              <w:left w:type="dxa" w:w="120"/>
+              <w:bottom w:type="dxa" w:w="80"/>
+              <w:right w:type="dxa" w:w="120"/>
+            </w:tcMar>
+          </w:tcPr>
+          <w:p>
+            <w:pPr>
+              <w:spacing w:before="0" w:after="0"/>
+            </w:pPr>
+            <w:r>
+              <w:rPr>
+                <w:rFonts w:ascii="BIZ UDPGothic" w:cs="BIZ UDPGothic" w:eastAsia="BIZ UDPGothic" w:hAnsi="BIZ UDPGothic"/>
+                <w:color w:val="404040"/>
+                <w:sz w:val="18"/>
+                <w:szCs w:val="18"/>
+              </w:rPr>
+              <w:t xml:space="preserve">インスタンス: ksm-posprd-db-instance-1 クラス: db.r5.2xlarge vCPU: 8 / RAM: 64 GB</w:t>
+            </w:r>
+          </w:p>
+        </w:tc>
+        <w:tc>
+          <w:tcPr>
+            <w:tcW w:type="dxa" w:w="4753"/>
+            <w:tcBorders>
+              <w:top w:val="single" w:color="CCCCCC" w:sz="4"/>
+              <w:left w:val="single" w:color="CCCCCC" w:sz="4"/>
+              <w:bottom w:val="single" w:color="CCCCCC" w:sz="4"/>
+              <w:right w:val="single" w:color="CCCCCC" w:sz="4"/>
+            </w:tcBorders>
+            <w:shd w:fill="FFFFFF" w:val="clear"/>
+            <w:tcMar>
+              <w:top w:type="dxa" w:w="80"/>
+              <w:left w:type="dxa" w:w="120"/>
+              <w:bottom w:type="dxa" w:w="80"/>
+              <w:right w:type="dxa" w:w="120"/>
+            </w:tcMar>
+          </w:tcPr>
+          <w:p>
+            <w:pPr>
+              <w:spacing w:before="0" w:after="0"/>
+            </w:pPr>
+            <w:r>
+              <w:rPr>
+                <w:rFonts w:ascii="BIZ UDPGothic" w:cs="BIZ UDPGothic" w:eastAsia="BIZ UDPGothic" w:hAnsi="BIZ UDPGothic"/>
+                <w:color w:val="404040"/>
+                <w:sz w:val="18"/>
+                <w:szCs w:val="18"/>
+              </w:rPr>
+              <w:t xml:space="preserve">インスタンス: ksm-posprd-db-instance-1 クラス: db.r5.xlarge vCPU: 4 / RAM: 32 GB</w:t>
+            </w:r>
+          </w:p>
+        </w:tc>
+      </w:tr>
+    </w:tbl>
+    <w:p>
+      <w:pPr>
+        <w:pBdr>
+          <w:left w:val="thick" w:color="C8102E" w:sz="20" w:space="6"/>
+        </w:pBdr>
+        <w:spacing w:before="280" w:after="100"/>
+      </w:pPr>
+      <w:r>
+        <w:rPr>
+          <w:rFonts w:ascii="BIZ UDPGothic" w:cs="BIZ UDPGothic" w:eastAsia="BIZ UDPGothic" w:hAnsi="BIZ UDPGothic"/>
+          <w:b/>
+          <w:bCs/>
+          <w:color w:val="C8102E"/>
+          <w:sz w:val="24"/>
+          <w:szCs w:val="24"/>
+        </w:rPr>
+        <w:t xml:space="preserve">■ No.2 実行コマンド** *■ No.2</w:t>
+      </w:r>
+      <w:r>
+        <w:br/>
+      </w:r>
+      <w:r>
+        <w:rPr>
+          <w:rFonts w:ascii="BIZ UDPGothic" w:cs="BIZ UDPGothic" w:eastAsia="BIZ UDPGothic" w:hAnsi="BIZ UDPGothic"/>
+          <w:i/>
+          <w:iCs/>
+          <w:color w:val="AA3344"/>
+          <w:sz w:val="17"/>
+          <w:szCs w:val="17"/>
+        </w:rPr>
+        <w:t xml:space="preserve">　Lệnh</w:t>
+      </w:r>
+    </w:p>
+    <w:p>
+      <w:pPr>
+        <w:pBdr>
+          <w:left w:val="thick" w:color="C8102E" w:sz="20" w:space="6"/>
+        </w:pBdr>
+        <w:spacing w:before="280" w:after="100"/>
+      </w:pPr>
+      <w:r>
+        <w:rPr>
+          <w:rFonts w:ascii="BIZ UDPGothic" w:cs="BIZ UDPGothic" w:eastAsia="BIZ UDPGothic" w:hAnsi="BIZ UDPGothic"/>
+          <w:b/>
+          <w:bCs/>
+          <w:color w:val="C8102E"/>
+          <w:sz w:val="24"/>
+          <w:szCs w:val="24"/>
+        </w:rPr>
+        <w:t xml:space="preserve">■ 5. テスト手順・報告** *5.</w:t>
+      </w:r>
+      <w:r>
+        <w:br/>
+      </w:r>
+      <w:r>
+        <w:rPr>
+          <w:rFonts w:ascii="BIZ UDPGothic" w:cs="BIZ UDPGothic" w:eastAsia="BIZ UDPGothic" w:hAnsi="BIZ UDPGothic"/>
+          <w:i/>
+          <w:iCs/>
+          <w:color w:val="AA3344"/>
+          <w:sz w:val="17"/>
+          <w:szCs w:val="17"/>
+        </w:rPr>
+        <w:t xml:space="preserve">　Quy</w:t>
+      </w:r>
+    </w:p>
+    <w:p>
+      <w:pPr>
+        <w:spacing w:before="100" w:after="100"/>
+      </w:pPr>
+      <w:r>
+        <w:rPr>
+          <w:rFonts w:ascii="BIZ UDPGothic" w:cs="BIZ UDPGothic" w:eastAsia="BIZ UDPGothic" w:hAnsi="BIZ UDPGothic"/>
+          <w:color w:val="404040"/>
+          <w:sz w:val="18"/>
+          <w:szCs w:val="18"/>
+        </w:rPr>
+        <w:t xml:space="preserve">【実施順序】①検証環境 → ②STG環境（stg.ignicapos.com）→</w:t>
+      </w:r>
+    </w:p>
+    <w:p>
+      <w:pPr>
+        <w:spacing w:before="100" w:after="100"/>
+      </w:pPr>
+      <w:r>
+        <w:rPr>
+          <w:rFonts w:ascii="BIZ UDPGothic" w:cs="BIZ UDPGothic" w:eastAsia="BIZ UDPGothic" w:hAnsi="BIZ UDPGothic"/>
+          <w:color w:val="404040"/>
+          <w:sz w:val="18"/>
+          <w:szCs w:val="18"/>
+        </w:rPr>
+        <w:t xml:space="preserve">③PRD本番環境（www.ignicapos.com）の順に実施すること *【Thứ tự thực</w:t>
+      </w:r>
+    </w:p>
+    <w:p>
+      <w:pPr>
+        <w:spacing w:before="100" w:after="100"/>
+      </w:pPr>
+      <w:r>
+        <w:rPr>
+          <w:rFonts w:ascii="BIZ UDPGothic" w:cs="BIZ UDPGothic" w:eastAsia="BIZ UDPGothic" w:hAnsi="BIZ UDPGothic"/>
+          <w:color w:val="404040"/>
+          <w:sz w:val="18"/>
+          <w:szCs w:val="18"/>
+        </w:rPr>
+        <w:t xml:space="preserve">hiện】① Môi trường kiểm thử → ② STG (stg.ignicapos.com) → ③ PRD thực</w:t>
+      </w:r>
+    </w:p>
+    <w:p>
+      <w:pPr>
+        <w:spacing w:before="100" w:after="100"/>
+      </w:pPr>
+      <w:r>
+        <w:rPr>
+          <w:rFonts w:ascii="BIZ UDPGothic" w:cs="BIZ UDPGothic" w:eastAsia="BIZ UDPGothic" w:hAnsi="BIZ UDPGothic"/>
+          <w:color w:val="404040"/>
+          <w:sz w:val="18"/>
+          <w:szCs w:val="18"/>
+        </w:rPr>
+        <w:t xml:space="preserve">(www.ignicapos.com)*</w:t>
+      </w:r>
+    </w:p>
+    <w:tbl>
+      <w:tblPr>
+        <w:tblW w:type="dxa" w:w="9506"/>
+        <w:tblBorders>
+          <w:top w:val="single" w:color="CCCCCC" w:sz="4"/>
+          <w:left w:val="single" w:color="CCCCCC" w:sz="4"/>
+          <w:bottom w:val="single" w:color="CCCCCC" w:sz="4"/>
+          <w:right w:val="single" w:color="CCCCCC" w:sz="4"/>
+          <w:insideH w:val="single" w:color="auto" w:sz="4"/>
+          <w:insideV w:val="single" w:color="auto" w:sz="4"/>
+        </w:tblBorders>
+      </w:tblPr>
+      <w:tblGrid>
+        <w:gridCol w:w="2376"/>
+        <w:gridCol w:w="2376"/>
+        <w:gridCol w:w="2376"/>
+        <w:gridCol w:w="2378"/>
+      </w:tblGrid>
+      <w:tr>
+        <w:trPr>
+          <w:cantSplit/>
+          <w:tblHeader/>
+        </w:trPr>
+        <w:tc>
+          <w:tcPr>
+            <w:tcW w:type="dxa" w:w="2376"/>
+            <w:tcBorders>
+              <w:top w:val="single" w:color="CCCCCC" w:sz="4"/>
+              <w:left w:val="single" w:color="CCCCCC" w:sz="4"/>
+              <w:bottom w:val="single" w:color="CCCCCC" w:sz="4"/>
+              <w:right w:val="single" w:color="CCCCCC" w:sz="4"/>
+            </w:tcBorders>
+            <w:shd w:fill="E8E8E8" w:val="clear"/>
+            <w:tcMar>
+              <w:top w:type="dxa" w:w="80"/>
+              <w:left w:type="dxa" w:w="120"/>
+              <w:bottom w:type="dxa" w:w="80"/>
+              <w:right w:type="dxa" w:w="120"/>
+            </w:tcMar>
+          </w:tcPr>
+          <w:p>
+            <w:pPr>
+              <w:spacing w:before="0" w:after="0"/>
+            </w:pPr>
+            <w:r>
+              <w:rPr>
+                <w:rFonts w:ascii="BIZ UDPGothic" w:cs="BIZ UDPGothic" w:eastAsia="BIZ UDPGothic" w:hAnsi="BIZ UDPGothic"/>
+                <w:color w:val="404040"/>
+                <w:sz w:val="18"/>
+                <w:szCs w:val="18"/>
+              </w:rPr>
+              <w:t xml:space="preserve">N o .</w:t>
+            </w:r>
+          </w:p>
+        </w:tc>
+        <w:tc>
+          <w:tcPr>
+            <w:tcW w:type="dxa" w:w="2376"/>
+            <w:tcBorders>
+              <w:top w:val="single" w:color="CCCCCC" w:sz="4"/>
+              <w:left w:val="single" w:color="CCCCCC" w:sz="4"/>
+              <w:bottom w:val="single" w:color="CCCCCC" w:sz="4"/>
+              <w:right w:val="single" w:color="CCCCCC" w:sz="4"/>
+            </w:tcBorders>
+            <w:shd w:fill="E8E8E8" w:val="clear"/>
+            <w:tcMar>
+              <w:top w:type="dxa" w:w="80"/>
+              <w:left w:type="dxa" w:w="120"/>
+              <w:bottom w:type="dxa" w:w="80"/>
+              <w:right w:type="dxa" w:w="120"/>
+            </w:tcMar>
+          </w:tcPr>
+          <w:p>
+            <w:pPr>
+              <w:spacing w:before="0" w:after="0"/>
+            </w:pPr>
+            <w:r>
+              <w:rPr>
+                <w:rFonts w:ascii="BIZ UDPGothic" w:cs="BIZ UDPGothic" w:eastAsia="BIZ UDPGothic" w:hAnsi="BIZ UDPGothic"/>
+                <w:color w:val="404040"/>
+                <w:sz w:val="18"/>
+                <w:szCs w:val="18"/>
+              </w:rPr>
+              <w:t xml:space="preserve"/>
+            </w:r>
+          </w:p>
+        </w:tc>
+        <w:tc>
+          <w:tcPr>
+            <w:tcW w:type="dxa" w:w="2376"/>
+            <w:tcBorders>
+              <w:top w:val="single" w:color="CCCCCC" w:sz="4"/>
+              <w:left w:val="single" w:color="CCCCCC" w:sz="4"/>
+              <w:bottom w:val="single" w:color="CCCCCC" w:sz="4"/>
+              <w:right w:val="single" w:color="CCCCCC" w:sz="4"/>
+            </w:tcBorders>
+            <w:shd w:fill="E8E8E8" w:val="clear"/>
+            <w:tcMar>
+              <w:top w:type="dxa" w:w="80"/>
+              <w:left w:type="dxa" w:w="120"/>
+              <w:bottom w:type="dxa" w:w="80"/>
+              <w:right w:type="dxa" w:w="120"/>
+            </w:tcMar>
+          </w:tcPr>
+          <w:p>
+            <w:pPr>
+              <w:spacing w:before="0" w:after="0"/>
+            </w:pPr>
+            <w:r>
+              <w:rPr>
+                <w:rFonts w:ascii="BIZ UDPGothic" w:cs="BIZ UDPGothic" w:eastAsia="BIZ UDPGothic" w:hAnsi="BIZ UDPGothic"/>
+                <w:color w:val="404040"/>
+                <w:sz w:val="18"/>
+                <w:szCs w:val="18"/>
+              </w:rPr>
+              <w:t xml:space="preserve"/>
+            </w:r>
+          </w:p>
+        </w:tc>
+        <w:tc>
+          <w:tcPr>
+            <w:tcW w:type="dxa" w:w="2378"/>
+            <w:tcBorders>
+              <w:top w:val="single" w:color="CCCCCC" w:sz="4"/>
+              <w:left w:val="single" w:color="CCCCCC" w:sz="4"/>
+              <w:bottom w:val="single" w:color="CCCCCC" w:sz="4"/>
+              <w:right w:val="single" w:color="CCCCCC" w:sz="4"/>
+            </w:tcBorders>
+            <w:shd w:fill="E8E8E8" w:val="clear"/>
+            <w:tcMar>
+              <w:top w:type="dxa" w:w="80"/>
+              <w:left w:type="dxa" w:w="120"/>
+              <w:bottom w:type="dxa" w:w="80"/>
+              <w:right w:type="dxa" w:w="120"/>
+            </w:tcMar>
+          </w:tcPr>
+          <w:p>
+            <w:pPr>
+              <w:spacing w:before="0" w:after="0"/>
+            </w:pPr>
+            <w:r>
+              <w:rPr>
+                <w:rFonts w:ascii="BIZ UDPGothic" w:cs="BIZ UDPGothic" w:eastAsia="BIZ UDPGothic" w:hAnsi="BIZ UDPGothic"/>
+                <w:color w:val="404040"/>
+                <w:sz w:val="18"/>
+                <w:szCs w:val="18"/>
+              </w:rPr>
+              <w:t xml:space="preserve">（OK/ NG）</w:t>
+            </w:r>
+          </w:p>
+        </w:tc>
+      </w:tr>
+      <w:tr>
+        <w:trPr>
+          <w:cantSplit/>
+        </w:trPr>
+        <w:tc>
+          <w:tcPr>
+            <w:tcW w:type="dxa" w:w="2376"/>
+            <w:tcBorders>
+              <w:top w:val="single" w:color="CCCCCC" w:sz="4"/>
+              <w:left w:val="single" w:color="CCCCCC" w:sz="4"/>
+              <w:bottom w:val="single" w:color="CCCCCC" w:sz="4"/>
+              <w:right w:val="single" w:color="CCCCCC" w:sz="4"/>
+            </w:tcBorders>
+            <w:shd w:fill="FFFFFF" w:val="clear"/>
+            <w:tcMar>
+              <w:top w:type="dxa" w:w="80"/>
+              <w:left w:type="dxa" w:w="120"/>
+              <w:bottom w:type="dxa" w:w="80"/>
+              <w:right w:type="dxa" w:w="120"/>
+            </w:tcMar>
+          </w:tcPr>
+          <w:p>
+            <w:pPr>
+              <w:spacing w:before="0" w:after="0"/>
+            </w:pPr>
+            <w:r>
+              <w:rPr>
+                <w:rFonts w:ascii="BIZ UDPGothic" w:cs="BIZ UDPGothic" w:eastAsia="BIZ UDPGothic" w:hAnsi="BIZ UDPGothic"/>
+                <w:color w:val="404040"/>
+                <w:sz w:val="18"/>
+                <w:szCs w:val="18"/>
+              </w:rPr>
+              <w:t xml:space="preserve">1</w:t>
+            </w:r>
+          </w:p>
+        </w:tc>
+        <w:tc>
+          <w:tcPr>
+            <w:tcW w:type="dxa" w:w="2376"/>
+            <w:tcBorders>
+              <w:top w:val="single" w:color="CCCCCC" w:sz="4"/>
+              <w:left w:val="single" w:color="CCCCCC" w:sz="4"/>
+              <w:bottom w:val="single" w:color="CCCCCC" w:sz="4"/>
+              <w:right w:val="single" w:color="CCCCCC" w:sz="4"/>
+            </w:tcBorders>
+            <w:shd w:fill="FFFFFF" w:val="clear"/>
+            <w:tcMar>
+              <w:top w:type="dxa" w:w="80"/>
+              <w:left w:type="dxa" w:w="120"/>
+              <w:bottom w:type="dxa" w:w="80"/>
+              <w:right w:type="dxa" w:w="120"/>
+            </w:tcMar>
+          </w:tcPr>
+          <w:p>
+            <w:pPr>
+              <w:spacing w:before="0" w:after="0"/>
+            </w:pPr>
+            <w:r>
+              <w:rPr>
+                <w:rFonts w:ascii="BIZ UDPGothic" w:cs="BIZ UDPGothic" w:eastAsia="BIZ UDPGothic" w:hAnsi="BIZ UDPGothic"/>
+                <w:color w:val="404040"/>
+                <w:sz w:val="18"/>
+                <w:szCs w:val="18"/>
+              </w:rPr>
+              <w:t xml:space="preserve">instance-2 が db.r5.xlarge に変更されていることを確認 ▶ aws rds describe-db-instances \--region ap-northeast-1 \--db-instance-identifier ksm-posstg-db-instance-2 \--query \ "DBInstances\[0\].DBInstanceClass\" \--output text</w:t>
+            </w:r>
+          </w:p>
+        </w:tc>
+        <w:tc>
+          <w:tcPr>
+            <w:tcW w:type="dxa" w:w="2376"/>
+            <w:tcBorders>
+              <w:top w:val="single" w:color="CCCCCC" w:sz="4"/>
+              <w:left w:val="single" w:color="CCCCCC" w:sz="4"/>
+              <w:bottom w:val="single" w:color="CCCCCC" w:sz="4"/>
+              <w:right w:val="single" w:color="CCCCCC" w:sz="4"/>
+            </w:tcBorders>
+            <w:shd w:fill="FFFFFF" w:val="clear"/>
+            <w:tcMar>
+              <w:top w:type="dxa" w:w="80"/>
+              <w:left w:type="dxa" w:w="120"/>
+              <w:bottom w:type="dxa" w:w="80"/>
+              <w:right w:type="dxa" w:w="120"/>
+            </w:tcMar>
+          </w:tcPr>
+          <w:p>
+            <w:pPr>
+              <w:spacing w:before="0" w:after="0"/>
+            </w:pPr>
+            <w:r>
+              <w:rPr>
+                <w:rFonts w:ascii="BIZ UDPGothic" w:cs="BIZ UDPGothic" w:eastAsia="BIZ UDPGothic" w:hAnsi="BIZ UDPGothic"/>
+                <w:color w:val="404040"/>
+                <w:sz w:val="18"/>
+                <w:szCs w:val="18"/>
+              </w:rPr>
+              <w:t xml:space="preserve">db.r5.xlarge と表示される</w:t>
+            </w:r>
+          </w:p>
+        </w:tc>
+        <w:tc>
+          <w:tcPr>
+            <w:tcW w:type="dxa" w:w="2378"/>
+            <w:tcBorders>
+              <w:top w:val="single" w:color="CCCCCC" w:sz="4"/>
+              <w:left w:val="single" w:color="CCCCCC" w:sz="4"/>
+              <w:bottom w:val="single" w:color="CCCCCC" w:sz="4"/>
+              <w:right w:val="single" w:color="CCCCCC" w:sz="4"/>
+            </w:tcBorders>
+            <w:shd w:fill="FFFFFF" w:val="clear"/>
+            <w:tcMar>
+              <w:top w:type="dxa" w:w="80"/>
+              <w:left w:type="dxa" w:w="120"/>
+              <w:bottom w:type="dxa" w:w="80"/>
+              <w:right w:type="dxa" w:w="120"/>
+            </w:tcMar>
+          </w:tcPr>
+          <w:p>
+            <w:pPr>
+              <w:spacing w:before="0" w:after="0"/>
+            </w:pPr>
+            <w:r>
+              <w:rPr>
+                <w:rFonts w:ascii="BIZ UDPGothic" w:cs="BIZ UDPGothic" w:eastAsia="BIZ UDPGothic" w:hAnsi="BIZ UDPGothic"/>
+                <w:color w:val="404040"/>
+                <w:sz w:val="18"/>
+                <w:szCs w:val="18"/>
+              </w:rPr>
+              <w:t xml:space="preserve"/>
+            </w:r>
+          </w:p>
+        </w:tc>
+      </w:tr>
+      <w:tr>
+        <w:trPr>
+          <w:cantSplit/>
+        </w:trPr>
+        <w:tc>
+          <w:tcPr>
+            <w:tcW w:type="dxa" w:w="2376"/>
+            <w:tcBorders>
+              <w:top w:val="single" w:color="CCCCCC" w:sz="4"/>
+              <w:left w:val="single" w:color="CCCCCC" w:sz="4"/>
+              <w:bottom w:val="single" w:color="CCCCCC" w:sz="4"/>
+              <w:right w:val="single" w:color="CCCCCC" w:sz="4"/>
+            </w:tcBorders>
+            <w:shd w:fill="FFFFFF" w:val="clear"/>
+            <w:tcMar>
+              <w:top w:type="dxa" w:w="80"/>
+              <w:left w:type="dxa" w:w="120"/>
+              <w:bottom w:type="dxa" w:w="80"/>
+              <w:right w:type="dxa" w:w="120"/>
+            </w:tcMar>
+          </w:tcPr>
+          <w:p>
+            <w:pPr>
+              <w:spacing w:before="0" w:after="0"/>
+            </w:pPr>
+            <w:r>
+              <w:rPr>
+                <w:rFonts w:ascii="BIZ UDPGothic" w:cs="BIZ UDPGothic" w:eastAsia="BIZ UDPGothic" w:hAnsi="BIZ UDPGothic"/>
+                <w:color w:val="404040"/>
+                <w:sz w:val="18"/>
+                <w:szCs w:val="18"/>
+              </w:rPr>
+              <w:t xml:space="preserve">1</w:t>
+            </w:r>
+          </w:p>
+        </w:tc>
+        <w:tc>
+          <w:tcPr>
+            <w:tcW w:type="dxa" w:w="2376"/>
+            <w:tcBorders>
+              <w:top w:val="single" w:color="CCCCCC" w:sz="4"/>
+              <w:left w:val="single" w:color="CCCCCC" w:sz="4"/>
+              <w:bottom w:val="single" w:color="CCCCCC" w:sz="4"/>
+              <w:right w:val="single" w:color="CCCCCC" w:sz="4"/>
+            </w:tcBorders>
+            <w:shd w:fill="FFFFFF" w:val="clear"/>
+            <w:tcMar>
+              <w:top w:type="dxa" w:w="80"/>
+              <w:left w:type="dxa" w:w="120"/>
+              <w:bottom w:type="dxa" w:w="80"/>
+              <w:right w:type="dxa" w:w="120"/>
+            </w:tcMar>
+          </w:tcPr>
+          <w:p>
+            <w:pPr>
+              <w:spacing w:before="0" w:after="0"/>
+            </w:pPr>
+            <w:r>
+              <w:rPr>
+                <w:rFonts w:ascii="BIZ UDPGothic" w:cs="BIZ UDPGothic" w:eastAsia="BIZ UDPGothic" w:hAnsi="BIZ UDPGothic"/>
+                <w:color w:val="404040"/>
+                <w:sz w:val="18"/>
+                <w:szCs w:val="18"/>
+              </w:rPr>
+              <w:t xml:space="preserve">instance-2 が db.r5.xlarge に変更されていることを確認 ▶ aws rds describe-db-instances \--region ap-northeast-1 \--db-instance-identifier ksm-posprd-db-instance-2 \--query \ "DBInstances\[0\].DBInstanceClass\" \--output text</w:t>
+            </w:r>
+          </w:p>
+        </w:tc>
+        <w:tc>
+          <w:tcPr>
+            <w:tcW w:type="dxa" w:w="2376"/>
+            <w:tcBorders>
+              <w:top w:val="single" w:color="CCCCCC" w:sz="4"/>
+              <w:left w:val="single" w:color="CCCCCC" w:sz="4"/>
+              <w:bottom w:val="single" w:color="CCCCCC" w:sz="4"/>
+              <w:right w:val="single" w:color="CCCCCC" w:sz="4"/>
+            </w:tcBorders>
+            <w:shd w:fill="FFFFFF" w:val="clear"/>
+            <w:tcMar>
+              <w:top w:type="dxa" w:w="80"/>
+              <w:left w:type="dxa" w:w="120"/>
+              <w:bottom w:type="dxa" w:w="80"/>
+              <w:right w:type="dxa" w:w="120"/>
+            </w:tcMar>
+          </w:tcPr>
+          <w:p>
+            <w:pPr>
+              <w:spacing w:before="0" w:after="0"/>
+            </w:pPr>
+            <w:r>
+              <w:rPr>
+                <w:rFonts w:ascii="BIZ UDPGothic" w:cs="BIZ UDPGothic" w:eastAsia="BIZ UDPGothic" w:hAnsi="BIZ UDPGothic"/>
+                <w:color w:val="404040"/>
+                <w:sz w:val="18"/>
+                <w:szCs w:val="18"/>
+              </w:rPr>
+              <w:t xml:space="preserve">db.r5.xlarge と表示される</w:t>
+            </w:r>
+          </w:p>
+        </w:tc>
+        <w:tc>
+          <w:tcPr>
+            <w:tcW w:type="dxa" w:w="2378"/>
+            <w:tcBorders>
+              <w:top w:val="single" w:color="CCCCCC" w:sz="4"/>
+              <w:left w:val="single" w:color="CCCCCC" w:sz="4"/>
+              <w:bottom w:val="single" w:color="CCCCCC" w:sz="4"/>
+              <w:right w:val="single" w:color="CCCCCC" w:sz="4"/>
+            </w:tcBorders>
+            <w:shd w:fill="FFFFFF" w:val="clear"/>
+            <w:tcMar>
+              <w:top w:type="dxa" w:w="80"/>
+              <w:left w:type="dxa" w:w="120"/>
+              <w:bottom w:type="dxa" w:w="80"/>
+              <w:right w:type="dxa" w:w="120"/>
+            </w:tcMar>
+          </w:tcPr>
+          <w:p>
+            <w:pPr>
+              <w:spacing w:before="0" w:after="0"/>
+            </w:pPr>
+            <w:r>
+              <w:rPr>
+                <w:rFonts w:ascii="BIZ UDPGothic" w:cs="BIZ UDPGothic" w:eastAsia="BIZ UDPGothic" w:hAnsi="BIZ UDPGothic"/>
+                <w:color w:val="404040"/>
+                <w:sz w:val="18"/>
+                <w:szCs w:val="18"/>
+              </w:rPr>
+              <w:t xml:space="preserve"/>
+            </w:r>
+          </w:p>
+        </w:tc>
+      </w:tr>
+      <w:tr>
+        <w:trPr>
+          <w:cantSplit/>
+        </w:trPr>
+        <w:tc>
+          <w:tcPr>
+            <w:tcW w:type="dxa" w:w="2376"/>
+            <w:tcBorders>
+              <w:top w:val="single" w:color="CCCCCC" w:sz="4"/>
+              <w:left w:val="single" w:color="CCCCCC" w:sz="4"/>
+              <w:bottom w:val="single" w:color="CCCCCC" w:sz="4"/>
+              <w:right w:val="single" w:color="CCCCCC" w:sz="4"/>
+            </w:tcBorders>
+            <w:shd w:fill="FFFFFF" w:val="clear"/>
+            <w:tcMar>
+              <w:top w:type="dxa" w:w="80"/>
+              <w:left w:type="dxa" w:w="120"/>
+              <w:bottom w:type="dxa" w:w="80"/>
+              <w:right w:type="dxa" w:w="120"/>
+            </w:tcMar>
+          </w:tcPr>
+          <w:p>
+            <w:pPr>
+              <w:spacing w:before="0" w:after="0"/>
+            </w:pPr>
+            <w:r>
+              <w:rPr>
+                <w:rFonts w:ascii="BIZ UDPGothic" w:cs="BIZ UDPGothic" w:eastAsia="BIZ UDPGothic" w:hAnsi="BIZ UDPGothic"/>
+                <w:color w:val="404040"/>
+                <w:sz w:val="18"/>
+                <w:szCs w:val="18"/>
+              </w:rPr>
+              <w:t xml:space="preserve">2</w:t>
+            </w:r>
+          </w:p>
+        </w:tc>
+        <w:tc>
+          <w:tcPr>
+            <w:tcW w:type="dxa" w:w="2376"/>
+            <w:tcBorders>
+              <w:top w:val="single" w:color="CCCCCC" w:sz="4"/>
+              <w:left w:val="single" w:color="CCCCCC" w:sz="4"/>
+              <w:bottom w:val="single" w:color="CCCCCC" w:sz="4"/>
+              <w:right w:val="single" w:color="CCCCCC" w:sz="4"/>
+            </w:tcBorders>
+            <w:shd w:fill="FFFFFF" w:val="clear"/>
+            <w:tcMar>
+              <w:top w:type="dxa" w:w="80"/>
+              <w:left w:type="dxa" w:w="120"/>
+              <w:bottom w:type="dxa" w:w="80"/>
+              <w:right w:type="dxa" w:w="120"/>
+            </w:tcMar>
+          </w:tcPr>
+          <w:p>
+            <w:pPr>
+              <w:spacing w:before="0" w:after="0"/>
+            </w:pPr>
+            <w:r>
+              <w:rPr>
+                <w:rFonts w:ascii="BIZ UDPGothic" w:cs="BIZ UDPGothic" w:eastAsia="BIZ UDPGothic" w:hAnsi="BIZ UDPGothic"/>
+                <w:color w:val="404040"/>
+                <w:sz w:val="18"/>
+                <w:szCs w:val="18"/>
+              </w:rPr>
+              <w:t xml:space="preserve">instance-1 が db.r5.xlarge に変更されていることを確認 ▶ aws rds describe-db-instances \--region ap-northeast-1 \--db-instance-identifier ksm-posstg-db-instance-1 \--query \ "DBInstances\[0\].DBInstanceClass\" \--output text</w:t>
+            </w:r>
+          </w:p>
+        </w:tc>
+        <w:tc>
+          <w:tcPr>
+            <w:tcW w:type="dxa" w:w="2376"/>
+            <w:tcBorders>
+              <w:top w:val="single" w:color="CCCCCC" w:sz="4"/>
+              <w:left w:val="single" w:color="CCCCCC" w:sz="4"/>
+              <w:bottom w:val="single" w:color="CCCCCC" w:sz="4"/>
+              <w:right w:val="single" w:color="CCCCCC" w:sz="4"/>
+            </w:tcBorders>
+            <w:shd w:fill="FFFFFF" w:val="clear"/>
+            <w:tcMar>
+              <w:top w:type="dxa" w:w="80"/>
+              <w:left w:type="dxa" w:w="120"/>
+              <w:bottom w:type="dxa" w:w="80"/>
+              <w:right w:type="dxa" w:w="120"/>
+            </w:tcMar>
+          </w:tcPr>
+          <w:p>
+            <w:pPr>
+              <w:spacing w:before="0" w:after="0"/>
+            </w:pPr>
+            <w:r>
+              <w:rPr>
+                <w:rFonts w:ascii="BIZ UDPGothic" w:cs="BIZ UDPGothic" w:eastAsia="BIZ UDPGothic" w:hAnsi="BIZ UDPGothic"/>
+                <w:color w:val="404040"/>
+                <w:sz w:val="18"/>
+                <w:szCs w:val="18"/>
+              </w:rPr>
+              <w:t xml:space="preserve">db.r5.xlarge と表示される</w:t>
+            </w:r>
+          </w:p>
+        </w:tc>
+        <w:tc>
+          <w:tcPr>
+            <w:tcW w:type="dxa" w:w="2378"/>
+            <w:tcBorders>
+              <w:top w:val="single" w:color="CCCCCC" w:sz="4"/>
+              <w:left w:val="single" w:color="CCCCCC" w:sz="4"/>
+              <w:bottom w:val="single" w:color="CCCCCC" w:sz="4"/>
+              <w:right w:val="single" w:color="CCCCCC" w:sz="4"/>
+            </w:tcBorders>
+            <w:shd w:fill="FFFFFF" w:val="clear"/>
+            <w:tcMar>
+              <w:top w:type="dxa" w:w="80"/>
+              <w:left w:type="dxa" w:w="120"/>
+              <w:bottom w:type="dxa" w:w="80"/>
+              <w:right w:type="dxa" w:w="120"/>
+            </w:tcMar>
+          </w:tcPr>
+          <w:p>
+            <w:pPr>
+              <w:spacing w:before="0" w:after="0"/>
+            </w:pPr>
+            <w:r>
+              <w:rPr>
+                <w:rFonts w:ascii="BIZ UDPGothic" w:cs="BIZ UDPGothic" w:eastAsia="BIZ UDPGothic" w:hAnsi="BIZ UDPGothic"/>
+                <w:color w:val="404040"/>
+                <w:sz w:val="18"/>
+                <w:szCs w:val="18"/>
+              </w:rPr>
+              <w:t xml:space="preserve"/>
+            </w:r>
+          </w:p>
+        </w:tc>
+      </w:tr>
+      <w:tr>
+        <w:trPr>
+          <w:cantSplit/>
+        </w:trPr>
+        <w:tc>
+          <w:tcPr>
+            <w:tcW w:type="dxa" w:w="2376"/>
+            <w:tcBorders>
+              <w:top w:val="single" w:color="CCCCCC" w:sz="4"/>
+              <w:left w:val="single" w:color="CCCCCC" w:sz="4"/>
+              <w:bottom w:val="single" w:color="CCCCCC" w:sz="4"/>
+              <w:right w:val="single" w:color="CCCCCC" w:sz="4"/>
+            </w:tcBorders>
+            <w:shd w:fill="FFFFFF" w:val="clear"/>
+            <w:tcMar>
+              <w:top w:type="dxa" w:w="80"/>
+              <w:left w:type="dxa" w:w="120"/>
+              <w:bottom w:type="dxa" w:w="80"/>
+              <w:right w:type="dxa" w:w="120"/>
+            </w:tcMar>
+          </w:tcPr>
+          <w:p>
+            <w:pPr>
+              <w:spacing w:before="0" w:after="0"/>
+            </w:pPr>
+            <w:r>
+              <w:rPr>
+                <w:rFonts w:ascii="BIZ UDPGothic" w:cs="BIZ UDPGothic" w:eastAsia="BIZ UDPGothic" w:hAnsi="BIZ UDPGothic"/>
+                <w:color w:val="404040"/>
+                <w:sz w:val="18"/>
+                <w:szCs w:val="18"/>
+              </w:rPr>
+              <w:t xml:space="preserve">2</w:t>
+            </w:r>
+          </w:p>
+        </w:tc>
+        <w:tc>
+          <w:tcPr>
+            <w:tcW w:type="dxa" w:w="2376"/>
+            <w:tcBorders>
+              <w:top w:val="single" w:color="CCCCCC" w:sz="4"/>
+              <w:left w:val="single" w:color="CCCCCC" w:sz="4"/>
+              <w:bottom w:val="single" w:color="CCCCCC" w:sz="4"/>
+              <w:right w:val="single" w:color="CCCCCC" w:sz="4"/>
+            </w:tcBorders>
+            <w:shd w:fill="FFFFFF" w:val="clear"/>
+            <w:tcMar>
+              <w:top w:type="dxa" w:w="80"/>
+              <w:left w:type="dxa" w:w="120"/>
+              <w:bottom w:type="dxa" w:w="80"/>
+              <w:right w:type="dxa" w:w="120"/>
+            </w:tcMar>
+          </w:tcPr>
+          <w:p>
+            <w:pPr>
+              <w:spacing w:before="0" w:after="0"/>
+            </w:pPr>
+            <w:r>
+              <w:rPr>
+                <w:rFonts w:ascii="BIZ UDPGothic" w:cs="BIZ UDPGothic" w:eastAsia="BIZ UDPGothic" w:hAnsi="BIZ UDPGothic"/>
+                <w:color w:val="404040"/>
+                <w:sz w:val="18"/>
+                <w:szCs w:val="18"/>
+              </w:rPr>
+              <w:t xml:space="preserve">instance-1 が db.r5.xlarge に変更されていることを確認 ▶ aws rds describe-db-instances \--region ap-northeast-1 \--db-instance-identifier ksm-posprd-db-instance-1 \--query \ "DBInstances\[0\].DBInstanceClass\" \--output text</w:t>
+            </w:r>
+          </w:p>
+        </w:tc>
+        <w:tc>
+          <w:tcPr>
+            <w:tcW w:type="dxa" w:w="2376"/>
+            <w:tcBorders>
+              <w:top w:val="single" w:color="CCCCCC" w:sz="4"/>
+              <w:left w:val="single" w:color="CCCCCC" w:sz="4"/>
+              <w:bottom w:val="single" w:color="CCCCCC" w:sz="4"/>
+              <w:right w:val="single" w:color="CCCCCC" w:sz="4"/>
+            </w:tcBorders>
+            <w:shd w:fill="FFFFFF" w:val="clear"/>
+            <w:tcMar>
+              <w:top w:type="dxa" w:w="80"/>
+              <w:left w:type="dxa" w:w="120"/>
+              <w:bottom w:type="dxa" w:w="80"/>
+              <w:right w:type="dxa" w:w="120"/>
+            </w:tcMar>
+          </w:tcPr>
+          <w:p>
+            <w:pPr>
+              <w:spacing w:before="0" w:after="0"/>
+            </w:pPr>
+            <w:r>
+              <w:rPr>
+                <w:rFonts w:ascii="BIZ UDPGothic" w:cs="BIZ UDPGothic" w:eastAsia="BIZ UDPGothic" w:hAnsi="BIZ UDPGothic"/>
+                <w:color w:val="404040"/>
+                <w:sz w:val="18"/>
+                <w:szCs w:val="18"/>
+              </w:rPr>
+              <w:t xml:space="preserve">db.r5.xlarge と表示される</w:t>
+            </w:r>
+          </w:p>
+        </w:tc>
+        <w:tc>
+          <w:tcPr>
+            <w:tcW w:type="dxa" w:w="2378"/>
+            <w:tcBorders>
+              <w:top w:val="single" w:color="CCCCCC" w:sz="4"/>
+              <w:left w:val="single" w:color="CCCCCC" w:sz="4"/>
+              <w:bottom w:val="single" w:color="CCCCCC" w:sz="4"/>
+              <w:right w:val="single" w:color="CCCCCC" w:sz="4"/>
+            </w:tcBorders>
+            <w:shd w:fill="FFFFFF" w:val="clear"/>
+            <w:tcMar>
+              <w:top w:type="dxa" w:w="80"/>
+              <w:left w:type="dxa" w:w="120"/>
+              <w:bottom w:type="dxa" w:w="80"/>
+              <w:right w:type="dxa" w:w="120"/>
+            </w:tcMar>
+          </w:tcPr>
+          <w:p>
+            <w:pPr>
+              <w:spacing w:before="0" w:after="0"/>
+            </w:pPr>
+            <w:r>
+              <w:rPr>
+                <w:rFonts w:ascii="BIZ UDPGothic" w:cs="BIZ UDPGothic" w:eastAsia="BIZ UDPGothic" w:hAnsi="BIZ UDPGothic"/>
+                <w:color w:val="404040"/>
+                <w:sz w:val="18"/>
+                <w:szCs w:val="18"/>
+              </w:rPr>
+              <w:t xml:space="preserve"/>
+            </w:r>
+          </w:p>
+        </w:tc>
+      </w:tr>
+      <w:tr>
+        <w:trPr>
+          <w:cantSplit/>
+        </w:trPr>
+        <w:tc>
+          <w:tcPr>
+            <w:tcW w:type="dxa" w:w="2376"/>
+            <w:tcBorders>
+              <w:top w:val="single" w:color="CCCCCC" w:sz="4"/>
+              <w:left w:val="single" w:color="CCCCCC" w:sz="4"/>
+              <w:bottom w:val="single" w:color="CCCCCC" w:sz="4"/>
+              <w:right w:val="single" w:color="CCCCCC" w:sz="4"/>
+            </w:tcBorders>
+            <w:shd w:fill="FFFFFF" w:val="clear"/>
+            <w:tcMar>
+              <w:top w:type="dxa" w:w="80"/>
+              <w:left w:type="dxa" w:w="120"/>
+              <w:bottom w:type="dxa" w:w="80"/>
+              <w:right w:type="dxa" w:w="120"/>
+            </w:tcMar>
+          </w:tcPr>
+          <w:p>
+            <w:pPr>
+              <w:spacing w:before="0" w:after="0"/>
+            </w:pPr>
+            <w:r>
+              <w:rPr>
+                <w:rFonts w:ascii="BIZ UDPGothic" w:cs="BIZ UDPGothic" w:eastAsia="BIZ UDPGothic" w:hAnsi="BIZ UDPGothic"/>
+                <w:color w:val="404040"/>
+                <w:sz w:val="18"/>
+                <w:szCs w:val="18"/>
+              </w:rPr>
+              <w:t xml:space="preserve">3</w:t>
+            </w:r>
+          </w:p>
+        </w:tc>
+        <w:tc>
+          <w:tcPr>
+            <w:tcW w:type="dxa" w:w="2376"/>
+            <w:tcBorders>
+              <w:top w:val="single" w:color="CCCCCC" w:sz="4"/>
+              <w:left w:val="single" w:color="CCCCCC" w:sz="4"/>
+              <w:bottom w:val="single" w:color="CCCCCC" w:sz="4"/>
+              <w:right w:val="single" w:color="CCCCCC" w:sz="4"/>
+            </w:tcBorders>
+            <w:shd w:fill="FFFFFF" w:val="clear"/>
+            <w:tcMar>
+              <w:top w:type="dxa" w:w="80"/>
+              <w:left w:type="dxa" w:w="120"/>
+              <w:bottom w:type="dxa" w:w="80"/>
+              <w:right w:type="dxa" w:w="120"/>
+            </w:tcMar>
+          </w:tcPr>
+          <w:p>
+            <w:pPr>
+              <w:spacing w:before="0" w:after="0"/>
+            </w:pPr>
+            <w:r>
+              <w:rPr>
+                <w:rFonts w:ascii="BIZ UDPGothic" w:cs="BIZ UDPGothic" w:eastAsia="BIZ UDPGothic" w:hAnsi="BIZ UDPGothic"/>
+                <w:color w:val="404040"/>
+                <w:sz w:val="18"/>
+                <w:szCs w:val="18"/>
+              </w:rPr>
+              <w:t xml:space="preserve">変更後にLambda・ バッチ処理が正常稼働することを確認 （EventBridge トリガー後のCloudWatchログを確認）</w:t>
+            </w:r>
+          </w:p>
+        </w:tc>
+        <w:tc>
+          <w:tcPr>
+            <w:tcW w:type="dxa" w:w="2376"/>
+            <w:tcBorders>
+              <w:top w:val="single" w:color="CCCCCC" w:sz="4"/>
+              <w:left w:val="single" w:color="CCCCCC" w:sz="4"/>
+              <w:bottom w:val="single" w:color="CCCCCC" w:sz="4"/>
+              <w:right w:val="single" w:color="CCCCCC" w:sz="4"/>
+            </w:tcBorders>
+            <w:shd w:fill="FFFFFF" w:val="clear"/>
+            <w:tcMar>
+              <w:top w:type="dxa" w:w="80"/>
+              <w:left w:type="dxa" w:w="120"/>
+              <w:bottom w:type="dxa" w:w="80"/>
+              <w:right w:type="dxa" w:w="120"/>
+            </w:tcMar>
+          </w:tcPr>
+          <w:p>
+            <w:pPr>
+              <w:spacing w:before="0" w:after="0"/>
+            </w:pPr>
+            <w:r>
+              <w:rPr>
+                <w:rFonts w:ascii="BIZ UDPGothic" w:cs="BIZ UDPGothic" w:eastAsia="BIZ UDPGothic" w:hAnsi="BIZ UDPGothic"/>
+                <w:color w:val="404040"/>
+                <w:sz w:val="18"/>
+                <w:szCs w:val="18"/>
+              </w:rPr>
+              <w:t xml:space="preserve">エラーログなし SUCCEEDED が出力される</w:t>
+            </w:r>
+          </w:p>
+        </w:tc>
+        <w:tc>
+          <w:tcPr>
+            <w:tcW w:type="dxa" w:w="2378"/>
+            <w:tcBorders>
+              <w:top w:val="single" w:color="CCCCCC" w:sz="4"/>
+              <w:left w:val="single" w:color="CCCCCC" w:sz="4"/>
+              <w:bottom w:val="single" w:color="CCCCCC" w:sz="4"/>
+              <w:right w:val="single" w:color="CCCCCC" w:sz="4"/>
+            </w:tcBorders>
+            <w:shd w:fill="FFFFFF" w:val="clear"/>
+            <w:tcMar>
+              <w:top w:type="dxa" w:w="80"/>
+              <w:left w:type="dxa" w:w="120"/>
+              <w:bottom w:type="dxa" w:w="80"/>
+              <w:right w:type="dxa" w:w="120"/>
+            </w:tcMar>
+          </w:tcPr>
+          <w:p>
+            <w:pPr>
+              <w:spacing w:before="0" w:after="0"/>
+            </w:pPr>
+            <w:r>
+              <w:rPr>
+                <w:rFonts w:ascii="BIZ UDPGothic" w:cs="BIZ UDPGothic" w:eastAsia="BIZ UDPGothic" w:hAnsi="BIZ UDPGothic"/>
+                <w:color w:val="404040"/>
+                <w:sz w:val="18"/>
+                <w:szCs w:val="18"/>
+              </w:rPr>
+              <w:t xml:space="preserve"/>
+            </w:r>
+          </w:p>
+        </w:tc>
+      </w:tr>
+      <w:tr>
+        <w:trPr>
+          <w:cantSplit/>
+        </w:trPr>
+        <w:tc>
+          <w:tcPr>
+            <w:tcW w:type="dxa" w:w="2376"/>
+            <w:tcBorders>
+              <w:top w:val="single" w:color="CCCCCC" w:sz="4"/>
+              <w:left w:val="single" w:color="CCCCCC" w:sz="4"/>
+              <w:bottom w:val="single" w:color="CCCCCC" w:sz="4"/>
+              <w:right w:val="single" w:color="CCCCCC" w:sz="4"/>
+            </w:tcBorders>
+            <w:shd w:fill="FFFFFF" w:val="clear"/>
+            <w:tcMar>
+              <w:top w:type="dxa" w:w="80"/>
+              <w:left w:type="dxa" w:w="120"/>
+              <w:bottom w:type="dxa" w:w="80"/>
+              <w:right w:type="dxa" w:w="120"/>
+            </w:tcMar>
+          </w:tcPr>
+          <w:p>
+            <w:pPr>
+              <w:spacing w:before="0" w:after="0"/>
+            </w:pPr>
+            <w:r>
+              <w:rPr>
+                <w:rFonts w:ascii="BIZ UDPGothic" w:cs="BIZ UDPGothic" w:eastAsia="BIZ UDPGothic" w:hAnsi="BIZ UDPGothic"/>
+                <w:color w:val="404040"/>
+                <w:sz w:val="18"/>
+                <w:szCs w:val="18"/>
+              </w:rPr>
+              <w:t xml:space="preserve">3</w:t>
+            </w:r>
+          </w:p>
+        </w:tc>
+        <w:tc>
+          <w:tcPr>
+            <w:tcW w:type="dxa" w:w="2376"/>
+            <w:tcBorders>
+              <w:top w:val="single" w:color="CCCCCC" w:sz="4"/>
+              <w:left w:val="single" w:color="CCCCCC" w:sz="4"/>
+              <w:bottom w:val="single" w:color="CCCCCC" w:sz="4"/>
+              <w:right w:val="single" w:color="CCCCCC" w:sz="4"/>
+            </w:tcBorders>
+            <w:shd w:fill="FFFFFF" w:val="clear"/>
+            <w:tcMar>
+              <w:top w:type="dxa" w:w="80"/>
+              <w:left w:type="dxa" w:w="120"/>
+              <w:bottom w:type="dxa" w:w="80"/>
+              <w:right w:type="dxa" w:w="120"/>
+            </w:tcMar>
+          </w:tcPr>
+          <w:p>
+            <w:pPr>
+              <w:spacing w:before="0" w:after="0"/>
+            </w:pPr>
+            <w:r>
+              <w:rPr>
+                <w:rFonts w:ascii="BIZ UDPGothic" w:cs="BIZ UDPGothic" w:eastAsia="BIZ UDPGothic" w:hAnsi="BIZ UDPGothic"/>
+                <w:color w:val="404040"/>
+                <w:sz w:val="18"/>
+                <w:szCs w:val="18"/>
+              </w:rPr>
+              <w:t xml:space="preserve">変更後にLambda・ バッチ処理が正常稼働することを確認 （EventBridge トリガー後のCloudWatchログを確認）</w:t>
+            </w:r>
+          </w:p>
+        </w:tc>
+        <w:tc>
+          <w:tcPr>
+            <w:tcW w:type="dxa" w:w="2376"/>
+            <w:tcBorders>
+              <w:top w:val="single" w:color="CCCCCC" w:sz="4"/>
+              <w:left w:val="single" w:color="CCCCCC" w:sz="4"/>
+              <w:bottom w:val="single" w:color="CCCCCC" w:sz="4"/>
+              <w:right w:val="single" w:color="CCCCCC" w:sz="4"/>
+            </w:tcBorders>
+            <w:shd w:fill="FFFFFF" w:val="clear"/>
+            <w:tcMar>
+              <w:top w:type="dxa" w:w="80"/>
+              <w:left w:type="dxa" w:w="120"/>
+              <w:bottom w:type="dxa" w:w="80"/>
+              <w:right w:type="dxa" w:w="120"/>
+            </w:tcMar>
+          </w:tcPr>
+          <w:p>
+            <w:pPr>
+              <w:spacing w:before="0" w:after="0"/>
+            </w:pPr>
+            <w:r>
+              <w:rPr>
+                <w:rFonts w:ascii="BIZ UDPGothic" w:cs="BIZ UDPGothic" w:eastAsia="BIZ UDPGothic" w:hAnsi="BIZ UDPGothic"/>
+                <w:color w:val="404040"/>
+                <w:sz w:val="18"/>
+                <w:szCs w:val="18"/>
+              </w:rPr>
+              <w:t xml:space="preserve">エラーログなし SUCCEEDED が出力される</w:t>
+            </w:r>
+          </w:p>
+        </w:tc>
+        <w:tc>
+          <w:tcPr>
+            <w:tcW w:type="dxa" w:w="2378"/>
+            <w:tcBorders>
+              <w:top w:val="single" w:color="CCCCCC" w:sz="4"/>
+              <w:left w:val="single" w:color="CCCCCC" w:sz="4"/>
+              <w:bottom w:val="single" w:color="CCCCCC" w:sz="4"/>
+              <w:right w:val="single" w:color="CCCCCC" w:sz="4"/>
+            </w:tcBorders>
+            <w:shd w:fill="FFFFFF" w:val="clear"/>
+            <w:tcMar>
+              <w:top w:type="dxa" w:w="80"/>
+              <w:left w:type="dxa" w:w="120"/>
+              <w:bottom w:type="dxa" w:w="80"/>
+              <w:right w:type="dxa" w:w="120"/>
+            </w:tcMar>
+          </w:tcPr>
+          <w:p>
+            <w:pPr>
+              <w:spacing w:before="0" w:after="0"/>
+            </w:pPr>
+            <w:r>
+              <w:rPr>
+                <w:rFonts w:ascii="BIZ UDPGothic" w:cs="BIZ UDPGothic" w:eastAsia="BIZ UDPGothic" w:hAnsi="BIZ UDPGothic"/>
+                <w:color w:val="404040"/>
+                <w:sz w:val="18"/>
+                <w:szCs w:val="18"/>
+              </w:rPr>
+              <w:t xml:space="preserve"/>
+            </w:r>
+          </w:p>
+        </w:tc>
+      </w:tr>
+      <w:tr>
+        <w:trPr>
+          <w:cantSplit/>
+        </w:trPr>
+        <w:tc>
+          <w:tcPr>
+            <w:tcW w:type="dxa" w:w="2376"/>
+            <w:tcBorders>
+              <w:top w:val="single" w:color="CCCCCC" w:sz="4"/>
+              <w:left w:val="single" w:color="CCCCCC" w:sz="4"/>
+              <w:bottom w:val="single" w:color="CCCCCC" w:sz="4"/>
+              <w:right w:val="single" w:color="CCCCCC" w:sz="4"/>
+            </w:tcBorders>
+            <w:shd w:fill="FFFFFF" w:val="clear"/>
+            <w:tcMar>
+              <w:top w:type="dxa" w:w="80"/>
+              <w:left w:type="dxa" w:w="120"/>
+              <w:bottom w:type="dxa" w:w="80"/>
+              <w:right w:type="dxa" w:w="120"/>
+            </w:tcMar>
+          </w:tcPr>
+          <w:p>
+            <w:pPr>
+              <w:spacing w:before="0" w:after="0"/>
+            </w:pPr>
+            <w:r>
+              <w:rPr>
+                <w:rFonts w:ascii="BIZ UDPGothic" w:cs="BIZ UDPGothic" w:eastAsia="BIZ UDPGothic" w:hAnsi="BIZ UDPGothic"/>
+                <w:color w:val="404040"/>
+                <w:sz w:val="18"/>
+                <w:szCs w:val="18"/>
+              </w:rPr>
+              <w:t xml:space="preserve">4</w:t>
+            </w:r>
+          </w:p>
+        </w:tc>
+        <w:tc>
+          <w:tcPr>
+            <w:tcW w:type="dxa" w:w="2376"/>
+            <w:tcBorders>
+              <w:top w:val="single" w:color="CCCCCC" w:sz="4"/>
+              <w:left w:val="single" w:color="CCCCCC" w:sz="4"/>
+              <w:bottom w:val="single" w:color="CCCCCC" w:sz="4"/>
+              <w:right w:val="single" w:color="CCCCCC" w:sz="4"/>
+            </w:tcBorders>
+            <w:shd w:fill="FFFFFF" w:val="clear"/>
+            <w:tcMar>
+              <w:top w:type="dxa" w:w="80"/>
+              <w:left w:type="dxa" w:w="120"/>
+              <w:bottom w:type="dxa" w:w="80"/>
+              <w:right w:type="dxa" w:w="120"/>
+            </w:tcMar>
+          </w:tcPr>
+          <w:p>
+            <w:pPr>
+              <w:spacing w:before="0" w:after="0"/>
+            </w:pPr>
+            <w:r>
+              <w:rPr>
+                <w:rFonts w:ascii="BIZ UDPGothic" w:cs="BIZ UDPGothic" w:eastAsia="BIZ UDPGothic" w:hAnsi="BIZ UDPGothic"/>
+                <w:color w:val="404040"/>
+                <w:sz w:val="18"/>
+                <w:szCs w:val="18"/>
+              </w:rPr>
+              <w:t xml:space="preserve">翌月 Cost Explorer で AWS/RDS のコストが削減されていることを確認</w:t>
+            </w:r>
+          </w:p>
+        </w:tc>
+        <w:tc>
+          <w:tcPr>
+            <w:tcW w:type="dxa" w:w="2376"/>
+            <w:tcBorders>
+              <w:top w:val="single" w:color="CCCCCC" w:sz="4"/>
+              <w:left w:val="single" w:color="CCCCCC" w:sz="4"/>
+              <w:bottom w:val="single" w:color="CCCCCC" w:sz="4"/>
+              <w:right w:val="single" w:color="CCCCCC" w:sz="4"/>
+            </w:tcBorders>
+            <w:shd w:fill="FFFFFF" w:val="clear"/>
+            <w:tcMar>
+              <w:top w:type="dxa" w:w="80"/>
+              <w:left w:type="dxa" w:w="120"/>
+              <w:bottom w:type="dxa" w:w="80"/>
+              <w:right w:type="dxa" w:w="120"/>
+            </w:tcMar>
+          </w:tcPr>
+          <w:p>
+            <w:pPr>
+              <w:spacing w:before="0" w:after="0"/>
+            </w:pPr>
+            <w:r>
+              <w:rPr>
+                <w:rFonts w:ascii="BIZ UDPGothic" w:cs="BIZ UDPGothic" w:eastAsia="BIZ UDPGothic" w:hAnsi="BIZ UDPGothic"/>
+                <w:color w:val="404040"/>
+                <w:sz w:val="18"/>
+                <w:szCs w:val="18"/>
+              </w:rPr>
+              <w:t xml:space="preserve">月額 \ ~\$1,204（現状比 -\$1,004）</w:t>
+            </w:r>
+          </w:p>
+        </w:tc>
+        <w:tc>
+          <w:tcPr>
+            <w:tcW w:type="dxa" w:w="2378"/>
+            <w:tcBorders>
+              <w:top w:val="single" w:color="CCCCCC" w:sz="4"/>
+              <w:left w:val="single" w:color="CCCCCC" w:sz="4"/>
+              <w:bottom w:val="single" w:color="CCCCCC" w:sz="4"/>
+              <w:right w:val="single" w:color="CCCCCC" w:sz="4"/>
+            </w:tcBorders>
+            <w:shd w:fill="FFFFFF" w:val="clear"/>
+            <w:tcMar>
+              <w:top w:type="dxa" w:w="80"/>
+              <w:left w:type="dxa" w:w="120"/>
+              <w:bottom w:type="dxa" w:w="80"/>
+              <w:right w:type="dxa" w:w="120"/>
+            </w:tcMar>
+          </w:tcPr>
+          <w:p>
+            <w:pPr>
+              <w:spacing w:before="0" w:after="0"/>
+            </w:pPr>
+            <w:r>
+              <w:rPr>
+                <w:rFonts w:ascii="BIZ UDPGothic" w:cs="BIZ UDPGothic" w:eastAsia="BIZ UDPGothic" w:hAnsi="BIZ UDPGothic"/>
+                <w:color w:val="404040"/>
+                <w:sz w:val="18"/>
+                <w:szCs w:val="18"/>
+              </w:rPr>
+              <w:t xml:space="preserve"/>
+            </w:r>
+          </w:p>
+        </w:tc>
+      </w:tr>
+      <w:tr>
+        <w:trPr>
+          <w:cantSplit/>
+        </w:trPr>
+        <w:tc>
+          <w:tcPr>
+            <w:tcW w:type="dxa" w:w="2376"/>
+            <w:tcBorders>
+              <w:top w:val="single" w:color="CCCCCC" w:sz="4"/>
+              <w:left w:val="single" w:color="CCCCCC" w:sz="4"/>
+              <w:bottom w:val="single" w:color="CCCCCC" w:sz="4"/>
+              <w:right w:val="single" w:color="CCCCCC" w:sz="4"/>
+            </w:tcBorders>
+            <w:shd w:fill="FFFFFF" w:val="clear"/>
+            <w:tcMar>
+              <w:top w:type="dxa" w:w="80"/>
+              <w:left w:type="dxa" w:w="120"/>
+              <w:bottom w:type="dxa" w:w="80"/>
+              <w:right w:type="dxa" w:w="120"/>
+            </w:tcMar>
+          </w:tcPr>
+          <w:p>
+            <w:pPr>
+              <w:spacing w:before="0" w:after="0"/>
+            </w:pPr>
+            <w:r>
+              <w:rPr>
+                <w:rFonts w:ascii="BIZ UDPGothic" w:cs="BIZ UDPGothic" w:eastAsia="BIZ UDPGothic" w:hAnsi="BIZ UDPGothic"/>
+                <w:color w:val="404040"/>
+                <w:sz w:val="18"/>
+                <w:szCs w:val="18"/>
+              </w:rPr>
+              <w:t xml:space="preserve">4</w:t>
+            </w:r>
+          </w:p>
+        </w:tc>
+        <w:tc>
+          <w:tcPr>
+            <w:tcW w:type="dxa" w:w="2376"/>
+            <w:tcBorders>
+              <w:top w:val="single" w:color="CCCCCC" w:sz="4"/>
+              <w:left w:val="single" w:color="CCCCCC" w:sz="4"/>
+              <w:bottom w:val="single" w:color="CCCCCC" w:sz="4"/>
+              <w:right w:val="single" w:color="CCCCCC" w:sz="4"/>
+            </w:tcBorders>
+            <w:shd w:fill="FFFFFF" w:val="clear"/>
+            <w:tcMar>
+              <w:top w:type="dxa" w:w="80"/>
+              <w:left w:type="dxa" w:w="120"/>
+              <w:bottom w:type="dxa" w:w="80"/>
+              <w:right w:type="dxa" w:w="120"/>
+            </w:tcMar>
+          </w:tcPr>
+          <w:p>
+            <w:pPr>
+              <w:spacing w:before="0" w:after="0"/>
+            </w:pPr>
+            <w:r>
+              <w:rPr>
+                <w:rFonts w:ascii="BIZ UDPGothic" w:cs="BIZ UDPGothic" w:eastAsia="BIZ UDPGothic" w:hAnsi="BIZ UDPGothic"/>
+                <w:color w:val="404040"/>
+                <w:sz w:val="18"/>
+                <w:szCs w:val="18"/>
+              </w:rPr>
+              <w:t xml:space="preserve">翌月 Cost Explorer で AWS/RDS のコストが削減されていることを確認</w:t>
+            </w:r>
+          </w:p>
+        </w:tc>
+        <w:tc>
+          <w:tcPr>
+            <w:tcW w:type="dxa" w:w="2376"/>
+            <w:tcBorders>
+              <w:top w:val="single" w:color="CCCCCC" w:sz="4"/>
+              <w:left w:val="single" w:color="CCCCCC" w:sz="4"/>
+              <w:bottom w:val="single" w:color="CCCCCC" w:sz="4"/>
+              <w:right w:val="single" w:color="CCCCCC" w:sz="4"/>
+            </w:tcBorders>
+            <w:shd w:fill="FFFFFF" w:val="clear"/>
+            <w:tcMar>
+              <w:top w:type="dxa" w:w="80"/>
+              <w:left w:type="dxa" w:w="120"/>
+              <w:bottom w:type="dxa" w:w="80"/>
+              <w:right w:type="dxa" w:w="120"/>
+            </w:tcMar>
+          </w:tcPr>
+          <w:p>
+            <w:pPr>
+              <w:spacing w:before="0" w:after="0"/>
+            </w:pPr>
+            <w:r>
+              <w:rPr>
+                <w:rFonts w:ascii="BIZ UDPGothic" w:cs="BIZ UDPGothic" w:eastAsia="BIZ UDPGothic" w:hAnsi="BIZ UDPGothic"/>
+                <w:color w:val="404040"/>
+                <w:sz w:val="18"/>
+                <w:szCs w:val="18"/>
+              </w:rPr>
+              <w:t xml:space="preserve">月額 \ ~\$1,204（現状比 -\$1,004）</w:t>
+            </w:r>
+          </w:p>
+        </w:tc>
+        <w:tc>
+          <w:tcPr>
+            <w:tcW w:type="dxa" w:w="2378"/>
+            <w:tcBorders>
+              <w:top w:val="single" w:color="CCCCCC" w:sz="4"/>
+              <w:left w:val="single" w:color="CCCCCC" w:sz="4"/>
+              <w:bottom w:val="single" w:color="CCCCCC" w:sz="4"/>
+              <w:right w:val="single" w:color="CCCCCC" w:sz="4"/>
+            </w:tcBorders>
+            <w:shd w:fill="FFFFFF" w:val="clear"/>
+            <w:tcMar>
+              <w:top w:type="dxa" w:w="80"/>
+              <w:left w:type="dxa" w:w="120"/>
+              <w:bottom w:type="dxa" w:w="80"/>
+              <w:right w:type="dxa" w:w="120"/>
+            </w:tcMar>
+          </w:tcPr>
+          <w:p>
+            <w:pPr>
+              <w:spacing w:before="0" w:after="0"/>
+            </w:pPr>
+            <w:r>
+              <w:rPr>
+                <w:rFonts w:ascii="BIZ UDPGothic" w:cs="BIZ UDPGothic" w:eastAsia="BIZ UDPGothic" w:hAnsi="BIZ UDPGothic"/>
+                <w:color w:val="404040"/>
+                <w:sz w:val="18"/>
+                <w:szCs w:val="18"/>
+              </w:rPr>
+              <w:t xml:space="preserve"/>
+            </w:r>
+          </w:p>
+        </w:tc>
+      </w:tr>
+    </w:tbl>
+    <w:p>
+      <w:pPr>
+        <w:spacing w:before="100" w:after="100"/>
+      </w:pPr>
+      <w:r>
+        <w:rPr>
+          <w:rFonts w:ascii="BIZ UDPGothic" w:cs="BIZ UDPGothic" w:eastAsia="BIZ UDPGothic" w:hAnsi="BIZ UDPGothic"/>
+          <w:color w:val="404040"/>
+          <w:sz w:val="18"/>
+          <w:szCs w:val="18"/>
+        </w:rPr>
+        <w:t xml:space="preserve">→ 全テスト完了後、結果欄（OK</w:t>
+      </w:r>
+      <w:r>
+        <w:br/>
+      </w:r>
+      <w:r>
+        <w:rPr>
+          <w:rFonts w:ascii="BIZ UDPGothic" w:cs="BIZ UDPGothic" w:eastAsia="BIZ UDPGothic" w:hAnsi="BIZ UDPGothic"/>
+          <w:i/>
+          <w:iCs/>
+          <w:color w:val="777777"/>
+          <w:sz w:val="16"/>
+          <w:szCs w:val="16"/>
+        </w:rPr>
+        <w:t xml:space="preserve">/ NG）を記入して Thanh Nguyên</w:t>
+      </w:r>
+    </w:p>
+    <w:p>
+      <w:pPr>
+        <w:spacing w:before="100" w:after="100"/>
+      </w:pPr>
+      <w:r>
+        <w:rPr>
+          <w:rFonts w:ascii="BIZ UDPGothic" w:cs="BIZ UDPGothic" w:eastAsia="BIZ UDPGothic" w:hAnsi="BIZ UDPGothic"/>
+          <w:color w:val="404040"/>
+          <w:sz w:val="18"/>
+          <w:szCs w:val="18"/>
+        </w:rPr>
+        <w:t xml:space="preserve">へ提出すること。 *→ Sau khi hoàn thành toàn bộ kiểm thử, điền kết quả</w:t>
+      </w:r>
+    </w:p>
+    <w:p>
+      <w:pPr>
+        <w:spacing w:before="100" w:after="100"/>
+      </w:pPr>
+      <w:r>
+        <w:rPr>
+          <w:rFonts w:ascii="BIZ UDPGothic" w:cs="BIZ UDPGothic" w:eastAsia="BIZ UDPGothic" w:hAnsi="BIZ UDPGothic"/>
+          <w:color w:val="404040"/>
+          <w:sz w:val="18"/>
+          <w:szCs w:val="18"/>
+        </w:rPr>
+        <w:t xml:space="preserve">(OK</w:t>
+      </w:r>
+      <w:r>
+        <w:br/>
+      </w:r>
+      <w:r>
+        <w:rPr>
+          <w:rFonts w:ascii="BIZ UDPGothic" w:cs="BIZ UDPGothic" w:eastAsia="BIZ UDPGothic" w:hAnsi="BIZ UDPGothic"/>
+          <w:i/>
+          <w:iCs/>
+          <w:color w:val="777777"/>
+          <w:sz w:val="16"/>
+          <w:szCs w:val="16"/>
+        </w:rPr>
+        <w:t xml:space="preserve">/ NG) và nộp cho Thanh Nguyên.</w:t>
+      </w:r>
+    </w:p>
+    <w:p>
+      <w:pPr>
+        <w:pBdr>
+          <w:left w:val="thick" w:color="C8102E" w:sz="20" w:space="6"/>
+        </w:pBdr>
+        <w:spacing w:before="280" w:after="100"/>
+      </w:pPr>
+      <w:r>
+        <w:rPr>
+          <w:rFonts w:ascii="BIZ UDPGothic" w:cs="BIZ UDPGothic" w:eastAsia="BIZ UDPGothic" w:hAnsi="BIZ UDPGothic"/>
+          <w:b/>
+          <w:bCs/>
+          <w:color w:val="C8102E"/>
+          <w:sz w:val="24"/>
+          <w:szCs w:val="24"/>
+        </w:rPr>
+        <w:t xml:space="preserve">■ 6. 切り戻し手順** *6.</w:t>
+      </w:r>
+      <w:r>
+        <w:br/>
+      </w:r>
+      <w:r>
+        <w:rPr>
+          <w:rFonts w:ascii="BIZ UDPGothic" w:cs="BIZ UDPGothic" w:eastAsia="BIZ UDPGothic" w:hAnsi="BIZ UDPGothic"/>
+          <w:i/>
+          <w:iCs/>
+          <w:color w:val="AA3344"/>
+          <w:sz w:val="17"/>
+          <w:szCs w:val="17"/>
+        </w:rPr>
+        <w:t xml:space="preserve">　Quy</w:t>
+      </w:r>
+    </w:p>
+    <w:p>
+      <w:pPr>
+        <w:pBdr>
+          <w:left w:val="thick" w:color="C8102E" w:sz="20" w:space="6"/>
+        </w:pBdr>
+        <w:spacing w:before="280" w:after="100"/>
+      </w:pPr>
+      <w:r>
+        <w:rPr>
+          <w:rFonts w:ascii="BIZ UDPGothic" w:cs="BIZ UDPGothic" w:eastAsia="BIZ UDPGothic" w:hAnsi="BIZ UDPGothic"/>
+          <w:b/>
+          <w:bCs/>
+          <w:color w:val="C8102E"/>
+          <w:sz w:val="24"/>
+          <w:szCs w:val="24"/>
+        </w:rPr>
+        <w:t xml:space="preserve">■ コマンド（CloudShell）** *Lệnh (CloudShell)*</w:t>
+      </w:r>
+      <w:r>
+        <w:br/>
+      </w:r>
+      <w:r>
+        <w:rPr>
+          <w:rFonts w:ascii="BIZ UDPGothic" w:cs="BIZ UDPGothic" w:eastAsia="BIZ UDPGothic" w:hAnsi="BIZ UDPGothic"/>
+          <w:i/>
+          <w:iCs/>
+          <w:color w:val="AA3344"/>
+          <w:sz w:val="17"/>
+          <w:szCs w:val="17"/>
+        </w:rPr>
+        <w:t xml:space="preserve">　</w:t>
       </w:r>
     </w:p>
     <w:p>

--- a/40_AWS/05_改修資料/KSM_AWS_MOD_006_改修指示書_RDSコスト削減_ja_vi.docx
+++ b/40_AWS/05_改修資料/KSM_AWS_MOD_006_改修指示書_RDSコスト削減_ja_vi.docx
@@ -4308,6 +4308,1422 @@
         <w:t xml:space="preserve">　</w:t>
       </w:r>
     </w:p>
+    <w:p>
+      <w:pPr>
+        <w:pBdr>
+          <w:left w:val="thick" w:color="C8102E" w:sz="20" w:space="6"/>
+        </w:pBdr>
+        <w:spacing w:before="280" w:after="100"/>
+      </w:pPr>
+      <w:r>
+        <w:rPr>
+          <w:rFonts w:ascii="BIZ UDPGothic" w:cs="BIZ UDPGothic" w:eastAsia="BIZ UDPGothic" w:hAnsi="BIZ UDPGothic"/>
+          <w:b/>
+          <w:bCs/>
+          <w:color w:val="C8102E"/>
+          <w:sz w:val="24"/>
+          <w:szCs w:val="24"/>
+        </w:rPr>
+        <w:t xml:space="preserve">■ デプロイ時確認・注意事項</w:t>
+      </w:r>
+      <w:r>
+        <w:br/>
+      </w:r>
+      <w:r>
+        <w:rPr>
+          <w:rFonts w:ascii="BIZ UDPGothic" w:cs="BIZ UDPGothic" w:eastAsia="BIZ UDPGothic" w:hAnsi="BIZ UDPGothic"/>
+          <w:i/>
+          <w:iCs/>
+          <w:color w:val="AA3344"/>
+          <w:sz w:val="17"/>
+          <w:szCs w:val="17"/>
+        </w:rPr>
+        <w:t xml:space="preserve">　Lưu Ý &amp; Xác Nhận Khi Triển Khai</w:t>
+      </w:r>
+    </w:p>
+    <w:p>
+      <w:pPr>
+        <w:spacing w:before="100" w:after="100"/>
+      </w:pPr>
+      <w:r>
+        <w:rPr>
+          <w:rFonts w:ascii="BIZ UDPGothic" w:cs="BIZ UDPGothic" w:eastAsia="BIZ UDPGothic" w:hAnsi="BIZ UDPGothic"/>
+          <w:color w:val="404040"/>
+          <w:sz w:val="18"/>
+          <w:szCs w:val="18"/>
+        </w:rPr>
+        <w:t xml:space="preserve">本改修のデプロイにあたり、以下の8項目を事前・事後に確認すること。</w:t>
+      </w:r>
+      <w:r>
+        <w:br/>
+      </w:r>
+      <w:r>
+        <w:rPr>
+          <w:rFonts w:ascii="BIZ UDPGothic" w:cs="BIZ UDPGothic" w:eastAsia="BIZ UDPGothic" w:hAnsi="BIZ UDPGothic"/>
+          <w:i/>
+          <w:iCs/>
+          <w:color w:val="777777"/>
+          <w:sz w:val="16"/>
+          <w:szCs w:val="16"/>
+        </w:rPr>
+        <w:t xml:space="preserve">/ Khi triển khai sửa đổi này, cần xác nhận 8 hạng mục dưới đây trước và sau khi deploy.</w:t>
+      </w:r>
+    </w:p>
+    <w:tbl>
+      <w:tblPr>
+        <w:tblW w:type="dxa" w:w="9506"/>
+        <w:tblBorders>
+          <w:top w:val="single" w:color="CCCCCC" w:sz="4"/>
+          <w:left w:val="single" w:color="CCCCCC" w:sz="4"/>
+          <w:bottom w:val="single" w:color="CCCCCC" w:sz="4"/>
+          <w:right w:val="single" w:color="CCCCCC" w:sz="4"/>
+          <w:insideH w:val="single" w:color="auto" w:sz="4"/>
+          <w:insideV w:val="single" w:color="auto" w:sz="4"/>
+        </w:tblBorders>
+      </w:tblPr>
+      <w:tblGrid>
+        <w:gridCol w:w="400"/>
+        <w:gridCol w:w="2200"/>
+        <w:gridCol w:w="6906"/>
+      </w:tblGrid>
+      <w:tr>
+        <w:trPr>
+          <w:cantSplit/>
+          <w:tblHeader/>
+        </w:trPr>
+        <w:tc>
+          <w:tcPr>
+            <w:tcW w:type="dxa" w:w="400"/>
+            <w:tcBorders>
+              <w:top w:val="single" w:color="CCCCCC" w:sz="4"/>
+              <w:left w:val="single" w:color="CCCCCC" w:sz="4"/>
+              <w:bottom w:val="single" w:color="CCCCCC" w:sz="4"/>
+              <w:right w:val="single" w:color="CCCCCC" w:sz="4"/>
+            </w:tcBorders>
+            <w:shd w:fill="E8E8E8" w:val="clear"/>
+            <w:tcMar>
+              <w:top w:type="dxa" w:w="80"/>
+              <w:left w:type="dxa" w:w="120"/>
+              <w:bottom w:type="dxa" w:w="80"/>
+              <w:right w:type="dxa" w:w="120"/>
+            </w:tcMar>
+            <w:vAlign w:val="center"/>
+          </w:tcPr>
+          <w:p>
+            <w:pPr>
+              <w:jc w:val="center"/>
+            </w:pPr>
+            <w:r>
+              <w:rPr>
+                <w:rFonts w:ascii="BIZ UDPGothic" w:cs="BIZ UDPGothic" w:eastAsia="BIZ UDPGothic" w:hAnsi="BIZ UDPGothic"/>
+                <w:b/>
+                <w:bCs/>
+                <w:color w:val="000000"/>
+                <w:sz w:val="18"/>
+                <w:szCs w:val="18"/>
+              </w:rPr>
+              <w:t xml:space="preserve">No.</w:t>
+            </w:r>
+          </w:p>
+        </w:tc>
+        <w:tc>
+          <w:tcPr>
+            <w:tcW w:type="dxa" w:w="2200"/>
+            <w:tcBorders>
+              <w:top w:val="single" w:color="CCCCCC" w:sz="4"/>
+              <w:left w:val="single" w:color="CCCCCC" w:sz="4"/>
+              <w:bottom w:val="single" w:color="CCCCCC" w:sz="4"/>
+              <w:right w:val="single" w:color="CCCCCC" w:sz="4"/>
+            </w:tcBorders>
+            <w:shd w:fill="E8E8E8" w:val="clear"/>
+            <w:tcMar>
+              <w:top w:type="dxa" w:w="80"/>
+              <w:left w:type="dxa" w:w="120"/>
+              <w:bottom w:type="dxa" w:w="80"/>
+              <w:right w:type="dxa" w:w="120"/>
+            </w:tcMar>
+            <w:vAlign w:val="center"/>
+          </w:tcPr>
+          <w:p>
+            <w:pPr>
+              <w:jc w:val="left"/>
+            </w:pPr>
+            <w:r>
+              <w:rPr>
+                <w:rFonts w:ascii="BIZ UDPGothic" w:cs="BIZ UDPGothic" w:eastAsia="BIZ UDPGothic" w:hAnsi="BIZ UDPGothic"/>
+                <w:b/>
+                <w:bCs/>
+                <w:color w:val="000000"/>
+                <w:sz w:val="18"/>
+                <w:szCs w:val="18"/>
+              </w:rPr>
+              <w:t xml:space="preserve">項目</w:t>
+            </w:r>
+            <w:r>
+              <w:rPr>
+                <w:rFonts w:ascii="BIZ UDPGothic" w:cs="BIZ UDPGothic" w:eastAsia="BIZ UDPGothic" w:hAnsi="BIZ UDPGothic"/>
+                <w:i/>
+                <w:iCs/>
+                <w:color w:val="888888"/>
+                <w:sz w:val="16"/>
+                <w:szCs w:val="16"/>
+              </w:rPr>
+              <w:t xml:space="preserve"> / </w:t>
+            </w:r>
+            <w:r>
+              <w:rPr>
+                <w:rFonts w:ascii="BIZ UDPGothic" w:cs="BIZ UDPGothic" w:eastAsia="BIZ UDPGothic" w:hAnsi="BIZ UDPGothic"/>
+                <w:i/>
+                <w:iCs/>
+                <w:color w:val="888888"/>
+                <w:sz w:val="16"/>
+                <w:szCs w:val="16"/>
+              </w:rPr>
+              <w:t xml:space="preserve">Hạng mục</w:t>
+            </w:r>
+          </w:p>
+        </w:tc>
+        <w:tc>
+          <w:tcPr>
+            <w:tcW w:type="dxa" w:w="6906"/>
+            <w:tcBorders>
+              <w:top w:val="single" w:color="CCCCCC" w:sz="4"/>
+              <w:left w:val="single" w:color="CCCCCC" w:sz="4"/>
+              <w:bottom w:val="single" w:color="CCCCCC" w:sz="4"/>
+              <w:right w:val="single" w:color="CCCCCC" w:sz="4"/>
+            </w:tcBorders>
+            <w:shd w:fill="E8E8E8" w:val="clear"/>
+            <w:tcMar>
+              <w:top w:type="dxa" w:w="80"/>
+              <w:left w:type="dxa" w:w="120"/>
+              <w:bottom w:type="dxa" w:w="80"/>
+              <w:right w:type="dxa" w:w="120"/>
+            </w:tcMar>
+            <w:vAlign w:val="center"/>
+          </w:tcPr>
+          <w:p>
+            <w:pPr>
+              <w:jc w:val="left"/>
+            </w:pPr>
+            <w:r>
+              <w:rPr>
+                <w:rFonts w:ascii="BIZ UDPGothic" w:cs="BIZ UDPGothic" w:eastAsia="BIZ UDPGothic" w:hAnsi="BIZ UDPGothic"/>
+                <w:b/>
+                <w:bCs/>
+                <w:color w:val="000000"/>
+                <w:sz w:val="18"/>
+                <w:szCs w:val="18"/>
+              </w:rPr>
+              <w:t xml:space="preserve">確認・注意事項</w:t>
+            </w:r>
+            <w:r>
+              <w:rPr>
+                <w:rFonts w:ascii="BIZ UDPGothic" w:cs="BIZ UDPGothic" w:eastAsia="BIZ UDPGothic" w:hAnsi="BIZ UDPGothic"/>
+                <w:i/>
+                <w:iCs/>
+                <w:color w:val="888888"/>
+                <w:sz w:val="16"/>
+                <w:szCs w:val="16"/>
+              </w:rPr>
+              <w:t xml:space="preserve"> / </w:t>
+            </w:r>
+            <w:r>
+              <w:rPr>
+                <w:rFonts w:ascii="BIZ UDPGothic" w:cs="BIZ UDPGothic" w:eastAsia="BIZ UDPGothic" w:hAnsi="BIZ UDPGothic"/>
+                <w:i/>
+                <w:iCs/>
+                <w:color w:val="888888"/>
+                <w:sz w:val="16"/>
+                <w:szCs w:val="16"/>
+              </w:rPr>
+              <w:t xml:space="preserve">Xác nhận &amp; Lưu ý</w:t>
+            </w:r>
+          </w:p>
+        </w:tc>
+      </w:tr>
+      <w:tr>
+        <w:trPr>
+          <w:cantSplit/>
+        </w:trPr>
+        <w:tc>
+          <w:tcPr>
+            <w:tcW w:type="dxa" w:w="400"/>
+            <w:tcBorders>
+              <w:top w:val="single" w:color="CCCCCC" w:sz="4"/>
+              <w:left w:val="single" w:color="CCCCCC" w:sz="4"/>
+              <w:bottom w:val="single" w:color="CCCCCC" w:sz="4"/>
+              <w:right w:val="single" w:color="CCCCCC" w:sz="4"/>
+            </w:tcBorders>
+            <w:shd w:fill="FFFFFF" w:val="clear"/>
+            <w:tcMar>
+              <w:top w:type="dxa" w:w="80"/>
+              <w:left w:type="dxa" w:w="120"/>
+              <w:bottom w:type="dxa" w:w="80"/>
+              <w:right w:type="dxa" w:w="120"/>
+            </w:tcMar>
+            <w:vAlign w:val="center"/>
+          </w:tcPr>
+          <w:p>
+            <w:pPr>
+              <w:jc w:val="center"/>
+            </w:pPr>
+            <w:r>
+              <w:rPr>
+                <w:rFonts w:ascii="BIZ UDPGothic" w:cs="BIZ UDPGothic" w:eastAsia="BIZ UDPGothic" w:hAnsi="BIZ UDPGothic"/>
+                <w:b w:val="false"/>
+                <w:bCs w:val="false"/>
+                <w:color w:val="404040"/>
+                <w:sz w:val="18"/>
+                <w:szCs w:val="18"/>
+              </w:rPr>
+              <w:t xml:space="preserve">1</w:t>
+            </w:r>
+          </w:p>
+        </w:tc>
+        <w:tc>
+          <w:tcPr>
+            <w:tcW w:type="dxa" w:w="2200"/>
+            <w:tcBorders>
+              <w:top w:val="single" w:color="CCCCCC" w:sz="4"/>
+              <w:left w:val="single" w:color="CCCCCC" w:sz="4"/>
+              <w:bottom w:val="single" w:color="CCCCCC" w:sz="4"/>
+              <w:right w:val="single" w:color="CCCCCC" w:sz="4"/>
+            </w:tcBorders>
+            <w:shd w:fill="FFFFFF" w:val="clear"/>
+            <w:tcMar>
+              <w:top w:type="dxa" w:w="80"/>
+              <w:left w:type="dxa" w:w="120"/>
+              <w:bottom w:type="dxa" w:w="80"/>
+              <w:right w:type="dxa" w:w="120"/>
+            </w:tcMar>
+          </w:tcPr>
+          <w:p>
+            <w:pPr>
+              <w:spacing w:before="0" w:after="0"/>
+            </w:pPr>
+            <w:r>
+              <w:rPr>
+                <w:rFonts w:ascii="BIZ UDPGothic" w:cs="BIZ UDPGothic" w:eastAsia="BIZ UDPGothic" w:hAnsi="BIZ UDPGothic"/>
+                <w:color w:val="404040"/>
+                <w:sz w:val="18"/>
+                <w:szCs w:val="18"/>
+              </w:rPr>
+              <w:t xml:space="preserve">[事前] ロールバック計画</w:t>
+            </w:r>
+          </w:p>
+          <w:p>
+            <w:pPr>
+              <w:spacing w:before="0" w:after="0"/>
+            </w:pPr>
+            <w:r>
+              <w:rPr>
+                <w:rFonts w:ascii="BIZ UDPGothic" w:cs="BIZ UDPGothic" w:eastAsia="BIZ UDPGothic" w:hAnsi="BIZ UDPGothic"/>
+                <w:color w:val="404040"/>
+                <w:sz w:val="18"/>
+                <w:szCs w:val="18"/>
+              </w:rPr>
+              <w:t xml:space="preserve">/ Kế hoạch rollback</w:t>
+            </w:r>
+          </w:p>
+        </w:tc>
+        <w:tc>
+          <w:tcPr>
+            <w:tcW w:type="dxa" w:w="6906"/>
+            <w:tcBorders>
+              <w:top w:val="single" w:color="CCCCCC" w:sz="4"/>
+              <w:left w:val="single" w:color="CCCCCC" w:sz="4"/>
+              <w:bottom w:val="single" w:color="CCCCCC" w:sz="4"/>
+              <w:right w:val="single" w:color="CCCCCC" w:sz="4"/>
+            </w:tcBorders>
+            <w:shd w:fill="FFFFFF" w:val="clear"/>
+            <w:tcMar>
+              <w:top w:type="dxa" w:w="80"/>
+              <w:left w:type="dxa" w:w="120"/>
+              <w:bottom w:type="dxa" w:w="80"/>
+              <w:right w:type="dxa" w:w="120"/>
+            </w:tcMar>
+          </w:tcPr>
+          <w:p>
+            <w:pPr>
+              <w:spacing w:before="0" w:after="0"/>
+            </w:pPr>
+            <w:r>
+              <w:rPr>
+                <w:rFonts w:ascii="BIZ UDPGothic" w:cs="BIZ UDPGothic" w:eastAsia="BIZ UDPGothic" w:hAnsi="BIZ UDPGothic"/>
+                <w:color w:val="404040"/>
+                <w:sz w:val="18"/>
+                <w:szCs w:val="18"/>
+              </w:rPr>
+              <w:t xml:space="preserve">インスタンスクラスを元に戻す</w:t>
+            </w:r>
+          </w:p>
+          <w:p>
+            <w:pPr>
+              <w:spacing w:before="0" w:after="0"/>
+            </w:pPr>
+            <w:r>
+              <w:rPr>
+                <w:rFonts w:ascii="BIZ UDPGothic" w:cs="BIZ UDPGothic" w:eastAsia="BIZ UDPGothic" w:hAnsi="BIZ UDPGothic"/>
+                <w:color w:val="404040"/>
+                <w:sz w:val="18"/>
+                <w:szCs w:val="18"/>
+              </w:rPr>
+              <w:t xml:space="preserve">aws rds modify-db-instance --db-instance-identifier &lt;ID&gt; --db-instance-class &lt;旧クラス&gt; --apply-immediately</w:t>
+            </w:r>
+          </w:p>
+        </w:tc>
+      </w:tr>
+      <w:tr>
+        <w:trPr>
+          <w:cantSplit/>
+        </w:trPr>
+        <w:tc>
+          <w:tcPr>
+            <w:tcW w:type="dxa" w:w="400"/>
+            <w:tcBorders>
+              <w:top w:val="single" w:color="CCCCCC" w:sz="4"/>
+              <w:left w:val="single" w:color="CCCCCC" w:sz="4"/>
+              <w:bottom w:val="single" w:color="CCCCCC" w:sz="4"/>
+              <w:right w:val="single" w:color="CCCCCC" w:sz="4"/>
+            </w:tcBorders>
+            <w:shd w:fill="FFFFFF" w:val="clear"/>
+            <w:tcMar>
+              <w:top w:type="dxa" w:w="80"/>
+              <w:left w:type="dxa" w:w="120"/>
+              <w:bottom w:type="dxa" w:w="80"/>
+              <w:right w:type="dxa" w:w="120"/>
+            </w:tcMar>
+            <w:vAlign w:val="center"/>
+          </w:tcPr>
+          <w:p>
+            <w:pPr>
+              <w:jc w:val="center"/>
+            </w:pPr>
+            <w:r>
+              <w:rPr>
+                <w:rFonts w:ascii="BIZ UDPGothic" w:cs="BIZ UDPGothic" w:eastAsia="BIZ UDPGothic" w:hAnsi="BIZ UDPGothic"/>
+                <w:b w:val="false"/>
+                <w:bCs w:val="false"/>
+                <w:color w:val="404040"/>
+                <w:sz w:val="18"/>
+                <w:szCs w:val="18"/>
+              </w:rPr>
+              <w:t xml:space="preserve">2</w:t>
+            </w:r>
+          </w:p>
+        </w:tc>
+        <w:tc>
+          <w:tcPr>
+            <w:tcW w:type="dxa" w:w="2200"/>
+            <w:tcBorders>
+              <w:top w:val="single" w:color="CCCCCC" w:sz="4"/>
+              <w:left w:val="single" w:color="CCCCCC" w:sz="4"/>
+              <w:bottom w:val="single" w:color="CCCCCC" w:sz="4"/>
+              <w:right w:val="single" w:color="CCCCCC" w:sz="4"/>
+            </w:tcBorders>
+            <w:shd w:fill="FFFFFF" w:val="clear"/>
+            <w:tcMar>
+              <w:top w:type="dxa" w:w="80"/>
+              <w:left w:type="dxa" w:w="120"/>
+              <w:bottom w:type="dxa" w:w="80"/>
+              <w:right w:type="dxa" w:w="120"/>
+            </w:tcMar>
+          </w:tcPr>
+          <w:p>
+            <w:pPr>
+              <w:spacing w:before="0" w:after="0"/>
+            </w:pPr>
+            <w:r>
+              <w:rPr>
+                <w:rFonts w:ascii="BIZ UDPGothic" w:cs="BIZ UDPGothic" w:eastAsia="BIZ UDPGothic" w:hAnsi="BIZ UDPGothic"/>
+                <w:color w:val="404040"/>
+                <w:sz w:val="18"/>
+                <w:szCs w:val="18"/>
+              </w:rPr>
+              <w:t xml:space="preserve">[事前] データバックアップ</w:t>
+            </w:r>
+          </w:p>
+          <w:p>
+            <w:pPr>
+              <w:spacing w:before="0" w:after="0"/>
+            </w:pPr>
+            <w:r>
+              <w:rPr>
+                <w:rFonts w:ascii="BIZ UDPGothic" w:cs="BIZ UDPGothic" w:eastAsia="BIZ UDPGothic" w:hAnsi="BIZ UDPGothic"/>
+                <w:color w:val="404040"/>
+                <w:sz w:val="18"/>
+                <w:szCs w:val="18"/>
+              </w:rPr>
+              <w:t xml:space="preserve">/ Sao lưu dữ liệu</w:t>
+            </w:r>
+          </w:p>
+        </w:tc>
+        <w:tc>
+          <w:tcPr>
+            <w:tcW w:type="dxa" w:w="6906"/>
+            <w:tcBorders>
+              <w:top w:val="single" w:color="CCCCCC" w:sz="4"/>
+              <w:left w:val="single" w:color="CCCCCC" w:sz="4"/>
+              <w:bottom w:val="single" w:color="CCCCCC" w:sz="4"/>
+              <w:right w:val="single" w:color="CCCCCC" w:sz="4"/>
+            </w:tcBorders>
+            <w:shd w:fill="FFFFFF" w:val="clear"/>
+            <w:tcMar>
+              <w:top w:type="dxa" w:w="80"/>
+              <w:left w:type="dxa" w:w="120"/>
+              <w:bottom w:type="dxa" w:w="80"/>
+              <w:right w:type="dxa" w:w="120"/>
+            </w:tcMar>
+          </w:tcPr>
+          <w:p>
+            <w:pPr>
+              <w:spacing w:before="0" w:after="0"/>
+            </w:pPr>
+            <w:r>
+              <w:rPr>
+                <w:rFonts w:ascii="BIZ UDPGothic" w:cs="BIZ UDPGothic" w:eastAsia="BIZ UDPGothic" w:hAnsi="BIZ UDPGothic"/>
+                <w:color w:val="404040"/>
+                <w:sz w:val="18"/>
+                <w:szCs w:val="18"/>
+              </w:rPr>
+              <w:t xml:space="preserve">不要（インスタンスクラス変更のみ。データは変更されない）</w:t>
+            </w:r>
+          </w:p>
+          <w:p>
+            <w:pPr>
+              <w:spacing w:before="0" w:after="0"/>
+            </w:pPr>
+            <w:r>
+              <w:rPr>
+                <w:rFonts w:ascii="BIZ UDPGothic" w:cs="BIZ UDPGothic" w:eastAsia="BIZ UDPGothic" w:hAnsi="BIZ UDPGothic"/>
+                <w:color w:val="404040"/>
+                <w:sz w:val="18"/>
+                <w:szCs w:val="18"/>
+              </w:rPr>
+              <w:t xml:space="preserve">※ 変更前に自動スナップショットが取得されることを確認</w:t>
+            </w:r>
+          </w:p>
+        </w:tc>
+      </w:tr>
+      <w:tr>
+        <w:trPr>
+          <w:cantSplit/>
+        </w:trPr>
+        <w:tc>
+          <w:tcPr>
+            <w:tcW w:type="dxa" w:w="400"/>
+            <w:tcBorders>
+              <w:top w:val="single" w:color="CCCCCC" w:sz="4"/>
+              <w:left w:val="single" w:color="CCCCCC" w:sz="4"/>
+              <w:bottom w:val="single" w:color="CCCCCC" w:sz="4"/>
+              <w:right w:val="single" w:color="CCCCCC" w:sz="4"/>
+            </w:tcBorders>
+            <w:shd w:fill="FFFFFF" w:val="clear"/>
+            <w:tcMar>
+              <w:top w:type="dxa" w:w="80"/>
+              <w:left w:type="dxa" w:w="120"/>
+              <w:bottom w:type="dxa" w:w="80"/>
+              <w:right w:type="dxa" w:w="120"/>
+            </w:tcMar>
+            <w:vAlign w:val="center"/>
+          </w:tcPr>
+          <w:p>
+            <w:pPr>
+              <w:jc w:val="center"/>
+            </w:pPr>
+            <w:r>
+              <w:rPr>
+                <w:rFonts w:ascii="BIZ UDPGothic" w:cs="BIZ UDPGothic" w:eastAsia="BIZ UDPGothic" w:hAnsi="BIZ UDPGothic"/>
+                <w:b w:val="false"/>
+                <w:bCs w:val="false"/>
+                <w:color w:val="404040"/>
+                <w:sz w:val="18"/>
+                <w:szCs w:val="18"/>
+              </w:rPr>
+              <w:t xml:space="preserve">3</w:t>
+            </w:r>
+          </w:p>
+        </w:tc>
+        <w:tc>
+          <w:tcPr>
+            <w:tcW w:type="dxa" w:w="2200"/>
+            <w:tcBorders>
+              <w:top w:val="single" w:color="CCCCCC" w:sz="4"/>
+              <w:left w:val="single" w:color="CCCCCC" w:sz="4"/>
+              <w:bottom w:val="single" w:color="CCCCCC" w:sz="4"/>
+              <w:right w:val="single" w:color="CCCCCC" w:sz="4"/>
+            </w:tcBorders>
+            <w:shd w:fill="FFFFFF" w:val="clear"/>
+            <w:tcMar>
+              <w:top w:type="dxa" w:w="80"/>
+              <w:left w:type="dxa" w:w="120"/>
+              <w:bottom w:type="dxa" w:w="80"/>
+              <w:right w:type="dxa" w:w="120"/>
+            </w:tcMar>
+          </w:tcPr>
+          <w:p>
+            <w:pPr>
+              <w:spacing w:before="0" w:after="0"/>
+            </w:pPr>
+            <w:r>
+              <w:rPr>
+                <w:rFonts w:ascii="BIZ UDPGothic" w:cs="BIZ UDPGothic" w:eastAsia="BIZ UDPGothic" w:hAnsi="BIZ UDPGothic"/>
+                <w:color w:val="404040"/>
+                <w:sz w:val="18"/>
+                <w:szCs w:val="18"/>
+              </w:rPr>
+              <w:t xml:space="preserve">[事前] AWS事前作業確認</w:t>
+            </w:r>
+          </w:p>
+          <w:p>
+            <w:pPr>
+              <w:spacing w:before="0" w:after="0"/>
+            </w:pPr>
+            <w:r>
+              <w:rPr>
+                <w:rFonts w:ascii="BIZ UDPGothic" w:cs="BIZ UDPGothic" w:eastAsia="BIZ UDPGothic" w:hAnsi="BIZ UDPGothic"/>
+                <w:color w:val="404040"/>
+                <w:sz w:val="18"/>
+                <w:szCs w:val="18"/>
+              </w:rPr>
+              <w:t xml:space="preserve">/ Xác nhận công việc AWS</w:t>
+            </w:r>
+          </w:p>
+        </w:tc>
+        <w:tc>
+          <w:tcPr>
+            <w:tcW w:type="dxa" w:w="6906"/>
+            <w:tcBorders>
+              <w:top w:val="single" w:color="CCCCCC" w:sz="4"/>
+              <w:left w:val="single" w:color="CCCCCC" w:sz="4"/>
+              <w:bottom w:val="single" w:color="CCCCCC" w:sz="4"/>
+              <w:right w:val="single" w:color="CCCCCC" w:sz="4"/>
+            </w:tcBorders>
+            <w:shd w:fill="FFFFFF" w:val="clear"/>
+            <w:tcMar>
+              <w:top w:type="dxa" w:w="80"/>
+              <w:left w:type="dxa" w:w="120"/>
+              <w:bottom w:type="dxa" w:w="80"/>
+              <w:right w:type="dxa" w:w="120"/>
+            </w:tcMar>
+          </w:tcPr>
+          <w:p>
+            <w:pPr>
+              <w:spacing w:before="0" w:after="0"/>
+            </w:pPr>
+            <w:r>
+              <w:rPr>
+                <w:rFonts w:ascii="BIZ UDPGothic" w:cs="BIZ UDPGothic" w:eastAsia="BIZ UDPGothic" w:hAnsi="BIZ UDPGothic"/>
+                <w:color w:val="404040"/>
+                <w:sz w:val="18"/>
+                <w:szCs w:val="18"/>
+              </w:rPr>
+              <w:t xml:space="preserve">PRDアカウント（332802448674）CloudShellアクセス確認</w:t>
+            </w:r>
+          </w:p>
+          <w:p>
+            <w:pPr>
+              <w:spacing w:before="0" w:after="0"/>
+            </w:pPr>
+            <w:r>
+              <w:rPr>
+                <w:rFonts w:ascii="BIZ UDPGothic" w:cs="BIZ UDPGothic" w:eastAsia="BIZ UDPGothic" w:hAnsi="BIZ UDPGothic"/>
+                <w:color w:val="404040"/>
+                <w:sz w:val="18"/>
+                <w:szCs w:val="18"/>
+              </w:rPr>
+              <w:t xml:space="preserve">現在のインスタンスクラスをaws rds describe-db-instancesで記録</w:t>
+            </w:r>
+          </w:p>
+          <w:p>
+            <w:pPr>
+              <w:spacing w:before="0" w:after="0"/>
+            </w:pPr>
+            <w:r>
+              <w:rPr>
+                <w:rFonts w:ascii="BIZ UDPGothic" w:cs="BIZ UDPGothic" w:eastAsia="BIZ UDPGothic" w:hAnsi="BIZ UDPGothic"/>
+                <w:color w:val="404040"/>
+                <w:sz w:val="18"/>
+                <w:szCs w:val="18"/>
+              </w:rPr>
+              <w:t xml:space="preserve">メンテナンスウィンドウ外での作業を確認</w:t>
+            </w:r>
+          </w:p>
+        </w:tc>
+      </w:tr>
+      <w:tr>
+        <w:trPr>
+          <w:cantSplit/>
+        </w:trPr>
+        <w:tc>
+          <w:tcPr>
+            <w:tcW w:type="dxa" w:w="400"/>
+            <w:tcBorders>
+              <w:top w:val="single" w:color="CCCCCC" w:sz="4"/>
+              <w:left w:val="single" w:color="CCCCCC" w:sz="4"/>
+              <w:bottom w:val="single" w:color="CCCCCC" w:sz="4"/>
+              <w:right w:val="single" w:color="CCCCCC" w:sz="4"/>
+            </w:tcBorders>
+            <w:shd w:fill="FFFFFF" w:val="clear"/>
+            <w:tcMar>
+              <w:top w:type="dxa" w:w="80"/>
+              <w:left w:type="dxa" w:w="120"/>
+              <w:bottom w:type="dxa" w:w="80"/>
+              <w:right w:type="dxa" w:w="120"/>
+            </w:tcMar>
+            <w:vAlign w:val="center"/>
+          </w:tcPr>
+          <w:p>
+            <w:pPr>
+              <w:jc w:val="center"/>
+            </w:pPr>
+            <w:r>
+              <w:rPr>
+                <w:rFonts w:ascii="BIZ UDPGothic" w:cs="BIZ UDPGothic" w:eastAsia="BIZ UDPGothic" w:hAnsi="BIZ UDPGothic"/>
+                <w:b w:val="false"/>
+                <w:bCs w:val="false"/>
+                <w:color w:val="404040"/>
+                <w:sz w:val="18"/>
+                <w:szCs w:val="18"/>
+              </w:rPr>
+              <w:t xml:space="preserve">4</w:t>
+            </w:r>
+          </w:p>
+        </w:tc>
+        <w:tc>
+          <w:tcPr>
+            <w:tcW w:type="dxa" w:w="2200"/>
+            <w:tcBorders>
+              <w:top w:val="single" w:color="CCCCCC" w:sz="4"/>
+              <w:left w:val="single" w:color="CCCCCC" w:sz="4"/>
+              <w:bottom w:val="single" w:color="CCCCCC" w:sz="4"/>
+              <w:right w:val="single" w:color="CCCCCC" w:sz="4"/>
+            </w:tcBorders>
+            <w:shd w:fill="FFFFFF" w:val="clear"/>
+            <w:tcMar>
+              <w:top w:type="dxa" w:w="80"/>
+              <w:left w:type="dxa" w:w="120"/>
+              <w:bottom w:type="dxa" w:w="80"/>
+              <w:right w:type="dxa" w:w="120"/>
+            </w:tcMar>
+          </w:tcPr>
+          <w:p>
+            <w:pPr>
+              <w:spacing w:before="0" w:after="0"/>
+            </w:pPr>
+            <w:r>
+              <w:rPr>
+                <w:rFonts w:ascii="BIZ UDPGothic" w:cs="BIZ UDPGothic" w:eastAsia="BIZ UDPGothic" w:hAnsi="BIZ UDPGothic"/>
+                <w:color w:val="404040"/>
+                <w:sz w:val="18"/>
+                <w:szCs w:val="18"/>
+              </w:rPr>
+              <w:t xml:space="preserve">[事前] デプロイタイムライン</w:t>
+            </w:r>
+          </w:p>
+          <w:p>
+            <w:pPr>
+              <w:spacing w:before="0" w:after="0"/>
+            </w:pPr>
+            <w:r>
+              <w:rPr>
+                <w:rFonts w:ascii="BIZ UDPGothic" w:cs="BIZ UDPGothic" w:eastAsia="BIZ UDPGothic" w:hAnsi="BIZ UDPGothic"/>
+                <w:color w:val="404040"/>
+                <w:sz w:val="18"/>
+                <w:szCs w:val="18"/>
+              </w:rPr>
+              <w:t xml:space="preserve">/ Timeline triển khai</w:t>
+            </w:r>
+          </w:p>
+        </w:tc>
+        <w:tc>
+          <w:tcPr>
+            <w:tcW w:type="dxa" w:w="6906"/>
+            <w:tcBorders>
+              <w:top w:val="single" w:color="CCCCCC" w:sz="4"/>
+              <w:left w:val="single" w:color="CCCCCC" w:sz="4"/>
+              <w:bottom w:val="single" w:color="CCCCCC" w:sz="4"/>
+              <w:right w:val="single" w:color="CCCCCC" w:sz="4"/>
+            </w:tcBorders>
+            <w:shd w:fill="FFFFFF" w:val="clear"/>
+            <w:tcMar>
+              <w:top w:type="dxa" w:w="80"/>
+              <w:left w:type="dxa" w:w="120"/>
+              <w:bottom w:type="dxa" w:w="80"/>
+              <w:right w:type="dxa" w:w="120"/>
+            </w:tcMar>
+          </w:tcPr>
+          <w:p>
+            <w:pPr>
+              <w:spacing w:before="0" w:after="0"/>
+            </w:pPr>
+            <w:r>
+              <w:rPr>
+                <w:rFonts w:ascii="BIZ UDPGothic" w:cs="BIZ UDPGothic" w:eastAsia="BIZ UDPGothic" w:hAnsi="BIZ UDPGothic"/>
+                <w:color w:val="404040"/>
+                <w:sz w:val="18"/>
+                <w:szCs w:val="18"/>
+              </w:rPr>
+              <w:t xml:space="preserve">① Reader ダウンサイズ: 10〜15分（再起動あり）</w:t>
+            </w:r>
+          </w:p>
+          <w:p>
+            <w:pPr>
+              <w:spacing w:before="0" w:after="0"/>
+            </w:pPr>
+            <w:r>
+              <w:rPr>
+                <w:rFonts w:ascii="BIZ UDPGothic" w:cs="BIZ UDPGothic" w:eastAsia="BIZ UDPGothic" w:hAnsi="BIZ UDPGothic"/>
+                <w:color w:val="404040"/>
+                <w:sz w:val="18"/>
+                <w:szCs w:val="18"/>
+              </w:rPr>
+              <w:t xml:space="preserve">② Writer ダウンサイズ: 10〜15分（再起動あり）</w:t>
+            </w:r>
+          </w:p>
+          <w:p>
+            <w:pPr>
+              <w:spacing w:before="0" w:after="0"/>
+            </w:pPr>
+            <w:r>
+              <w:rPr>
+                <w:rFonts w:ascii="BIZ UDPGothic" w:cs="BIZ UDPGothic" w:eastAsia="BIZ UDPGothic" w:hAnsi="BIZ UDPGothic"/>
+                <w:color w:val="404040"/>
+                <w:sz w:val="18"/>
+                <w:szCs w:val="18"/>
+              </w:rPr>
+              <w:t xml:space="preserve">③ 結果確認: 10分</w:t>
+            </w:r>
+          </w:p>
+          <w:p>
+            <w:pPr>
+              <w:spacing w:before="0" w:after="0"/>
+            </w:pPr>
+            <w:r>
+              <w:rPr>
+                <w:rFonts w:ascii="BIZ UDPGothic" w:cs="BIZ UDPGothic" w:eastAsia="BIZ UDPGothic" w:hAnsi="BIZ UDPGothic"/>
+                <w:color w:val="404040"/>
+                <w:sz w:val="18"/>
+                <w:szCs w:val="18"/>
+              </w:rPr>
+              <w:t xml:space="preserve">合計: 約40分（フェイルオーバー発生の可能性あり）</w:t>
+            </w:r>
+          </w:p>
+        </w:tc>
+      </w:tr>
+      <w:tr>
+        <w:trPr>
+          <w:cantSplit/>
+        </w:trPr>
+        <w:tc>
+          <w:tcPr>
+            <w:tcW w:type="dxa" w:w="400"/>
+            <w:tcBorders>
+              <w:top w:val="single" w:color="CCCCCC" w:sz="4"/>
+              <w:left w:val="single" w:color="CCCCCC" w:sz="4"/>
+              <w:bottom w:val="single" w:color="CCCCCC" w:sz="4"/>
+              <w:right w:val="single" w:color="CCCCCC" w:sz="4"/>
+            </w:tcBorders>
+            <w:shd w:fill="FFFFFF" w:val="clear"/>
+            <w:tcMar>
+              <w:top w:type="dxa" w:w="80"/>
+              <w:left w:type="dxa" w:w="120"/>
+              <w:bottom w:type="dxa" w:w="80"/>
+              <w:right w:type="dxa" w:w="120"/>
+            </w:tcMar>
+            <w:vAlign w:val="center"/>
+          </w:tcPr>
+          <w:p>
+            <w:pPr>
+              <w:jc w:val="center"/>
+            </w:pPr>
+            <w:r>
+              <w:rPr>
+                <w:rFonts w:ascii="BIZ UDPGothic" w:cs="BIZ UDPGothic" w:eastAsia="BIZ UDPGothic" w:hAnsi="BIZ UDPGothic"/>
+                <w:b w:val="false"/>
+                <w:bCs w:val="false"/>
+                <w:color w:val="404040"/>
+                <w:sz w:val="18"/>
+                <w:szCs w:val="18"/>
+              </w:rPr>
+              <w:t xml:space="preserve">5</w:t>
+            </w:r>
+          </w:p>
+        </w:tc>
+        <w:tc>
+          <w:tcPr>
+            <w:tcW w:type="dxa" w:w="2200"/>
+            <w:tcBorders>
+              <w:top w:val="single" w:color="CCCCCC" w:sz="4"/>
+              <w:left w:val="single" w:color="CCCCCC" w:sz="4"/>
+              <w:bottom w:val="single" w:color="CCCCCC" w:sz="4"/>
+              <w:right w:val="single" w:color="CCCCCC" w:sz="4"/>
+            </w:tcBorders>
+            <w:shd w:fill="FFFFFF" w:val="clear"/>
+            <w:tcMar>
+              <w:top w:type="dxa" w:w="80"/>
+              <w:left w:type="dxa" w:w="120"/>
+              <w:bottom w:type="dxa" w:w="80"/>
+              <w:right w:type="dxa" w:w="120"/>
+            </w:tcMar>
+          </w:tcPr>
+          <w:p>
+            <w:pPr>
+              <w:spacing w:before="0" w:after="0"/>
+            </w:pPr>
+            <w:r>
+              <w:rPr>
+                <w:rFonts w:ascii="BIZ UDPGothic" w:cs="BIZ UDPGothic" w:eastAsia="BIZ UDPGothic" w:hAnsi="BIZ UDPGothic"/>
+                <w:color w:val="404040"/>
+                <w:sz w:val="18"/>
+                <w:szCs w:val="18"/>
+              </w:rPr>
+              <w:t xml:space="preserve">[事前] 担当者確認</w:t>
+            </w:r>
+          </w:p>
+          <w:p>
+            <w:pPr>
+              <w:spacing w:before="0" w:after="0"/>
+            </w:pPr>
+            <w:r>
+              <w:rPr>
+                <w:rFonts w:ascii="BIZ UDPGothic" w:cs="BIZ UDPGothic" w:eastAsia="BIZ UDPGothic" w:hAnsi="BIZ UDPGothic"/>
+                <w:color w:val="404040"/>
+                <w:sz w:val="18"/>
+                <w:szCs w:val="18"/>
+              </w:rPr>
+              <w:t xml:space="preserve">/ Xác nhận người phụ trách</w:t>
+            </w:r>
+          </w:p>
+        </w:tc>
+        <w:tc>
+          <w:tcPr>
+            <w:tcW w:type="dxa" w:w="6906"/>
+            <w:tcBorders>
+              <w:top w:val="single" w:color="CCCCCC" w:sz="4"/>
+              <w:left w:val="single" w:color="CCCCCC" w:sz="4"/>
+              <w:bottom w:val="single" w:color="CCCCCC" w:sz="4"/>
+              <w:right w:val="single" w:color="CCCCCC" w:sz="4"/>
+            </w:tcBorders>
+            <w:shd w:fill="FFFFFF" w:val="clear"/>
+            <w:tcMar>
+              <w:top w:type="dxa" w:w="80"/>
+              <w:left w:type="dxa" w:w="120"/>
+              <w:bottom w:type="dxa" w:w="80"/>
+              <w:right w:type="dxa" w:w="120"/>
+            </w:tcMar>
+          </w:tcPr>
+          <w:p>
+            <w:pPr>
+              <w:spacing w:before="0" w:after="0"/>
+            </w:pPr>
+            <w:r>
+              <w:rPr>
+                <w:rFonts w:ascii="BIZ UDPGothic" w:cs="BIZ UDPGothic" w:eastAsia="BIZ UDPGothic" w:hAnsi="BIZ UDPGothic"/>
+                <w:color w:val="404040"/>
+                <w:sz w:val="18"/>
+                <w:szCs w:val="18"/>
+              </w:rPr>
+              <w:t xml:space="preserve">作業: Thanh Nguyên</w:t>
+            </w:r>
+          </w:p>
+          <w:p>
+            <w:pPr>
+              <w:spacing w:before="0" w:after="0"/>
+            </w:pPr>
+            <w:r>
+              <w:rPr>
+                <w:rFonts w:ascii="BIZ UDPGothic" w:cs="BIZ UDPGothic" w:eastAsia="BIZ UDPGothic" w:hAnsi="BIZ UDPGothic"/>
+                <w:color w:val="404040"/>
+                <w:sz w:val="18"/>
+                <w:szCs w:val="18"/>
+              </w:rPr>
+              <w:t xml:space="preserve">レビュー: きよはら</w:t>
+            </w:r>
+          </w:p>
+          <w:p>
+            <w:pPr>
+              <w:spacing w:before="0" w:after="0"/>
+            </w:pPr>
+            <w:r>
+              <w:rPr>
+                <w:rFonts w:ascii="BIZ UDPGothic" w:cs="BIZ UDPGothic" w:eastAsia="BIZ UDPGothic" w:hAnsi="BIZ UDPGothic"/>
+                <w:color w:val="404040"/>
+                <w:sz w:val="18"/>
+                <w:szCs w:val="18"/>
+              </w:rPr>
+              <w:t xml:space="preserve">立会: きよはら（本番DB変更のため）</w:t>
+            </w:r>
+          </w:p>
+        </w:tc>
+      </w:tr>
+      <w:tr>
+        <w:trPr>
+          <w:cantSplit/>
+        </w:trPr>
+        <w:tc>
+          <w:tcPr>
+            <w:tcW w:type="dxa" w:w="400"/>
+            <w:tcBorders>
+              <w:top w:val="single" w:color="CCCCCC" w:sz="4"/>
+              <w:left w:val="single" w:color="CCCCCC" w:sz="4"/>
+              <w:bottom w:val="single" w:color="CCCCCC" w:sz="4"/>
+              <w:right w:val="single" w:color="CCCCCC" w:sz="4"/>
+            </w:tcBorders>
+            <w:shd w:fill="FFFFFF" w:val="clear"/>
+            <w:tcMar>
+              <w:top w:type="dxa" w:w="80"/>
+              <w:left w:type="dxa" w:w="120"/>
+              <w:bottom w:type="dxa" w:w="80"/>
+              <w:right w:type="dxa" w:w="120"/>
+            </w:tcMar>
+            <w:vAlign w:val="center"/>
+          </w:tcPr>
+          <w:p>
+            <w:pPr>
+              <w:jc w:val="center"/>
+            </w:pPr>
+            <w:r>
+              <w:rPr>
+                <w:rFonts w:ascii="BIZ UDPGothic" w:cs="BIZ UDPGothic" w:eastAsia="BIZ UDPGothic" w:hAnsi="BIZ UDPGothic"/>
+                <w:b w:val="false"/>
+                <w:bCs w:val="false"/>
+                <w:color w:val="404040"/>
+                <w:sz w:val="18"/>
+                <w:szCs w:val="18"/>
+              </w:rPr>
+              <w:t xml:space="preserve">6</w:t>
+            </w:r>
+          </w:p>
+        </w:tc>
+        <w:tc>
+          <w:tcPr>
+            <w:tcW w:type="dxa" w:w="2200"/>
+            <w:tcBorders>
+              <w:top w:val="single" w:color="CCCCCC" w:sz="4"/>
+              <w:left w:val="single" w:color="CCCCCC" w:sz="4"/>
+              <w:bottom w:val="single" w:color="CCCCCC" w:sz="4"/>
+              <w:right w:val="single" w:color="CCCCCC" w:sz="4"/>
+            </w:tcBorders>
+            <w:shd w:fill="FFFFFF" w:val="clear"/>
+            <w:tcMar>
+              <w:top w:type="dxa" w:w="80"/>
+              <w:left w:type="dxa" w:w="120"/>
+              <w:bottom w:type="dxa" w:w="80"/>
+              <w:right w:type="dxa" w:w="120"/>
+            </w:tcMar>
+          </w:tcPr>
+          <w:p>
+            <w:pPr>
+              <w:spacing w:before="0" w:after="0"/>
+            </w:pPr>
+            <w:r>
+              <w:rPr>
+                <w:rFonts w:ascii="BIZ UDPGothic" w:cs="BIZ UDPGothic" w:eastAsia="BIZ UDPGothic" w:hAnsi="BIZ UDPGothic"/>
+                <w:color w:val="404040"/>
+                <w:sz w:val="18"/>
+                <w:szCs w:val="18"/>
+              </w:rPr>
+              <w:t xml:space="preserve">[事後] デプロイ後確認</w:t>
+            </w:r>
+          </w:p>
+          <w:p>
+            <w:pPr>
+              <w:spacing w:before="0" w:after="0"/>
+            </w:pPr>
+            <w:r>
+              <w:rPr>
+                <w:rFonts w:ascii="BIZ UDPGothic" w:cs="BIZ UDPGothic" w:eastAsia="BIZ UDPGothic" w:hAnsi="BIZ UDPGothic"/>
+                <w:color w:val="404040"/>
+                <w:sz w:val="18"/>
+                <w:szCs w:val="18"/>
+              </w:rPr>
+              <w:t xml:space="preserve">/ Kiểm tra sau deploy</w:t>
+            </w:r>
+          </w:p>
+        </w:tc>
+        <w:tc>
+          <w:tcPr>
+            <w:tcW w:type="dxa" w:w="6906"/>
+            <w:tcBorders>
+              <w:top w:val="single" w:color="CCCCCC" w:sz="4"/>
+              <w:left w:val="single" w:color="CCCCCC" w:sz="4"/>
+              <w:bottom w:val="single" w:color="CCCCCC" w:sz="4"/>
+              <w:right w:val="single" w:color="CCCCCC" w:sz="4"/>
+            </w:tcBorders>
+            <w:shd w:fill="FFFFFF" w:val="clear"/>
+            <w:tcMar>
+              <w:top w:type="dxa" w:w="80"/>
+              <w:left w:type="dxa" w:w="120"/>
+              <w:bottom w:type="dxa" w:w="80"/>
+              <w:right w:type="dxa" w:w="120"/>
+            </w:tcMar>
+          </w:tcPr>
+          <w:p>
+            <w:pPr>
+              <w:spacing w:before="0" w:after="0"/>
+            </w:pPr>
+            <w:r>
+              <w:rPr>
+                <w:rFonts w:ascii="BIZ UDPGothic" w:cs="BIZ UDPGothic" w:eastAsia="BIZ UDPGothic" w:hAnsi="BIZ UDPGothic"/>
+                <w:color w:val="404040"/>
+                <w:sz w:val="18"/>
+                <w:szCs w:val="18"/>
+              </w:rPr>
+              <w:t xml:space="preserve">□ instance-2（Reader）が新クラスで稼働していること</w:t>
+            </w:r>
+          </w:p>
+          <w:p>
+            <w:pPr>
+              <w:spacing w:before="0" w:after="0"/>
+            </w:pPr>
+            <w:r>
+              <w:rPr>
+                <w:rFonts w:ascii="BIZ UDPGothic" w:cs="BIZ UDPGothic" w:eastAsia="BIZ UDPGothic" w:hAnsi="BIZ UDPGothic"/>
+                <w:color w:val="404040"/>
+                <w:sz w:val="18"/>
+                <w:szCs w:val="18"/>
+              </w:rPr>
+              <w:t xml:space="preserve">□ instance-1（Writer）が新クラスで稼働していること</w:t>
+            </w:r>
+          </w:p>
+          <w:p>
+            <w:pPr>
+              <w:spacing w:before="0" w:after="0"/>
+            </w:pPr>
+            <w:r>
+              <w:rPr>
+                <w:rFonts w:ascii="BIZ UDPGothic" w:cs="BIZ UDPGothic" w:eastAsia="BIZ UDPGothic" w:hAnsi="BIZ UDPGothic"/>
+                <w:color w:val="404040"/>
+                <w:sz w:val="18"/>
+                <w:szCs w:val="18"/>
+              </w:rPr>
+              <w:t xml:space="preserve">□ アプリケーションからDB接続が正常であること</w:t>
+            </w:r>
+          </w:p>
+          <w:p>
+            <w:pPr>
+              <w:spacing w:before="0" w:after="0"/>
+            </w:pPr>
+            <w:r>
+              <w:rPr>
+                <w:rFonts w:ascii="BIZ UDPGothic" w:cs="BIZ UDPGothic" w:eastAsia="BIZ UDPGothic" w:hAnsi="BIZ UDPGothic"/>
+                <w:color w:val="404040"/>
+                <w:sz w:val="18"/>
+                <w:szCs w:val="18"/>
+              </w:rPr>
+              <w:t xml:space="preserve">□ CloudWatch CPU/メモリ使用率が正常範囲内であること</w:t>
+            </w:r>
+          </w:p>
+        </w:tc>
+      </w:tr>
+      <w:tr>
+        <w:trPr>
+          <w:cantSplit/>
+        </w:trPr>
+        <w:tc>
+          <w:tcPr>
+            <w:tcW w:type="dxa" w:w="400"/>
+            <w:tcBorders>
+              <w:top w:val="single" w:color="CCCCCC" w:sz="4"/>
+              <w:left w:val="single" w:color="CCCCCC" w:sz="4"/>
+              <w:bottom w:val="single" w:color="CCCCCC" w:sz="4"/>
+              <w:right w:val="single" w:color="CCCCCC" w:sz="4"/>
+            </w:tcBorders>
+            <w:shd w:fill="FFFFFF" w:val="clear"/>
+            <w:tcMar>
+              <w:top w:type="dxa" w:w="80"/>
+              <w:left w:type="dxa" w:w="120"/>
+              <w:bottom w:type="dxa" w:w="80"/>
+              <w:right w:type="dxa" w:w="120"/>
+            </w:tcMar>
+            <w:vAlign w:val="center"/>
+          </w:tcPr>
+          <w:p>
+            <w:pPr>
+              <w:jc w:val="center"/>
+            </w:pPr>
+            <w:r>
+              <w:rPr>
+                <w:rFonts w:ascii="BIZ UDPGothic" w:cs="BIZ UDPGothic" w:eastAsia="BIZ UDPGothic" w:hAnsi="BIZ UDPGothic"/>
+                <w:b w:val="false"/>
+                <w:bCs w:val="false"/>
+                <w:color w:val="404040"/>
+                <w:sz w:val="18"/>
+                <w:szCs w:val="18"/>
+              </w:rPr>
+              <w:t xml:space="preserve">7</w:t>
+            </w:r>
+          </w:p>
+        </w:tc>
+        <w:tc>
+          <w:tcPr>
+            <w:tcW w:type="dxa" w:w="2200"/>
+            <w:tcBorders>
+              <w:top w:val="single" w:color="CCCCCC" w:sz="4"/>
+              <w:left w:val="single" w:color="CCCCCC" w:sz="4"/>
+              <w:bottom w:val="single" w:color="CCCCCC" w:sz="4"/>
+              <w:right w:val="single" w:color="CCCCCC" w:sz="4"/>
+            </w:tcBorders>
+            <w:shd w:fill="FFFFFF" w:val="clear"/>
+            <w:tcMar>
+              <w:top w:type="dxa" w:w="80"/>
+              <w:left w:type="dxa" w:w="120"/>
+              <w:bottom w:type="dxa" w:w="80"/>
+              <w:right w:type="dxa" w:w="120"/>
+            </w:tcMar>
+          </w:tcPr>
+          <w:p>
+            <w:pPr>
+              <w:spacing w:before="0" w:after="0"/>
+            </w:pPr>
+            <w:r>
+              <w:rPr>
+                <w:rFonts w:ascii="BIZ UDPGothic" w:cs="BIZ UDPGothic" w:eastAsia="BIZ UDPGothic" w:hAnsi="BIZ UDPGothic"/>
+                <w:color w:val="404040"/>
+                <w:sz w:val="18"/>
+                <w:szCs w:val="18"/>
+              </w:rPr>
+              <w:t xml:space="preserve">[事後] Go-Live後の監視</w:t>
+            </w:r>
+          </w:p>
+          <w:p>
+            <w:pPr>
+              <w:spacing w:before="0" w:after="0"/>
+            </w:pPr>
+            <w:r>
+              <w:rPr>
+                <w:rFonts w:ascii="BIZ UDPGothic" w:cs="BIZ UDPGothic" w:eastAsia="BIZ UDPGothic" w:hAnsi="BIZ UDPGothic"/>
+                <w:color w:val="404040"/>
+                <w:sz w:val="18"/>
+                <w:szCs w:val="18"/>
+              </w:rPr>
+              <w:t xml:space="preserve">/ Giám sát sau Go-Live</w:t>
+            </w:r>
+          </w:p>
+        </w:tc>
+        <w:tc>
+          <w:tcPr>
+            <w:tcW w:type="dxa" w:w="6906"/>
+            <w:tcBorders>
+              <w:top w:val="single" w:color="CCCCCC" w:sz="4"/>
+              <w:left w:val="single" w:color="CCCCCC" w:sz="4"/>
+              <w:bottom w:val="single" w:color="CCCCCC" w:sz="4"/>
+              <w:right w:val="single" w:color="CCCCCC" w:sz="4"/>
+            </w:tcBorders>
+            <w:shd w:fill="FFFFFF" w:val="clear"/>
+            <w:tcMar>
+              <w:top w:type="dxa" w:w="80"/>
+              <w:left w:type="dxa" w:w="120"/>
+              <w:bottom w:type="dxa" w:w="80"/>
+              <w:right w:type="dxa" w:w="120"/>
+            </w:tcMar>
+          </w:tcPr>
+          <w:p>
+            <w:pPr>
+              <w:spacing w:before="0" w:after="0"/>
+            </w:pPr>
+            <w:r>
+              <w:rPr>
+                <w:rFonts w:ascii="BIZ UDPGothic" w:cs="BIZ UDPGothic" w:eastAsia="BIZ UDPGothic" w:hAnsi="BIZ UDPGothic"/>
+                <w:color w:val="404040"/>
+                <w:sz w:val="18"/>
+                <w:szCs w:val="18"/>
+              </w:rPr>
+              <w:t xml:space="preserve">監視期間: 作業後1週間</w:t>
+            </w:r>
+          </w:p>
+          <w:p>
+            <w:pPr>
+              <w:spacing w:before="0" w:after="0"/>
+            </w:pPr>
+            <w:r>
+              <w:rPr>
+                <w:rFonts w:ascii="BIZ UDPGothic" w:cs="BIZ UDPGothic" w:eastAsia="BIZ UDPGothic" w:hAnsi="BIZ UDPGothic"/>
+                <w:color w:val="404040"/>
+                <w:sz w:val="18"/>
+                <w:szCs w:val="18"/>
+              </w:rPr>
+              <w:t xml:space="preserve">確認方法: CloudWatch RDSメトリクス（CPU/Memory/Connections）</w:t>
+            </w:r>
+          </w:p>
+          <w:p>
+            <w:pPr>
+              <w:spacing w:before="0" w:after="0"/>
+            </w:pPr>
+            <w:r>
+              <w:rPr>
+                <w:rFonts w:ascii="BIZ UDPGothic" w:cs="BIZ UDPGothic" w:eastAsia="BIZ UDPGothic" w:hAnsi="BIZ UDPGothic"/>
+                <w:color w:val="404040"/>
+                <w:sz w:val="18"/>
+                <w:szCs w:val="18"/>
+              </w:rPr>
+              <w:t xml:space="preserve">異常時: 元のインスタンスクラスに戻す（同コマンドで旧クラスを指定）</w:t>
+            </w:r>
+          </w:p>
+        </w:tc>
+      </w:tr>
+      <w:tr>
+        <w:trPr>
+          <w:cantSplit/>
+        </w:trPr>
+        <w:tc>
+          <w:tcPr>
+            <w:tcW w:type="dxa" w:w="400"/>
+            <w:tcBorders>
+              <w:top w:val="single" w:color="CCCCCC" w:sz="4"/>
+              <w:left w:val="single" w:color="CCCCCC" w:sz="4"/>
+              <w:bottom w:val="single" w:color="CCCCCC" w:sz="4"/>
+              <w:right w:val="single" w:color="CCCCCC" w:sz="4"/>
+            </w:tcBorders>
+            <w:shd w:fill="FFFFFF" w:val="clear"/>
+            <w:tcMar>
+              <w:top w:type="dxa" w:w="80"/>
+              <w:left w:type="dxa" w:w="120"/>
+              <w:bottom w:type="dxa" w:w="80"/>
+              <w:right w:type="dxa" w:w="120"/>
+            </w:tcMar>
+            <w:vAlign w:val="center"/>
+          </w:tcPr>
+          <w:p>
+            <w:pPr>
+              <w:jc w:val="center"/>
+            </w:pPr>
+            <w:r>
+              <w:rPr>
+                <w:rFonts w:ascii="BIZ UDPGothic" w:cs="BIZ UDPGothic" w:eastAsia="BIZ UDPGothic" w:hAnsi="BIZ UDPGothic"/>
+                <w:b w:val="false"/>
+                <w:bCs w:val="false"/>
+                <w:color w:val="404040"/>
+                <w:sz w:val="18"/>
+                <w:szCs w:val="18"/>
+              </w:rPr>
+              <w:t xml:space="preserve">8</w:t>
+            </w:r>
+          </w:p>
+        </w:tc>
+        <w:tc>
+          <w:tcPr>
+            <w:tcW w:type="dxa" w:w="2200"/>
+            <w:tcBorders>
+              <w:top w:val="single" w:color="CCCCCC" w:sz="4"/>
+              <w:left w:val="single" w:color="CCCCCC" w:sz="4"/>
+              <w:bottom w:val="single" w:color="CCCCCC" w:sz="4"/>
+              <w:right w:val="single" w:color="CCCCCC" w:sz="4"/>
+            </w:tcBorders>
+            <w:shd w:fill="FFFFFF" w:val="clear"/>
+            <w:tcMar>
+              <w:top w:type="dxa" w:w="80"/>
+              <w:left w:type="dxa" w:w="120"/>
+              <w:bottom w:type="dxa" w:w="80"/>
+              <w:right w:type="dxa" w:w="120"/>
+            </w:tcMar>
+          </w:tcPr>
+          <w:p>
+            <w:pPr>
+              <w:spacing w:before="0" w:after="0"/>
+            </w:pPr>
+            <w:r>
+              <w:rPr>
+                <w:rFonts w:ascii="BIZ UDPGothic" w:cs="BIZ UDPGothic" w:eastAsia="BIZ UDPGothic" w:hAnsi="BIZ UDPGothic"/>
+                <w:color w:val="404040"/>
+                <w:sz w:val="18"/>
+                <w:szCs w:val="18"/>
+              </w:rPr>
+              <w:t xml:space="preserve">[参考] テストシナリオ</w:t>
+            </w:r>
+          </w:p>
+          <w:p>
+            <w:pPr>
+              <w:spacing w:before="0" w:after="0"/>
+            </w:pPr>
+            <w:r>
+              <w:rPr>
+                <w:rFonts w:ascii="BIZ UDPGothic" w:cs="BIZ UDPGothic" w:eastAsia="BIZ UDPGothic" w:hAnsi="BIZ UDPGothic"/>
+                <w:color w:val="404040"/>
+                <w:sz w:val="18"/>
+                <w:szCs w:val="18"/>
+              </w:rPr>
+              <w:t xml:space="preserve">/ Kịch bản kiểm thử</w:t>
+            </w:r>
+          </w:p>
+        </w:tc>
+        <w:tc>
+          <w:tcPr>
+            <w:tcW w:type="dxa" w:w="6906"/>
+            <w:tcBorders>
+              <w:top w:val="single" w:color="CCCCCC" w:sz="4"/>
+              <w:left w:val="single" w:color="CCCCCC" w:sz="4"/>
+              <w:bottom w:val="single" w:color="CCCCCC" w:sz="4"/>
+              <w:right w:val="single" w:color="CCCCCC" w:sz="4"/>
+            </w:tcBorders>
+            <w:shd w:fill="FFFFFF" w:val="clear"/>
+            <w:tcMar>
+              <w:top w:type="dxa" w:w="80"/>
+              <w:left w:type="dxa" w:w="120"/>
+              <w:bottom w:type="dxa" w:w="80"/>
+              <w:right w:type="dxa" w:w="120"/>
+            </w:tcMar>
+          </w:tcPr>
+          <w:p>
+            <w:pPr>
+              <w:spacing w:before="0" w:after="0"/>
+            </w:pPr>
+            <w:r>
+              <w:rPr>
+                <w:rFonts w:ascii="BIZ UDPGothic" w:cs="BIZ UDPGothic" w:eastAsia="BIZ UDPGothic" w:hAnsi="BIZ UDPGothic"/>
+                <w:color w:val="404040"/>
+                <w:sz w:val="18"/>
+                <w:szCs w:val="18"/>
+              </w:rPr>
+              <w:t xml:space="preserve">T1: Reader インスタンスクラス確認</w:t>
+            </w:r>
+          </w:p>
+          <w:p>
+            <w:pPr>
+              <w:spacing w:before="0" w:after="0"/>
+            </w:pPr>
+            <w:r>
+              <w:rPr>
+                <w:rFonts w:ascii="BIZ UDPGothic" w:cs="BIZ UDPGothic" w:eastAsia="BIZ UDPGothic" w:hAnsi="BIZ UDPGothic"/>
+                <w:color w:val="404040"/>
+                <w:sz w:val="18"/>
+                <w:szCs w:val="18"/>
+              </w:rPr>
+              <w:t xml:space="preserve">T2: Writer インスタンスクラス確認</w:t>
+            </w:r>
+          </w:p>
+          <w:p>
+            <w:pPr>
+              <w:spacing w:before="0" w:after="0"/>
+            </w:pPr>
+            <w:r>
+              <w:rPr>
+                <w:rFonts w:ascii="BIZ UDPGothic" w:cs="BIZ UDPGothic" w:eastAsia="BIZ UDPGothic" w:hAnsi="BIZ UDPGothic"/>
+                <w:color w:val="404040"/>
+                <w:sz w:val="18"/>
+                <w:szCs w:val="18"/>
+              </w:rPr>
+              <w:t xml:space="preserve">T3: アプリDB接続確認</w:t>
+            </w:r>
+          </w:p>
+          <w:p>
+            <w:pPr>
+              <w:spacing w:before="0" w:after="0"/>
+            </w:pPr>
+            <w:r>
+              <w:rPr>
+                <w:rFonts w:ascii="BIZ UDPGothic" w:cs="BIZ UDPGothic" w:eastAsia="BIZ UDPGothic" w:hAnsi="BIZ UDPGothic"/>
+                <w:color w:val="404040"/>
+                <w:sz w:val="18"/>
+                <w:szCs w:val="18"/>
+              </w:rPr>
+              <w:t xml:space="preserve">T4: CloudWatchメトリクス正常確認</w:t>
+            </w:r>
+          </w:p>
+        </w:tc>
+      </w:tr>
+    </w:tbl>
     <w:p>
       <w:pPr>
         <w:spacing w:before="100" w:after="100"/>
